--- a/downloads/ss518/7. Claude Code.docx
+++ b/downloads/ss518/7. Claude Code.docx
@@ -461,7 +461,7 @@
     <w:p>
       <w:pPr>
         <w:rPr>
-          <w:rFonts w:asciiTheme="majorBidi" w:hAnsiTheme="majorBidi" w:cstheme="majorBidi" w:hint="cs"/>
+          <w:rFonts w:asciiTheme="majorBidi" w:hAnsiTheme="majorBidi" w:cstheme="majorBidi"/>
           <w:sz w:val="40"/>
           <w:szCs w:val="40"/>
           <w:cs/>
@@ -811,7 +811,7 @@
         <w:pStyle w:val="a9"/>
         <w:ind w:left="360"/>
         <w:rPr>
-          <w:rFonts w:asciiTheme="majorBidi" w:hAnsiTheme="majorBidi" w:cstheme="majorBidi" w:hint="cs"/>
+          <w:rFonts w:asciiTheme="majorBidi" w:hAnsiTheme="majorBidi" w:cstheme="majorBidi"/>
           <w:b/>
           <w:bCs/>
           <w:sz w:val="40"/>
@@ -956,15 +956,7 @@
           <w:sz w:val="40"/>
           <w:szCs w:val="40"/>
         </w:rPr>
-        <w:t>2</w:t>
-      </w:r>
-      <w:r>
-        <w:rPr>
-          <w:rFonts w:asciiTheme="majorBidi" w:hAnsiTheme="majorBidi" w:cstheme="majorBidi"/>
-          <w:sz w:val="40"/>
-          <w:szCs w:val="40"/>
-        </w:rPr>
-        <w:t xml:space="preserve"> </w:t>
+        <w:t xml:space="preserve">2 </w:t>
       </w:r>
       <w:r>
         <w:rPr>
@@ -981,15 +973,7 @@
           <w:sz w:val="40"/>
           <w:szCs w:val="40"/>
         </w:rPr>
-        <w:t>2</w:t>
-      </w:r>
-      <w:r>
-        <w:rPr>
-          <w:rFonts w:asciiTheme="majorBidi" w:hAnsiTheme="majorBidi" w:cstheme="majorBidi"/>
-          <w:sz w:val="40"/>
-          <w:szCs w:val="40"/>
-        </w:rPr>
-        <w:t xml:space="preserve"> </w:t>
+        <w:t xml:space="preserve">2 </w:t>
       </w:r>
       <w:r>
         <w:rPr>
@@ -1026,15 +1010,7 @@
           <w:sz w:val="40"/>
           <w:szCs w:val="40"/>
         </w:rPr>
-        <w:t>3</w:t>
-      </w:r>
-      <w:r>
-        <w:rPr>
-          <w:rFonts w:asciiTheme="majorBidi" w:hAnsiTheme="majorBidi" w:cstheme="majorBidi"/>
-          <w:sz w:val="40"/>
-          <w:szCs w:val="40"/>
-        </w:rPr>
-        <w:t xml:space="preserve"> </w:t>
+        <w:t xml:space="preserve">3 </w:t>
       </w:r>
       <w:r>
         <w:rPr>
@@ -1051,15 +1027,7 @@
           <w:sz w:val="40"/>
           <w:szCs w:val="40"/>
         </w:rPr>
-        <w:t>16</w:t>
-      </w:r>
-      <w:r>
-        <w:rPr>
-          <w:rFonts w:asciiTheme="majorBidi" w:hAnsiTheme="majorBidi" w:cstheme="majorBidi"/>
-          <w:sz w:val="40"/>
-          <w:szCs w:val="40"/>
-        </w:rPr>
-        <w:t xml:space="preserve"> </w:t>
+        <w:t xml:space="preserve">16 </w:t>
       </w:r>
       <w:r>
         <w:rPr>
@@ -1430,7 +1398,7 @@
         <w:pStyle w:val="a9"/>
         <w:ind w:left="360"/>
         <w:rPr>
-          <w:rFonts w:asciiTheme="majorBidi" w:hAnsiTheme="majorBidi" w:cstheme="majorBidi" w:hint="cs"/>
+          <w:rFonts w:asciiTheme="majorBidi" w:hAnsiTheme="majorBidi" w:cstheme="majorBidi"/>
           <w:sz w:val="40"/>
           <w:szCs w:val="40"/>
           <w:cs/>
@@ -1797,7 +1765,7 @@
           <w:szCs w:val="40"/>
         </w:rPr>
         <w:pict w14:anchorId="6F6652FD">
-          <v:rect id="_x0000_i1078" style="width:0;height:1.5pt" o:hralign="center" o:hrstd="t" o:hr="t" fillcolor="#a0a0a0" stroked="f"/>
+          <v:rect id="_x0000_i1025" style="width:0;height:1.5pt" o:hralign="center" o:hrstd="t" o:hr="t" fillcolor="#a0a0a0" stroked="f"/>
         </w:pict>
       </w:r>
     </w:p>
@@ -2239,7 +2207,7 @@
           <w:szCs w:val="40"/>
         </w:rPr>
         <w:pict w14:anchorId="438AB34A">
-          <v:rect id="_x0000_i1079" style="width:0;height:1.5pt" o:hralign="center" o:hrstd="t" o:hr="t" fillcolor="#a0a0a0" stroked="f"/>
+          <v:rect id="_x0000_i1026" style="width:0;height:1.5pt" o:hralign="center" o:hrstd="t" o:hr="t" fillcolor="#a0a0a0" stroked="f"/>
         </w:pict>
       </w:r>
     </w:p>
@@ -4074,7 +4042,7 @@
           <w:szCs w:val="40"/>
         </w:rPr>
         <w:pict w14:anchorId="3B0CEFA1">
-          <v:rect id="_x0000_i1080" style="width:0;height:1.5pt" o:hralign="center" o:hrstd="t" o:hr="t" fillcolor="#a0a0a0" stroked="f"/>
+          <v:rect id="_x0000_i1027" style="width:0;height:1.5pt" o:hralign="center" o:hrstd="t" o:hr="t" fillcolor="#a0a0a0" stroked="f"/>
         </w:pict>
       </w:r>
     </w:p>
@@ -4909,7 +4877,7 @@
           <w:szCs w:val="40"/>
         </w:rPr>
         <w:pict w14:anchorId="7A51D3D8">
-          <v:rect id="_x0000_i1081" style="width:0;height:1.5pt" o:hralign="center" o:hrstd="t" o:hr="t" fillcolor="#a0a0a0" stroked="f"/>
+          <v:rect id="_x0000_i1028" style="width:0;height:1.5pt" o:hralign="center" o:hrstd="t" o:hr="t" fillcolor="#a0a0a0" stroked="f"/>
         </w:pict>
       </w:r>
     </w:p>
@@ -6227,7 +6195,7 @@
           <w:szCs w:val="40"/>
         </w:rPr>
         <w:pict w14:anchorId="4A0DDE0F">
-          <v:rect id="_x0000_i1092" style="width:0;height:1.5pt" o:hralign="center" o:hrstd="t" o:hr="t" fillcolor="#a0a0a0" stroked="f"/>
+          <v:rect id="_x0000_i1029" style="width:0;height:1.5pt" o:hralign="center" o:hrstd="t" o:hr="t" fillcolor="#a0a0a0" stroked="f"/>
         </w:pict>
       </w:r>
     </w:p>
@@ -7423,7 +7391,7 @@
           <w:szCs w:val="40"/>
         </w:rPr>
         <w:pict w14:anchorId="242C5CB6">
-          <v:rect id="_x0000_i1106" style="width:0;height:1.5pt" o:hralign="center" o:hrstd="t" o:hr="t" fillcolor="#a0a0a0" stroked="f"/>
+          <v:rect id="_x0000_i1030" style="width:0;height:1.5pt" o:hralign="center" o:hrstd="t" o:hr="t" fillcolor="#a0a0a0" stroked="f"/>
         </w:pict>
       </w:r>
     </w:p>
@@ -8216,7 +8184,7 @@
           <w:szCs w:val="40"/>
         </w:rPr>
         <w:pict w14:anchorId="54ED7374">
-          <v:rect id="_x0000_i1107" style="width:0;height:1.5pt" o:hralign="center" o:hrstd="t" o:hr="t" fillcolor="#a0a0a0" stroked="f"/>
+          <v:rect id="_x0000_i1031" style="width:0;height:1.5pt" o:hralign="center" o:hrstd="t" o:hr="t" fillcolor="#a0a0a0" stroked="f"/>
         </w:pict>
       </w:r>
     </w:p>
@@ -8706,7 +8674,7 @@
           <w:szCs w:val="40"/>
         </w:rPr>
         <w:pict w14:anchorId="6E264BCA">
-          <v:rect id="_x0000_i1128" style="width:0;height:1.5pt" o:hralign="center" o:hrstd="t" o:hr="t" fillcolor="#a0a0a0" stroked="f"/>
+          <v:rect id="_x0000_i1032" style="width:0;height:1.5pt" o:hralign="center" o:hrstd="t" o:hr="t" fillcolor="#a0a0a0" stroked="f"/>
         </w:pict>
       </w:r>
     </w:p>
@@ -9005,7 +8973,7 @@
           <w:szCs w:val="40"/>
         </w:rPr>
         <w:pict w14:anchorId="4E366976">
-          <v:rect id="_x0000_i1129" style="width:0;height:1.5pt" o:hralign="center" o:hrstd="t" o:hr="t" fillcolor="#a0a0a0" stroked="f"/>
+          <v:rect id="_x0000_i1033" style="width:0;height:1.5pt" o:hralign="center" o:hrstd="t" o:hr="t" fillcolor="#a0a0a0" stroked="f"/>
         </w:pict>
       </w:r>
     </w:p>
@@ -10195,7 +10163,7 @@
           <w:szCs w:val="40"/>
         </w:rPr>
         <w:pict w14:anchorId="1878C5FC">
-          <v:rect id="_x0000_i1130" style="width:0;height:1.5pt" o:hralign="center" o:hrstd="t" o:hr="t" fillcolor="#a0a0a0" stroked="f"/>
+          <v:rect id="_x0000_i1034" style="width:0;height:1.5pt" o:hralign="center" o:hrstd="t" o:hr="t" fillcolor="#a0a0a0" stroked="f"/>
         </w:pict>
       </w:r>
     </w:p>
@@ -10304,7 +10272,7 @@
         <w:pStyle w:val="a9"/>
         <w:ind w:left="360"/>
         <w:rPr>
-          <w:rFonts w:asciiTheme="majorBidi" w:hAnsiTheme="majorBidi" w:cstheme="majorBidi" w:hint="cs"/>
+          <w:rFonts w:asciiTheme="majorBidi" w:hAnsiTheme="majorBidi" w:cstheme="majorBidi"/>
           <w:sz w:val="40"/>
           <w:szCs w:val="40"/>
         </w:rPr>
@@ -10315,7 +10283,7 @@
         <w:pStyle w:val="a9"/>
         <w:ind w:left="360"/>
         <w:rPr>
-          <w:rFonts w:asciiTheme="majorBidi" w:hAnsiTheme="majorBidi" w:cstheme="majorBidi" w:hint="cs"/>
+          <w:rFonts w:asciiTheme="majorBidi" w:hAnsiTheme="majorBidi" w:cstheme="majorBidi"/>
           <w:sz w:val="40"/>
           <w:szCs w:val="40"/>
         </w:rPr>
@@ -10338,13 +10306,83 @@
       </w:pPr>
       <w:r>
         <w:rPr>
-          <w:rFonts w:asciiTheme="majorBidi" w:hAnsiTheme="majorBidi" w:cstheme="majorBidi"/>
-          <w:b/>
-          <w:bCs/>
-          <w:sz w:val="40"/>
-          <w:szCs w:val="40"/>
-        </w:rPr>
-        <w:t>Ss</w:t>
+          <w:rFonts w:asciiTheme="majorBidi" w:hAnsiTheme="majorBidi" w:cstheme="majorBidi" w:hint="cs"/>
+          <w:sz w:val="40"/>
+          <w:szCs w:val="40"/>
+          <w:cs/>
+        </w:rPr>
+        <w:t xml:space="preserve">ตอนทำบน </w:t>
+      </w:r>
+      <w:proofErr w:type="spellStart"/>
+      <w:r>
+        <w:rPr>
+          <w:rFonts w:asciiTheme="majorBidi" w:hAnsiTheme="majorBidi" w:cstheme="majorBidi"/>
+          <w:sz w:val="40"/>
+          <w:szCs w:val="40"/>
+        </w:rPr>
+        <w:t>WindSurf</w:t>
+      </w:r>
+      <w:proofErr w:type="spellEnd"/>
+      <w:r>
+        <w:rPr>
+          <w:rFonts w:asciiTheme="majorBidi" w:hAnsiTheme="majorBidi" w:cstheme="majorBidi"/>
+          <w:sz w:val="40"/>
+          <w:szCs w:val="40"/>
+        </w:rPr>
+        <w:t xml:space="preserve"> </w:t>
+      </w:r>
+      <w:r>
+        <w:rPr>
+          <w:rFonts w:asciiTheme="majorBidi" w:hAnsiTheme="majorBidi" w:cstheme="majorBidi" w:hint="cs"/>
+          <w:sz w:val="40"/>
+          <w:szCs w:val="40"/>
+          <w:cs/>
+        </w:rPr>
+        <w:t xml:space="preserve">ก็เคยเจอปัญหานี้ และได้ </w:t>
+      </w:r>
+      <w:r>
+        <w:rPr>
+          <w:rFonts w:asciiTheme="majorBidi" w:hAnsiTheme="majorBidi" w:cstheme="majorBidi"/>
+          <w:sz w:val="40"/>
+          <w:szCs w:val="40"/>
+        </w:rPr>
+        <w:t xml:space="preserve">Fixed </w:t>
+      </w:r>
+      <w:r>
+        <w:rPr>
+          <w:rFonts w:asciiTheme="majorBidi" w:hAnsiTheme="majorBidi" w:cstheme="majorBidi" w:hint="cs"/>
+          <w:sz w:val="40"/>
+          <w:szCs w:val="40"/>
+          <w:cs/>
+        </w:rPr>
+        <w:t>ไปแล้ว</w:t>
+      </w:r>
+      <w:r>
+        <w:rPr>
+          <w:rFonts w:asciiTheme="majorBidi" w:hAnsiTheme="majorBidi" w:cstheme="majorBidi"/>
+          <w:sz w:val="40"/>
+          <w:szCs w:val="40"/>
+          <w:cs/>
+        </w:rPr>
+        <w:br/>
+      </w:r>
+      <w:r>
+        <w:rPr>
+          <w:rFonts w:asciiTheme="majorBidi" w:hAnsiTheme="majorBidi" w:cstheme="majorBidi" w:hint="cs"/>
+          <w:sz w:val="40"/>
+          <w:szCs w:val="40"/>
+          <w:cs/>
+        </w:rPr>
+        <w:t>แต่ถ้ายังมีปัญหาอยู่จร</w:t>
+      </w:r>
+      <w:r>
+        <w:rPr>
+          <w:rFonts w:asciiTheme="majorBidi" w:hAnsiTheme="majorBidi" w:cstheme="majorBidi" w:hint="cs"/>
+          <w:sz w:val="40"/>
+          <w:szCs w:val="40"/>
+          <w:cs/>
+        </w:rPr>
+        <w:t>ิง</w:t>
       </w:r>
     </w:p>
     <w:p>
@@ -10359,22 +10397,2599 @@
           <w:szCs w:val="40"/>
         </w:rPr>
       </w:pPr>
-      <w:r>
-        <w:rPr>
-          <w:rFonts w:asciiTheme="majorBidi" w:hAnsiTheme="majorBidi" w:cstheme="majorBidi"/>
-          <w:b/>
-          <w:bCs/>
-          <w:sz w:val="40"/>
-          <w:szCs w:val="40"/>
-        </w:rPr>
-        <w:t xml:space="preserve">1. Rebuild </w:t>
+    </w:p>
+    <w:p>
+      <w:pPr>
+        <w:pStyle w:val="a9"/>
+        <w:ind w:left="360"/>
+        <w:rPr>
+          <w:rFonts w:asciiTheme="majorBidi" w:hAnsiTheme="majorBidi" w:cstheme="majorBidi"/>
+          <w:sz w:val="40"/>
+          <w:szCs w:val="40"/>
+        </w:rPr>
+      </w:pPr>
+      <w:r>
+        <w:rPr>
+          <w:rFonts w:asciiTheme="majorBidi" w:hAnsiTheme="majorBidi" w:cstheme="majorBidi" w:hint="cs"/>
+          <w:sz w:val="40"/>
+          <w:szCs w:val="40"/>
+          <w:cs/>
+        </w:rPr>
+        <w:t xml:space="preserve">ตรวจสอบ </w:t>
+      </w:r>
+      <w:r>
+        <w:rPr>
+          <w:rFonts w:asciiTheme="majorBidi" w:hAnsiTheme="majorBidi" w:cstheme="majorBidi"/>
+          <w:sz w:val="40"/>
+          <w:szCs w:val="40"/>
+        </w:rPr>
+        <w:t xml:space="preserve">File PDF </w:t>
+      </w:r>
+      <w:r>
+        <w:rPr>
+          <w:rFonts w:asciiTheme="majorBidi" w:hAnsiTheme="majorBidi" w:cstheme="majorBidi" w:hint="cs"/>
+          <w:sz w:val="40"/>
+          <w:szCs w:val="40"/>
+          <w:cs/>
+        </w:rPr>
+        <w:t xml:space="preserve">จากที่เรา </w:t>
+      </w:r>
+      <w:r>
+        <w:rPr>
+          <w:rFonts w:asciiTheme="majorBidi" w:hAnsiTheme="majorBidi" w:cstheme="majorBidi"/>
+          <w:sz w:val="40"/>
+          <w:szCs w:val="40"/>
+        </w:rPr>
+        <w:t xml:space="preserve">Backup </w:t>
+      </w:r>
+      <w:r>
+        <w:rPr>
+          <w:rFonts w:asciiTheme="majorBidi" w:hAnsiTheme="majorBidi" w:cstheme="majorBidi" w:hint="cs"/>
+          <w:sz w:val="40"/>
+          <w:szCs w:val="40"/>
+          <w:cs/>
+        </w:rPr>
+        <w:t>ไฟล์ไว้ทั้งหมด</w:t>
+      </w:r>
+      <w:r>
+        <w:rPr>
+          <w:rFonts w:asciiTheme="majorBidi" w:hAnsiTheme="majorBidi" w:cstheme="majorBidi"/>
+          <w:sz w:val="40"/>
+          <w:szCs w:val="40"/>
+        </w:rPr>
+        <w:t xml:space="preserve"> </w:t>
+      </w:r>
+      <w:hyperlink r:id="rId7" w:history="1">
+        <w:r>
+          <w:rPr>
+            <w:rStyle w:val="ae"/>
+            <w:rFonts w:asciiTheme="majorBidi" w:hAnsiTheme="majorBidi" w:cstheme="majorBidi"/>
+            <w:sz w:val="40"/>
+            <w:szCs w:val="40"/>
+          </w:rPr>
+          <w:t>https://drive.google.com/drive/u/0/folders/14TWIziWEesoRiyii38yvVA5gVFC4joNm</w:t>
+        </w:r>
+      </w:hyperlink>
+      <w:r>
+        <w:rPr>
+          <w:rFonts w:asciiTheme="majorBidi" w:hAnsiTheme="majorBidi" w:cstheme="majorBidi"/>
+          <w:sz w:val="40"/>
+          <w:szCs w:val="40"/>
+        </w:rPr>
+        <w:br/>
+      </w:r>
+    </w:p>
+    <w:p>
+      <w:pPr>
+        <w:pStyle w:val="a9"/>
+        <w:ind w:left="360"/>
+        <w:rPr>
+          <w:rFonts w:asciiTheme="majorBidi" w:hAnsiTheme="majorBidi" w:cstheme="majorBidi"/>
+          <w:sz w:val="40"/>
+          <w:szCs w:val="40"/>
+        </w:rPr>
+      </w:pPr>
+      <w:r>
+        <w:rPr>
+          <w:rFonts w:asciiTheme="majorBidi" w:hAnsiTheme="majorBidi" w:cstheme="majorBidi" w:hint="cs"/>
+          <w:sz w:val="40"/>
+          <w:szCs w:val="40"/>
+          <w:cs/>
+        </w:rPr>
+        <w:t xml:space="preserve">ถ้ายังไม่เจอ </w:t>
+      </w:r>
+      <w:r>
+        <w:rPr>
+          <w:rFonts w:asciiTheme="majorBidi" w:hAnsiTheme="majorBidi" w:cstheme="majorBidi" w:hint="cs"/>
+          <w:sz w:val="40"/>
+          <w:szCs w:val="40"/>
+          <w:cs/>
+        </w:rPr>
+        <w:t>ให้</w:t>
+      </w:r>
+      <w:r>
+        <w:rPr>
+          <w:rFonts w:asciiTheme="majorBidi" w:hAnsiTheme="majorBidi" w:cstheme="majorBidi" w:hint="cs"/>
+          <w:sz w:val="40"/>
+          <w:szCs w:val="40"/>
+          <w:cs/>
+        </w:rPr>
+        <w:t xml:space="preserve">ตรวจ </w:t>
+      </w:r>
+      <w:r>
+        <w:rPr>
+          <w:rFonts w:asciiTheme="majorBidi" w:hAnsiTheme="majorBidi" w:cstheme="majorBidi"/>
+          <w:sz w:val="40"/>
+          <w:szCs w:val="40"/>
+        </w:rPr>
+        <w:t xml:space="preserve">PDF </w:t>
+      </w:r>
+      <w:r>
+        <w:rPr>
+          <w:rFonts w:asciiTheme="majorBidi" w:hAnsiTheme="majorBidi" w:cstheme="majorBidi" w:hint="cs"/>
+          <w:sz w:val="40"/>
+          <w:szCs w:val="40"/>
+          <w:cs/>
+        </w:rPr>
+        <w:t>ที่ขาด</w:t>
+      </w:r>
+      <w:r>
+        <w:rPr>
+          <w:rFonts w:asciiTheme="majorBidi" w:hAnsiTheme="majorBidi" w:cstheme="majorBidi" w:hint="cs"/>
+          <w:sz w:val="40"/>
+          <w:szCs w:val="40"/>
+          <w:cs/>
+        </w:rPr>
+        <w:t xml:space="preserve"> </w:t>
+      </w:r>
+      <w:r>
+        <w:rPr>
+          <w:rFonts w:asciiTheme="majorBidi" w:hAnsiTheme="majorBidi" w:cstheme="majorBidi" w:hint="cs"/>
+          <w:sz w:val="40"/>
+          <w:szCs w:val="40"/>
+          <w:cs/>
+        </w:rPr>
+        <w:t xml:space="preserve">จากต้นทางของเว็บ กกต. </w:t>
+      </w:r>
+      <w:hyperlink r:id="rId8" w:history="1">
+        <w:r>
+          <w:rPr>
+            <w:rStyle w:val="ae"/>
+            <w:rFonts w:asciiTheme="majorBidi" w:hAnsiTheme="majorBidi" w:cstheme="majorBidi"/>
+            <w:sz w:val="40"/>
+            <w:szCs w:val="40"/>
+          </w:rPr>
+          <w:t>https://www.ect.go.th/ect_th/th/election-</w:t>
+        </w:r>
+        <w:r>
+          <w:rPr>
+            <w:rStyle w:val="ae"/>
+            <w:rFonts w:asciiTheme="majorBidi" w:hAnsiTheme="majorBidi"/>
+            <w:sz w:val="40"/>
+            <w:szCs w:val="40"/>
+            <w:cs/>
+          </w:rPr>
+          <w:t>2026</w:t>
+        </w:r>
+        <w:r>
+          <w:rPr>
+            <w:rStyle w:val="ae"/>
+            <w:rFonts w:asciiTheme="majorBidi" w:hAnsiTheme="majorBidi" w:cstheme="majorBidi"/>
+            <w:sz w:val="40"/>
+            <w:szCs w:val="40"/>
+          </w:rPr>
+          <w:t>?</w:t>
+        </w:r>
+        <w:proofErr w:type="spellStart"/>
+        <w:r>
+          <w:rPr>
+            <w:rStyle w:val="ae"/>
+            <w:rFonts w:asciiTheme="majorBidi" w:hAnsiTheme="majorBidi" w:cstheme="majorBidi"/>
+            <w:sz w:val="40"/>
+            <w:szCs w:val="40"/>
+          </w:rPr>
+          <w:t>fbclid</w:t>
+        </w:r>
+        <w:proofErr w:type="spellEnd"/>
+        <w:r>
+          <w:rPr>
+            <w:rStyle w:val="ae"/>
+            <w:rFonts w:asciiTheme="majorBidi" w:hAnsiTheme="majorBidi" w:cstheme="majorBidi"/>
+            <w:sz w:val="40"/>
+            <w:szCs w:val="40"/>
+          </w:rPr>
+          <w:t>=</w:t>
+        </w:r>
+        <w:proofErr w:type="spellStart"/>
+        <w:r>
+          <w:rPr>
+            <w:rStyle w:val="ae"/>
+            <w:rFonts w:asciiTheme="majorBidi" w:hAnsiTheme="majorBidi" w:cstheme="majorBidi"/>
+            <w:sz w:val="40"/>
+            <w:szCs w:val="40"/>
+          </w:rPr>
+          <w:t>IwY</w:t>
+        </w:r>
+        <w:proofErr w:type="spellEnd"/>
+        <w:r>
+          <w:rPr>
+            <w:rStyle w:val="ae"/>
+            <w:rFonts w:asciiTheme="majorBidi" w:hAnsiTheme="majorBidi"/>
+            <w:sz w:val="40"/>
+            <w:szCs w:val="40"/>
+            <w:cs/>
+          </w:rPr>
+          <w:t>2</w:t>
+        </w:r>
+        <w:proofErr w:type="spellStart"/>
+        <w:r>
+          <w:rPr>
+            <w:rStyle w:val="ae"/>
+            <w:rFonts w:asciiTheme="majorBidi" w:hAnsiTheme="majorBidi" w:cstheme="majorBidi"/>
+            <w:sz w:val="40"/>
+            <w:szCs w:val="40"/>
+          </w:rPr>
+          <w:t>xjawQDcw</w:t>
+        </w:r>
+        <w:proofErr w:type="spellEnd"/>
+        <w:r>
+          <w:rPr>
+            <w:rStyle w:val="ae"/>
+            <w:rFonts w:asciiTheme="majorBidi" w:hAnsiTheme="majorBidi"/>
+            <w:sz w:val="40"/>
+            <w:szCs w:val="40"/>
+            <w:cs/>
+          </w:rPr>
+          <w:t>1</w:t>
+        </w:r>
+        <w:proofErr w:type="spellStart"/>
+        <w:r>
+          <w:rPr>
+            <w:rStyle w:val="ae"/>
+            <w:rFonts w:asciiTheme="majorBidi" w:hAnsiTheme="majorBidi" w:cstheme="majorBidi"/>
+            <w:sz w:val="40"/>
+            <w:szCs w:val="40"/>
+          </w:rPr>
+          <w:t>leHRuA</w:t>
+        </w:r>
+        <w:proofErr w:type="spellEnd"/>
+        <w:r>
+          <w:rPr>
+            <w:rStyle w:val="ae"/>
+            <w:rFonts w:asciiTheme="majorBidi" w:hAnsiTheme="majorBidi"/>
+            <w:sz w:val="40"/>
+            <w:szCs w:val="40"/>
+            <w:cs/>
+          </w:rPr>
+          <w:t>2</w:t>
+        </w:r>
+        <w:proofErr w:type="spellStart"/>
+        <w:r>
+          <w:rPr>
+            <w:rStyle w:val="ae"/>
+            <w:rFonts w:asciiTheme="majorBidi" w:hAnsiTheme="majorBidi" w:cstheme="majorBidi"/>
+            <w:sz w:val="40"/>
+            <w:szCs w:val="40"/>
+          </w:rPr>
+          <w:t>FlbQIxMABicmlkETJFblJPNEViMmx</w:t>
+        </w:r>
+        <w:proofErr w:type="spellEnd"/>
+        <w:r>
+          <w:rPr>
+            <w:rStyle w:val="ae"/>
+            <w:rFonts w:asciiTheme="majorBidi" w:hAnsiTheme="majorBidi"/>
+            <w:sz w:val="40"/>
+            <w:szCs w:val="40"/>
+            <w:cs/>
+          </w:rPr>
+          <w:t>1</w:t>
+        </w:r>
+        <w:proofErr w:type="spellStart"/>
+        <w:r>
+          <w:rPr>
+            <w:rStyle w:val="ae"/>
+            <w:rFonts w:asciiTheme="majorBidi" w:hAnsiTheme="majorBidi" w:cstheme="majorBidi"/>
+            <w:sz w:val="40"/>
+            <w:szCs w:val="40"/>
+          </w:rPr>
+          <w:t>ZmMwUHVmc</w:t>
+        </w:r>
+        <w:proofErr w:type="spellEnd"/>
+        <w:r>
+          <w:rPr>
+            <w:rStyle w:val="ae"/>
+            <w:rFonts w:asciiTheme="majorBidi" w:hAnsiTheme="majorBidi"/>
+            <w:sz w:val="40"/>
+            <w:szCs w:val="40"/>
+            <w:cs/>
+          </w:rPr>
+          <w:t>3</w:t>
+        </w:r>
+        <w:r>
+          <w:rPr>
+            <w:rStyle w:val="ae"/>
+            <w:rFonts w:asciiTheme="majorBidi" w:hAnsiTheme="majorBidi" w:cstheme="majorBidi"/>
+            <w:sz w:val="40"/>
+            <w:szCs w:val="40"/>
+          </w:rPr>
+          <w:t>J</w:t>
+        </w:r>
+        <w:r>
+          <w:rPr>
+            <w:rStyle w:val="ae"/>
+            <w:rFonts w:asciiTheme="majorBidi" w:hAnsiTheme="majorBidi"/>
+            <w:sz w:val="40"/>
+            <w:szCs w:val="40"/>
+            <w:cs/>
+          </w:rPr>
+          <w:t>0</w:t>
+        </w:r>
+        <w:proofErr w:type="spellStart"/>
+        <w:r>
+          <w:rPr>
+            <w:rStyle w:val="ae"/>
+            <w:rFonts w:asciiTheme="majorBidi" w:hAnsiTheme="majorBidi" w:cstheme="majorBidi"/>
+            <w:sz w:val="40"/>
+            <w:szCs w:val="40"/>
+          </w:rPr>
+          <w:t>YwZhcHBfaWQQMjIyMDM</w:t>
+        </w:r>
+        <w:proofErr w:type="spellEnd"/>
+        <w:r>
+          <w:rPr>
+            <w:rStyle w:val="ae"/>
+            <w:rFonts w:asciiTheme="majorBidi" w:hAnsiTheme="majorBidi"/>
+            <w:sz w:val="40"/>
+            <w:szCs w:val="40"/>
+            <w:cs/>
+          </w:rPr>
+          <w:t>5</w:t>
+        </w:r>
+        <w:proofErr w:type="spellStart"/>
+        <w:r>
+          <w:rPr>
+            <w:rStyle w:val="ae"/>
+            <w:rFonts w:asciiTheme="majorBidi" w:hAnsiTheme="majorBidi" w:cstheme="majorBidi"/>
+            <w:sz w:val="40"/>
+            <w:szCs w:val="40"/>
+          </w:rPr>
+          <w:t>MTc</w:t>
+        </w:r>
+        <w:proofErr w:type="spellEnd"/>
+        <w:r>
+          <w:rPr>
+            <w:rStyle w:val="ae"/>
+            <w:rFonts w:asciiTheme="majorBidi" w:hAnsiTheme="majorBidi"/>
+            <w:sz w:val="40"/>
+            <w:szCs w:val="40"/>
+            <w:cs/>
+          </w:rPr>
+          <w:t>4</w:t>
+        </w:r>
+        <w:proofErr w:type="spellStart"/>
+        <w:r>
+          <w:rPr>
+            <w:rStyle w:val="ae"/>
+            <w:rFonts w:asciiTheme="majorBidi" w:hAnsiTheme="majorBidi" w:cstheme="majorBidi"/>
+            <w:sz w:val="40"/>
+            <w:szCs w:val="40"/>
+          </w:rPr>
+          <w:t>ODIwMDg</w:t>
+        </w:r>
+        <w:proofErr w:type="spellEnd"/>
+        <w:r>
+          <w:rPr>
+            <w:rStyle w:val="ae"/>
+            <w:rFonts w:asciiTheme="majorBidi" w:hAnsiTheme="majorBidi"/>
+            <w:sz w:val="40"/>
+            <w:szCs w:val="40"/>
+            <w:cs/>
+          </w:rPr>
+          <w:t>5</w:t>
+        </w:r>
+        <w:proofErr w:type="spellStart"/>
+        <w:r>
+          <w:rPr>
+            <w:rStyle w:val="ae"/>
+            <w:rFonts w:asciiTheme="majorBidi" w:hAnsiTheme="majorBidi" w:cstheme="majorBidi"/>
+            <w:sz w:val="40"/>
+            <w:szCs w:val="40"/>
+          </w:rPr>
+          <w:t>MgABHhyNthju</w:t>
+        </w:r>
+        <w:proofErr w:type="spellEnd"/>
+        <w:r>
+          <w:rPr>
+            <w:rStyle w:val="ae"/>
+            <w:rFonts w:asciiTheme="majorBidi" w:hAnsiTheme="majorBidi"/>
+            <w:sz w:val="40"/>
+            <w:szCs w:val="40"/>
+            <w:cs/>
+          </w:rPr>
+          <w:t>0</w:t>
+        </w:r>
+        <w:proofErr w:type="spellStart"/>
+        <w:r>
+          <w:rPr>
+            <w:rStyle w:val="ae"/>
+            <w:rFonts w:asciiTheme="majorBidi" w:hAnsiTheme="majorBidi" w:cstheme="majorBidi"/>
+            <w:sz w:val="40"/>
+            <w:szCs w:val="40"/>
+          </w:rPr>
+          <w:t>IapQQjHf</w:t>
+        </w:r>
+        <w:proofErr w:type="spellEnd"/>
+        <w:r>
+          <w:rPr>
+            <w:rStyle w:val="ae"/>
+            <w:rFonts w:asciiTheme="majorBidi" w:hAnsiTheme="majorBidi"/>
+            <w:sz w:val="40"/>
+            <w:szCs w:val="40"/>
+            <w:cs/>
+          </w:rPr>
+          <w:t>9</w:t>
+        </w:r>
+        <w:r>
+          <w:rPr>
+            <w:rStyle w:val="ae"/>
+            <w:rFonts w:asciiTheme="majorBidi" w:hAnsiTheme="majorBidi" w:cstheme="majorBidi"/>
+            <w:sz w:val="40"/>
+            <w:szCs w:val="40"/>
+          </w:rPr>
+          <w:t>l</w:t>
+        </w:r>
+        <w:r>
+          <w:rPr>
+            <w:rStyle w:val="ae"/>
+            <w:rFonts w:asciiTheme="majorBidi" w:hAnsiTheme="majorBidi"/>
+            <w:sz w:val="40"/>
+            <w:szCs w:val="40"/>
+            <w:cs/>
+          </w:rPr>
+          <w:t>2</w:t>
+        </w:r>
+        <w:proofErr w:type="spellStart"/>
+        <w:r>
+          <w:rPr>
+            <w:rStyle w:val="ae"/>
+            <w:rFonts w:asciiTheme="majorBidi" w:hAnsiTheme="majorBidi" w:cstheme="majorBidi"/>
+            <w:sz w:val="40"/>
+            <w:szCs w:val="40"/>
+          </w:rPr>
+          <w:t>tNiJqbPEhA</w:t>
+        </w:r>
+        <w:proofErr w:type="spellEnd"/>
+        <w:r>
+          <w:rPr>
+            <w:rStyle w:val="ae"/>
+            <w:rFonts w:asciiTheme="majorBidi" w:hAnsiTheme="majorBidi"/>
+            <w:sz w:val="40"/>
+            <w:szCs w:val="40"/>
+            <w:cs/>
+          </w:rPr>
+          <w:t>8</w:t>
+        </w:r>
+        <w:proofErr w:type="spellStart"/>
+        <w:r>
+          <w:rPr>
+            <w:rStyle w:val="ae"/>
+            <w:rFonts w:asciiTheme="majorBidi" w:hAnsiTheme="majorBidi" w:cstheme="majorBidi"/>
+            <w:sz w:val="40"/>
+            <w:szCs w:val="40"/>
+          </w:rPr>
+          <w:t>f_n</w:t>
+        </w:r>
+        <w:proofErr w:type="spellEnd"/>
+        <w:r>
+          <w:rPr>
+            <w:rStyle w:val="ae"/>
+            <w:rFonts w:asciiTheme="majorBidi" w:hAnsiTheme="majorBidi"/>
+            <w:sz w:val="40"/>
+            <w:szCs w:val="40"/>
+            <w:cs/>
+          </w:rPr>
+          <w:t>3</w:t>
+        </w:r>
+        <w:proofErr w:type="spellStart"/>
+        <w:r>
+          <w:rPr>
+            <w:rStyle w:val="ae"/>
+            <w:rFonts w:asciiTheme="majorBidi" w:hAnsiTheme="majorBidi" w:cstheme="majorBidi"/>
+            <w:sz w:val="40"/>
+            <w:szCs w:val="40"/>
+          </w:rPr>
+          <w:t>pDajXRngS</w:t>
+        </w:r>
+        <w:proofErr w:type="spellEnd"/>
+        <w:r>
+          <w:rPr>
+            <w:rStyle w:val="ae"/>
+            <w:rFonts w:asciiTheme="majorBidi" w:hAnsiTheme="majorBidi"/>
+            <w:sz w:val="40"/>
+            <w:szCs w:val="40"/>
+            <w:cs/>
+          </w:rPr>
+          <w:t>4</w:t>
+        </w:r>
+        <w:r>
+          <w:rPr>
+            <w:rStyle w:val="ae"/>
+            <w:rFonts w:asciiTheme="majorBidi" w:hAnsiTheme="majorBidi" w:cstheme="majorBidi"/>
+            <w:sz w:val="40"/>
+            <w:szCs w:val="40"/>
+          </w:rPr>
+          <w:t>s</w:t>
+        </w:r>
+        <w:r>
+          <w:rPr>
+            <w:rStyle w:val="ae"/>
+            <w:rFonts w:asciiTheme="majorBidi" w:hAnsiTheme="majorBidi"/>
+            <w:sz w:val="40"/>
+            <w:szCs w:val="40"/>
+            <w:cs/>
+          </w:rPr>
+          <w:t>2</w:t>
+        </w:r>
+        <w:r>
+          <w:rPr>
+            <w:rStyle w:val="ae"/>
+            <w:rFonts w:asciiTheme="majorBidi" w:hAnsiTheme="majorBidi" w:cstheme="majorBidi"/>
+            <w:sz w:val="40"/>
+            <w:szCs w:val="40"/>
+          </w:rPr>
+          <w:t>a-</w:t>
+        </w:r>
+        <w:proofErr w:type="spellStart"/>
+        <w:r>
+          <w:rPr>
+            <w:rStyle w:val="ae"/>
+            <w:rFonts w:asciiTheme="majorBidi" w:hAnsiTheme="majorBidi" w:cstheme="majorBidi"/>
+            <w:sz w:val="40"/>
+            <w:szCs w:val="40"/>
+          </w:rPr>
+          <w:t>exqSW</w:t>
+        </w:r>
+        <w:proofErr w:type="spellEnd"/>
+        <w:r>
+          <w:rPr>
+            <w:rStyle w:val="ae"/>
+            <w:rFonts w:asciiTheme="majorBidi" w:hAnsiTheme="majorBidi"/>
+            <w:sz w:val="40"/>
+            <w:szCs w:val="40"/>
+            <w:cs/>
+          </w:rPr>
+          <w:t>2</w:t>
+        </w:r>
+        <w:proofErr w:type="spellStart"/>
+        <w:r>
+          <w:rPr>
+            <w:rStyle w:val="ae"/>
+            <w:rFonts w:asciiTheme="majorBidi" w:hAnsiTheme="majorBidi" w:cstheme="majorBidi"/>
+            <w:sz w:val="40"/>
+            <w:szCs w:val="40"/>
+          </w:rPr>
+          <w:t>yOejG_aem_q</w:t>
+        </w:r>
+        <w:proofErr w:type="spellEnd"/>
+        <w:r>
+          <w:rPr>
+            <w:rStyle w:val="ae"/>
+            <w:rFonts w:asciiTheme="majorBidi" w:hAnsiTheme="majorBidi"/>
+            <w:sz w:val="40"/>
+            <w:szCs w:val="40"/>
+            <w:cs/>
+          </w:rPr>
+          <w:t>5</w:t>
+        </w:r>
+        <w:r>
+          <w:rPr>
+            <w:rStyle w:val="ae"/>
+            <w:rFonts w:asciiTheme="majorBidi" w:hAnsiTheme="majorBidi" w:cstheme="majorBidi"/>
+            <w:sz w:val="40"/>
+            <w:szCs w:val="40"/>
+          </w:rPr>
+          <w:t>V</w:t>
+        </w:r>
+        <w:r>
+          <w:rPr>
+            <w:rStyle w:val="ae"/>
+            <w:rFonts w:asciiTheme="majorBidi" w:hAnsiTheme="majorBidi"/>
+            <w:sz w:val="40"/>
+            <w:szCs w:val="40"/>
+            <w:cs/>
+          </w:rPr>
+          <w:t>8</w:t>
+        </w:r>
+        <w:proofErr w:type="spellStart"/>
+        <w:r>
+          <w:rPr>
+            <w:rStyle w:val="ae"/>
+            <w:rFonts w:asciiTheme="majorBidi" w:hAnsiTheme="majorBidi" w:cstheme="majorBidi"/>
+            <w:sz w:val="40"/>
+            <w:szCs w:val="40"/>
+          </w:rPr>
+          <w:t>DFZk_VlgEvMVFp</w:t>
+        </w:r>
+        <w:proofErr w:type="spellEnd"/>
+        <w:r>
+          <w:rPr>
+            <w:rStyle w:val="ae"/>
+            <w:rFonts w:asciiTheme="majorBidi" w:hAnsiTheme="majorBidi"/>
+            <w:sz w:val="40"/>
+            <w:szCs w:val="40"/>
+            <w:cs/>
+          </w:rPr>
+          <w:t>4</w:t>
+        </w:r>
+        <w:proofErr w:type="spellStart"/>
+        <w:r>
+          <w:rPr>
+            <w:rStyle w:val="ae"/>
+            <w:rFonts w:asciiTheme="majorBidi" w:hAnsiTheme="majorBidi" w:cstheme="majorBidi"/>
+            <w:sz w:val="40"/>
+            <w:szCs w:val="40"/>
+          </w:rPr>
+          <w:t>gOg</w:t>
+        </w:r>
+        <w:proofErr w:type="spellEnd"/>
+      </w:hyperlink>
+      <w:r>
+        <w:rPr>
+          <w:rFonts w:asciiTheme="majorBidi" w:hAnsiTheme="majorBidi" w:cstheme="majorBidi"/>
+          <w:sz w:val="40"/>
+          <w:szCs w:val="40"/>
+          <w:cs/>
+        </w:rPr>
+        <w:br/>
+      </w:r>
+      <w:r>
+        <w:rPr>
+          <w:rFonts w:asciiTheme="majorBidi" w:hAnsiTheme="majorBidi" w:cstheme="majorBidi" w:hint="cs"/>
+          <w:sz w:val="40"/>
+          <w:szCs w:val="40"/>
+          <w:cs/>
+        </w:rPr>
+        <w:t xml:space="preserve">(ศึกษาวิธีการดูด จาก </w:t>
+      </w:r>
+      <w:r>
+        <w:rPr>
+          <w:rFonts w:asciiTheme="majorBidi" w:hAnsiTheme="majorBidi" w:cstheme="majorBidi"/>
+          <w:sz w:val="40"/>
+          <w:szCs w:val="40"/>
+        </w:rPr>
+        <w:t>DEVELOPMENT_LOG</w:t>
+      </w:r>
+      <w:r>
+        <w:rPr>
+          <w:rFonts w:asciiTheme="majorBidi" w:hAnsiTheme="majorBidi" w:cstheme="majorBidi"/>
+          <w:sz w:val="40"/>
+          <w:szCs w:val="40"/>
+        </w:rPr>
+        <w:t>.md</w:t>
+      </w:r>
+      <w:r>
+        <w:rPr>
+          <w:rFonts w:asciiTheme="majorBidi" w:hAnsiTheme="majorBidi" w:cstheme="majorBidi" w:hint="cs"/>
+          <w:sz w:val="40"/>
+          <w:szCs w:val="40"/>
+          <w:cs/>
+        </w:rPr>
+        <w:t>)</w:t>
+      </w:r>
+      <w:r>
+        <w:rPr>
+          <w:rFonts w:asciiTheme="majorBidi" w:hAnsiTheme="majorBidi" w:cstheme="majorBidi"/>
+          <w:sz w:val="40"/>
+          <w:szCs w:val="40"/>
+          <w:cs/>
+        </w:rPr>
+        <w:br/>
+      </w:r>
+      <w:r>
+        <w:rPr>
+          <w:rFonts w:asciiTheme="majorBidi" w:hAnsiTheme="majorBidi" w:cstheme="majorBidi"/>
+          <w:sz w:val="40"/>
+          <w:szCs w:val="40"/>
+        </w:rPr>
+        <w:t>***************************************</w:t>
+      </w:r>
+    </w:p>
+    <w:p>
+      <w:pPr>
+        <w:pStyle w:val="a9"/>
+        <w:ind w:left="360"/>
+        <w:rPr>
+          <w:rFonts w:asciiTheme="majorBidi" w:hAnsiTheme="majorBidi" w:cstheme="majorBidi"/>
+          <w:b/>
+          <w:bCs/>
+          <w:sz w:val="40"/>
+          <w:szCs w:val="40"/>
+          <w:cs/>
+        </w:rPr>
+      </w:pPr>
+    </w:p>
+    <w:p>
+      <w:pPr>
+        <w:pStyle w:val="a9"/>
+        <w:numPr>
+          <w:ilvl w:val="0"/>
+          <w:numId w:val="1"/>
+        </w:numPr>
+        <w:pBdr>
+          <w:bottom w:val="dotted" w:sz="24" w:space="1" w:color="auto"/>
+        </w:pBdr>
+        <w:rPr>
+          <w:rFonts w:asciiTheme="majorBidi" w:hAnsiTheme="majorBidi" w:cstheme="majorBidi"/>
+          <w:sz w:val="40"/>
+          <w:szCs w:val="40"/>
+        </w:rPr>
+      </w:pPr>
+      <w:r>
+        <w:rPr>
+          <w:rFonts w:asciiTheme="majorBidi" w:hAnsiTheme="majorBidi" w:cstheme="majorBidi"/>
+          <w:sz w:val="40"/>
+          <w:szCs w:val="40"/>
+          <w:cs/>
+        </w:rPr>
+        <w:lastRenderedPageBreak/>
+        <w:t>ปัญหานี้ ควรแจ้งให้ผู้ใช้ทราบไหม</w:t>
+      </w:r>
+      <w:r>
+        <w:rPr>
+          <w:rFonts w:asciiTheme="majorBidi" w:hAnsiTheme="majorBidi" w:cstheme="majorBidi"/>
+          <w:sz w:val="40"/>
+          <w:szCs w:val="40"/>
+        </w:rPr>
+        <w:t xml:space="preserve">? </w:t>
+      </w:r>
+      <w:r>
+        <w:rPr>
+          <w:rFonts w:asciiTheme="majorBidi" w:hAnsiTheme="majorBidi" w:cstheme="majorBidi"/>
+          <w:sz w:val="40"/>
+          <w:szCs w:val="40"/>
+          <w:cs/>
+        </w:rPr>
+        <w:t>ถ้าควร หาจุด/ตำแหน่ง/รูปแบบ แจ้งผู้ใช้ให้ทราบด้วยครับ</w:t>
+      </w:r>
+      <w:r>
+        <w:rPr>
+          <w:rFonts w:asciiTheme="majorBidi" w:hAnsiTheme="majorBidi" w:cstheme="majorBidi"/>
+          <w:sz w:val="40"/>
+          <w:szCs w:val="40"/>
+        </w:rPr>
+        <w:t xml:space="preserve"> </w:t>
+      </w:r>
+      <w:r>
+        <w:rPr>
+          <w:rFonts w:asciiTheme="majorBidi" w:hAnsiTheme="majorBidi" w:cstheme="majorBidi"/>
+          <w:sz w:val="40"/>
+          <w:szCs w:val="40"/>
+          <w:cs/>
+        </w:rPr>
+        <w:t>สรุปสถานะปัจจุบัน:</w:t>
+      </w:r>
+      <w:r>
+        <w:rPr>
+          <w:rFonts w:asciiTheme="majorBidi" w:hAnsiTheme="majorBidi" w:cstheme="majorBidi"/>
+          <w:sz w:val="40"/>
+          <w:szCs w:val="40"/>
+        </w:rPr>
+        <w:t xml:space="preserve"> </w:t>
+      </w:r>
+      <w:r>
+        <w:rPr>
+          <w:rFonts w:asciiTheme="majorBidi" w:hAnsiTheme="majorBidi" w:cstheme="majorBidi"/>
+          <w:sz w:val="40"/>
+          <w:szCs w:val="40"/>
+          <w:cs/>
+        </w:rPr>
+        <w:t>จังหวัด</w:t>
+      </w:r>
+      <w:r>
+        <w:rPr>
+          <w:rFonts w:asciiTheme="majorBidi" w:hAnsiTheme="majorBidi" w:cstheme="majorBidi"/>
+          <w:sz w:val="40"/>
+          <w:szCs w:val="40"/>
+        </w:rPr>
+        <w:t xml:space="preserve"> avg error </w:t>
+      </w:r>
+      <w:r>
+        <w:rPr>
+          <w:rFonts w:asciiTheme="majorBidi" w:hAnsiTheme="majorBidi" w:cstheme="majorBidi"/>
+          <w:sz w:val="40"/>
+          <w:szCs w:val="40"/>
+          <w:cs/>
+        </w:rPr>
+        <w:t>สถานะ</w:t>
+      </w:r>
+      <w:r>
+        <w:rPr>
+          <w:rFonts w:asciiTheme="majorBidi" w:hAnsiTheme="majorBidi" w:cstheme="majorBidi"/>
+          <w:sz w:val="40"/>
+          <w:szCs w:val="40"/>
+        </w:rPr>
+        <w:t xml:space="preserve"> </w:t>
+      </w:r>
+      <w:r>
+        <w:rPr>
+          <w:rFonts w:asciiTheme="majorBidi" w:hAnsiTheme="majorBidi" w:cstheme="majorBidi"/>
+          <w:sz w:val="40"/>
+          <w:szCs w:val="40"/>
+          <w:cs/>
+        </w:rPr>
+        <w:t>ชัยภูมิ</w:t>
+      </w:r>
+      <w:r>
+        <w:rPr>
+          <w:rFonts w:asciiTheme="majorBidi" w:hAnsiTheme="majorBidi" w:cstheme="majorBidi"/>
+          <w:sz w:val="40"/>
+          <w:szCs w:val="40"/>
+        </w:rPr>
+        <w:t xml:space="preserve"> 14.3% </w:t>
+      </w:r>
+      <w:r>
+        <w:rPr>
+          <w:rFonts w:ascii="Segoe UI Emoji" w:hAnsi="Segoe UI Emoji" w:cs="Segoe UI Emoji"/>
+          <w:sz w:val="40"/>
+          <w:szCs w:val="40"/>
+        </w:rPr>
+        <w:t>✅</w:t>
+      </w:r>
+      <w:r>
+        <w:rPr>
+          <w:rFonts w:asciiTheme="majorBidi" w:hAnsiTheme="majorBidi" w:cstheme="majorBidi"/>
+          <w:sz w:val="40"/>
+          <w:szCs w:val="40"/>
+        </w:rPr>
+        <w:t xml:space="preserve"> (zone 2/3/7 </w:t>
+      </w:r>
+      <w:r>
+        <w:rPr>
+          <w:rFonts w:asciiTheme="majorBidi" w:hAnsiTheme="majorBidi" w:cstheme="majorBidi"/>
+          <w:sz w:val="40"/>
+          <w:szCs w:val="40"/>
+          <w:cs/>
+        </w:rPr>
+        <w:t xml:space="preserve">ที่เหลือเป็น </w:t>
+      </w:r>
+      <w:r>
+        <w:rPr>
+          <w:rFonts w:asciiTheme="majorBidi" w:hAnsiTheme="majorBidi" w:cstheme="majorBidi"/>
+          <w:sz w:val="40"/>
+          <w:szCs w:val="40"/>
+        </w:rPr>
+        <w:t xml:space="preserve">coverage gap </w:t>
+      </w:r>
+      <w:r>
+        <w:rPr>
+          <w:rFonts w:asciiTheme="majorBidi" w:hAnsiTheme="majorBidi" w:cstheme="majorBidi"/>
+          <w:sz w:val="40"/>
+          <w:szCs w:val="40"/>
+          <w:cs/>
+        </w:rPr>
+        <w:t xml:space="preserve">ที่หา </w:t>
+      </w:r>
+      <w:r>
+        <w:rPr>
+          <w:rFonts w:asciiTheme="majorBidi" w:hAnsiTheme="majorBidi" w:cstheme="majorBidi"/>
+          <w:sz w:val="40"/>
+          <w:szCs w:val="40"/>
+        </w:rPr>
+        <w:t xml:space="preserve">PDF </w:t>
+      </w:r>
+      <w:r>
+        <w:rPr>
+          <w:rFonts w:asciiTheme="majorBidi" w:hAnsiTheme="majorBidi" w:cstheme="majorBidi"/>
+          <w:sz w:val="40"/>
+          <w:szCs w:val="40"/>
+          <w:cs/>
+        </w:rPr>
+        <w:t>ไม่ได้)</w:t>
+      </w:r>
+      <w:r>
+        <w:rPr>
+          <w:rFonts w:asciiTheme="majorBidi" w:hAnsiTheme="majorBidi" w:cstheme="majorBidi"/>
+          <w:sz w:val="40"/>
+          <w:szCs w:val="40"/>
+        </w:rPr>
+        <w:t xml:space="preserve"> </w:t>
+      </w:r>
+      <w:r>
+        <w:rPr>
+          <w:rFonts w:asciiTheme="majorBidi" w:hAnsiTheme="majorBidi" w:cstheme="majorBidi"/>
+          <w:sz w:val="40"/>
+          <w:szCs w:val="40"/>
+          <w:cs/>
+        </w:rPr>
+        <w:t>เพชรบูรณ์</w:t>
+      </w:r>
+      <w:r>
+        <w:rPr>
+          <w:rFonts w:asciiTheme="majorBidi" w:hAnsiTheme="majorBidi" w:cstheme="majorBidi"/>
+          <w:sz w:val="40"/>
+          <w:szCs w:val="40"/>
+        </w:rPr>
+        <w:t xml:space="preserve"> Zone 6 fix + c1 flagged </w:t>
+      </w:r>
+      <w:r>
+        <w:rPr>
+          <w:rFonts w:ascii="Segoe UI Emoji" w:hAnsi="Segoe UI Emoji" w:cs="Segoe UI Emoji"/>
+          <w:sz w:val="40"/>
+          <w:szCs w:val="40"/>
+        </w:rPr>
+        <w:t>✅</w:t>
+      </w:r>
+      <w:r>
+        <w:rPr>
+          <w:rFonts w:asciiTheme="majorBidi" w:hAnsiTheme="majorBidi" w:cstheme="majorBidi"/>
+          <w:sz w:val="40"/>
+          <w:szCs w:val="40"/>
+        </w:rPr>
+        <w:t xml:space="preserve"> </w:t>
+      </w:r>
+      <w:r>
+        <w:rPr>
+          <w:rFonts w:asciiTheme="majorBidi" w:hAnsiTheme="majorBidi" w:cstheme="majorBidi"/>
+          <w:sz w:val="40"/>
+          <w:szCs w:val="40"/>
+          <w:cs/>
+        </w:rPr>
+        <w:t>ตาก</w:t>
+      </w:r>
+      <w:r>
+        <w:rPr>
+          <w:rFonts w:asciiTheme="majorBidi" w:hAnsiTheme="majorBidi" w:cstheme="majorBidi"/>
+          <w:sz w:val="40"/>
+          <w:szCs w:val="40"/>
+        </w:rPr>
+        <w:t xml:space="preserve"> </w:t>
+      </w:r>
+      <w:r>
+        <w:rPr>
+          <w:rFonts w:asciiTheme="majorBidi" w:hAnsiTheme="majorBidi" w:cstheme="majorBidi"/>
+          <w:sz w:val="40"/>
+          <w:szCs w:val="40"/>
+          <w:cs/>
+        </w:rPr>
+        <w:t>ครบ</w:t>
+      </w:r>
+      <w:r>
+        <w:rPr>
+          <w:rFonts w:asciiTheme="majorBidi" w:hAnsiTheme="majorBidi" w:cstheme="majorBidi"/>
+          <w:sz w:val="40"/>
+          <w:szCs w:val="40"/>
+        </w:rPr>
+        <w:t xml:space="preserve"> </w:t>
+      </w:r>
+      <w:r>
+        <w:rPr>
+          <w:rFonts w:ascii="Segoe UI Emoji" w:hAnsi="Segoe UI Emoji" w:cs="Segoe UI Emoji"/>
+          <w:sz w:val="40"/>
+          <w:szCs w:val="40"/>
+        </w:rPr>
+        <w:t>✅</w:t>
+      </w:r>
+      <w:r>
+        <w:rPr>
+          <w:rFonts w:asciiTheme="majorBidi" w:hAnsiTheme="majorBidi" w:cstheme="majorBidi"/>
+          <w:sz w:val="40"/>
+          <w:szCs w:val="40"/>
+        </w:rPr>
+        <w:t xml:space="preserve"> </w:t>
       </w:r>
       <w:proofErr w:type="spellStart"/>
       <w:r>
         <w:rPr>
           <w:rFonts w:asciiTheme="majorBidi" w:hAnsiTheme="majorBidi" w:cstheme="majorBidi"/>
-          <w:b/>
-          <w:bCs/>
+          <w:sz w:val="40"/>
+          <w:szCs w:val="40"/>
+        </w:rPr>
+        <w:t>review_data.json</w:t>
+      </w:r>
+      <w:proofErr w:type="spellEnd"/>
+      <w:r>
+        <w:rPr>
+          <w:rFonts w:asciiTheme="majorBidi" w:hAnsiTheme="majorBidi" w:cstheme="majorBidi"/>
+          <w:sz w:val="40"/>
+          <w:szCs w:val="40"/>
+        </w:rPr>
+        <w:t xml:space="preserve">: 9,215 items, 99.6% single-page </w:t>
+      </w:r>
+      <w:r>
+        <w:rPr>
+          <w:rFonts w:asciiTheme="majorBidi" w:hAnsiTheme="majorBidi" w:cstheme="majorBidi"/>
+          <w:sz w:val="40"/>
+          <w:szCs w:val="40"/>
+          <w:cs/>
+        </w:rPr>
+        <w:t>ต่อไปทำอะไรครับ</w:t>
+      </w:r>
+      <w:r>
+        <w:rPr>
+          <w:rFonts w:asciiTheme="majorBidi" w:hAnsiTheme="majorBidi" w:cstheme="majorBidi"/>
+          <w:sz w:val="40"/>
+          <w:szCs w:val="40"/>
+        </w:rPr>
+        <w:t>?</w:t>
+      </w:r>
+    </w:p>
+    <w:p>
+      <w:pPr>
+        <w:pStyle w:val="a9"/>
+        <w:ind w:left="360"/>
+        <w:rPr>
+          <w:rFonts w:asciiTheme="majorBidi" w:hAnsiTheme="majorBidi" w:cstheme="majorBidi"/>
+          <w:sz w:val="40"/>
+          <w:szCs w:val="40"/>
+        </w:rPr>
+      </w:pPr>
+      <w:r>
+        <w:rPr>
+          <w:rFonts w:asciiTheme="majorBidi" w:hAnsiTheme="majorBidi" w:cstheme="majorBidi"/>
+          <w:sz w:val="40"/>
+          <w:szCs w:val="40"/>
+        </w:rPr>
+        <w:t xml:space="preserve">Warning </w:t>
+      </w:r>
+      <w:r>
+        <w:rPr>
+          <w:rFonts w:asciiTheme="majorBidi" w:hAnsiTheme="majorBidi" w:cstheme="majorBidi"/>
+          <w:sz w:val="40"/>
+          <w:szCs w:val="40"/>
+          <w:cs/>
+        </w:rPr>
+        <w:t>จะแสดงใน</w:t>
+      </w:r>
+      <w:r>
+        <w:rPr>
+          <w:rFonts w:asciiTheme="majorBidi" w:hAnsiTheme="majorBidi" w:cstheme="majorBidi"/>
+          <w:sz w:val="40"/>
+          <w:szCs w:val="40"/>
+        </w:rPr>
+        <w:t xml:space="preserve"> </w:t>
+      </w:r>
+      <w:r>
+        <w:rPr>
+          <w:rFonts w:asciiTheme="majorBidi" w:hAnsiTheme="majorBidi" w:cstheme="majorBidi"/>
+          <w:b/>
+          <w:bCs/>
+          <w:sz w:val="40"/>
+          <w:szCs w:val="40"/>
+          <w:cs/>
+        </w:rPr>
+        <w:t xml:space="preserve">กล่องสีเหลือง/น้ำเงิน "พบปัญหา </w:t>
+      </w:r>
+      <w:r>
+        <w:rPr>
+          <w:rFonts w:asciiTheme="majorBidi" w:hAnsiTheme="majorBidi" w:cstheme="majorBidi"/>
+          <w:b/>
+          <w:bCs/>
+          <w:sz w:val="40"/>
+          <w:szCs w:val="40"/>
+        </w:rPr>
+        <w:t xml:space="preserve">N </w:t>
+      </w:r>
+      <w:r>
+        <w:rPr>
+          <w:rFonts w:asciiTheme="majorBidi" w:hAnsiTheme="majorBidi" w:cstheme="majorBidi"/>
+          <w:b/>
+          <w:bCs/>
+          <w:sz w:val="40"/>
+          <w:szCs w:val="40"/>
+          <w:cs/>
+        </w:rPr>
+        <w:t>รายการ"</w:t>
+      </w:r>
+      <w:r>
+        <w:rPr>
+          <w:rFonts w:asciiTheme="majorBidi" w:hAnsiTheme="majorBidi" w:cstheme="majorBidi"/>
+          <w:sz w:val="40"/>
+          <w:szCs w:val="40"/>
+        </w:rPr>
+        <w:t xml:space="preserve"> </w:t>
+      </w:r>
+      <w:r>
+        <w:rPr>
+          <w:rFonts w:asciiTheme="majorBidi" w:hAnsiTheme="majorBidi" w:cstheme="majorBidi"/>
+          <w:sz w:val="40"/>
+          <w:szCs w:val="40"/>
+          <w:cs/>
+        </w:rPr>
+        <w:t xml:space="preserve">ที่ด้านบนของ </w:t>
+      </w:r>
+      <w:proofErr w:type="spellStart"/>
+      <w:r>
+        <w:rPr>
+          <w:rFonts w:asciiTheme="majorBidi" w:hAnsiTheme="majorBidi" w:cstheme="majorBidi"/>
+          <w:sz w:val="40"/>
+          <w:szCs w:val="40"/>
+        </w:rPr>
+        <w:t>ReviewCard</w:t>
+      </w:r>
+      <w:proofErr w:type="spellEnd"/>
+      <w:r>
+        <w:rPr>
+          <w:rFonts w:asciiTheme="majorBidi" w:hAnsiTheme="majorBidi" w:cstheme="majorBidi"/>
+          <w:sz w:val="40"/>
+          <w:szCs w:val="40"/>
+        </w:rPr>
+        <w:t xml:space="preserve"> </w:t>
+      </w:r>
+      <w:r>
+        <w:rPr>
+          <w:rFonts w:asciiTheme="majorBidi" w:hAnsiTheme="majorBidi" w:cstheme="majorBidi"/>
+          <w:sz w:val="40"/>
+          <w:szCs w:val="40"/>
+          <w:cs/>
+        </w:rPr>
+        <w:t xml:space="preserve">ทุกใบที่มีปัญหา — ใช้ </w:t>
+      </w:r>
+      <w:r>
+        <w:rPr>
+          <w:rFonts w:asciiTheme="majorBidi" w:hAnsiTheme="majorBidi" w:cstheme="majorBidi"/>
+          <w:sz w:val="40"/>
+          <w:szCs w:val="40"/>
+        </w:rPr>
+        <w:t xml:space="preserve">infrastructure </w:t>
+      </w:r>
+      <w:r>
+        <w:rPr>
+          <w:rFonts w:asciiTheme="majorBidi" w:hAnsiTheme="majorBidi" w:cstheme="majorBidi"/>
+          <w:sz w:val="40"/>
+          <w:szCs w:val="40"/>
+          <w:cs/>
+        </w:rPr>
+        <w:t xml:space="preserve">เดิมที่มีอยู่แล้ว ไม่ต้องแก้ </w:t>
+      </w:r>
+      <w:r>
+        <w:rPr>
+          <w:rFonts w:asciiTheme="majorBidi" w:hAnsiTheme="majorBidi" w:cstheme="majorBidi"/>
+          <w:sz w:val="40"/>
+          <w:szCs w:val="40"/>
+        </w:rPr>
+        <w:t xml:space="preserve">UI </w:t>
+      </w:r>
+      <w:r>
+        <w:rPr>
+          <w:rFonts w:asciiTheme="majorBidi" w:hAnsiTheme="majorBidi" w:cstheme="majorBidi"/>
+          <w:sz w:val="40"/>
+          <w:szCs w:val="40"/>
+          <w:cs/>
+        </w:rPr>
+        <w:t>เพิ่ม</w:t>
+      </w:r>
+    </w:p>
+    <w:p>
+      <w:pPr>
+        <w:pStyle w:val="a9"/>
+        <w:numPr>
+          <w:ilvl w:val="0"/>
+          <w:numId w:val="26"/>
+        </w:numPr>
+        <w:rPr>
+          <w:rFonts w:asciiTheme="majorBidi" w:hAnsiTheme="majorBidi" w:cstheme="majorBidi"/>
+          <w:sz w:val="40"/>
+          <w:szCs w:val="40"/>
+        </w:rPr>
+      </w:pPr>
+      <w:r>
+        <w:rPr>
+          <w:rFonts w:asciiTheme="majorBidi" w:hAnsiTheme="majorBidi" w:cstheme="majorBidi"/>
+          <w:b/>
+          <w:bCs/>
+          <w:sz w:val="40"/>
+          <w:szCs w:val="40"/>
+          <w:cs/>
+        </w:rPr>
+        <w:t>ภาพรวมผิดปกติ</w:t>
+      </w:r>
+      <w:r>
+        <w:rPr>
+          <w:rFonts w:asciiTheme="majorBidi" w:hAnsiTheme="majorBidi" w:cstheme="majorBidi"/>
+          <w:sz w:val="40"/>
+          <w:szCs w:val="40"/>
+        </w:rPr>
+        <w:t xml:space="preserve"> = </w:t>
+      </w:r>
+      <w:r>
+        <w:rPr>
+          <w:rFonts w:asciiTheme="majorBidi" w:hAnsiTheme="majorBidi" w:cstheme="majorBidi"/>
+          <w:sz w:val="40"/>
+          <w:szCs w:val="40"/>
+          <w:cs/>
+        </w:rPr>
+        <w:t>ผู้ดูแลระบบเห็น</w:t>
+      </w:r>
+      <w:r>
+        <w:rPr>
+          <w:rFonts w:asciiTheme="majorBidi" w:hAnsiTheme="majorBidi" w:cstheme="majorBidi"/>
+          <w:sz w:val="40"/>
+          <w:szCs w:val="40"/>
+        </w:rPr>
+        <w:t> </w:t>
+      </w:r>
+      <w:r>
+        <w:rPr>
+          <w:rFonts w:asciiTheme="majorBidi" w:hAnsiTheme="majorBidi" w:cstheme="majorBidi"/>
+          <w:i/>
+          <w:iCs/>
+          <w:sz w:val="40"/>
+          <w:szCs w:val="40"/>
+        </w:rPr>
+        <w:t>aggregate</w:t>
+      </w:r>
+      <w:r>
+        <w:rPr>
+          <w:rFonts w:asciiTheme="majorBidi" w:hAnsiTheme="majorBidi" w:cstheme="majorBidi"/>
+          <w:sz w:val="40"/>
+          <w:szCs w:val="40"/>
+        </w:rPr>
+        <w:t xml:space="preserve"> — </w:t>
+      </w:r>
+      <w:r>
+        <w:rPr>
+          <w:rFonts w:asciiTheme="majorBidi" w:hAnsiTheme="majorBidi" w:cstheme="majorBidi"/>
+          <w:sz w:val="40"/>
+          <w:szCs w:val="40"/>
+          <w:cs/>
+        </w:rPr>
+        <w:t xml:space="preserve">กี่ </w:t>
+      </w:r>
+      <w:r>
+        <w:rPr>
+          <w:rFonts w:asciiTheme="majorBidi" w:hAnsiTheme="majorBidi" w:cstheme="majorBidi"/>
+          <w:sz w:val="40"/>
+          <w:szCs w:val="40"/>
+        </w:rPr>
+        <w:t xml:space="preserve">records </w:t>
+      </w:r>
+      <w:r>
+        <w:rPr>
+          <w:rFonts w:asciiTheme="majorBidi" w:hAnsiTheme="majorBidi" w:cstheme="majorBidi"/>
+          <w:sz w:val="40"/>
+          <w:szCs w:val="40"/>
+          <w:cs/>
+        </w:rPr>
+        <w:t>มีปัญหาอะไร ต้องตรวจก่อนจังหวัดไหน</w:t>
+      </w:r>
+    </w:p>
+    <w:p>
+      <w:pPr>
+        <w:ind w:left="360"/>
+        <w:rPr>
+          <w:rFonts w:asciiTheme="majorBidi" w:hAnsiTheme="majorBidi" w:cstheme="majorBidi"/>
+          <w:sz w:val="40"/>
+          <w:szCs w:val="40"/>
+        </w:rPr>
+      </w:pPr>
+    </w:p>
+    <w:p>
+      <w:pPr>
+        <w:pStyle w:val="a9"/>
+        <w:ind w:left="360"/>
+        <w:rPr>
+          <w:rFonts w:asciiTheme="majorBidi" w:hAnsiTheme="majorBidi" w:cstheme="majorBidi"/>
+          <w:b/>
+          <w:bCs/>
+          <w:sz w:val="40"/>
+          <w:szCs w:val="40"/>
+        </w:rPr>
+      </w:pPr>
+      <w:r>
+        <w:rPr>
+          <w:rFonts w:ascii="Segoe UI Emoji" w:hAnsi="Segoe UI Emoji" w:cs="Segoe UI Emoji"/>
+          <w:b/>
+          <w:bCs/>
+          <w:sz w:val="40"/>
+          <w:szCs w:val="40"/>
+        </w:rPr>
+        <w:t>🟠</w:t>
+      </w:r>
+      <w:r>
+        <w:rPr>
+          <w:rFonts w:asciiTheme="majorBidi" w:hAnsiTheme="majorBidi" w:cstheme="majorBidi"/>
+          <w:b/>
+          <w:bCs/>
+          <w:sz w:val="40"/>
+          <w:szCs w:val="40"/>
+        </w:rPr>
+        <w:t xml:space="preserve"> P1 — </w:t>
+      </w:r>
+      <w:r>
+        <w:rPr>
+          <w:rFonts w:asciiTheme="majorBidi" w:hAnsiTheme="majorBidi" w:cstheme="majorBidi"/>
+          <w:b/>
+          <w:bCs/>
+          <w:sz w:val="40"/>
+          <w:szCs w:val="40"/>
+          <w:cs/>
+        </w:rPr>
+        <w:t xml:space="preserve">สัปดาห์นี้ (ส่งผลต่อ </w:t>
+      </w:r>
+      <w:r>
+        <w:rPr>
+          <w:rFonts w:asciiTheme="majorBidi" w:hAnsiTheme="majorBidi" w:cstheme="majorBidi"/>
+          <w:b/>
+          <w:bCs/>
+          <w:sz w:val="40"/>
+          <w:szCs w:val="40"/>
+        </w:rPr>
+        <w:t xml:space="preserve">reviewer </w:t>
+      </w:r>
+      <w:r>
+        <w:rPr>
+          <w:rFonts w:asciiTheme="majorBidi" w:hAnsiTheme="majorBidi" w:cstheme="majorBidi"/>
+          <w:b/>
+          <w:bCs/>
+          <w:sz w:val="40"/>
+          <w:szCs w:val="40"/>
+          <w:cs/>
+        </w:rPr>
+        <w:t>โดยตรง)</w:t>
+      </w:r>
+    </w:p>
+    <w:tbl>
+      <w:tblPr>
+        <w:tblW w:w="0" w:type="auto"/>
+        <w:tblBorders>
+          <w:top w:val="single" w:sz="6" w:space="0" w:color="2A2B2C"/>
+          <w:left w:val="single" w:sz="6" w:space="0" w:color="2A2B2C"/>
+          <w:bottom w:val="single" w:sz="6" w:space="0" w:color="2A2B2C"/>
+          <w:right w:val="single" w:sz="6" w:space="0" w:color="2A2B2C"/>
+        </w:tblBorders>
+        <w:shd w:val="clear" w:color="auto" w:fill="191A1B"/>
+        <w:tblCellMar>
+          <w:top w:w="15" w:type="dxa"/>
+          <w:left w:w="15" w:type="dxa"/>
+          <w:bottom w:w="15" w:type="dxa"/>
+          <w:right w:w="15" w:type="dxa"/>
+        </w:tblCellMar>
+        <w:tblLook w:val="04A0" w:firstRow="1" w:lastRow="0" w:firstColumn="1" w:lastColumn="0" w:noHBand="0" w:noVBand="1"/>
+      </w:tblPr>
+      <w:tblGrid>
+        <w:gridCol w:w="553"/>
+        <w:gridCol w:w="2358"/>
+        <w:gridCol w:w="1562"/>
+        <w:gridCol w:w="4537"/>
+      </w:tblGrid>
+      <w:tr>
+        <w:trPr>
+          <w:tblHeader/>
+        </w:trPr>
+        <w:tc>
+          <w:tcPr>
+            <w:tcW w:w="0" w:type="auto"/>
+            <w:tcBorders>
+              <w:top w:val="single" w:sz="6" w:space="0" w:color="2A2B2C"/>
+              <w:left w:val="single" w:sz="6" w:space="0" w:color="2A2B2C"/>
+              <w:bottom w:val="single" w:sz="6" w:space="0" w:color="2A2B2C"/>
+              <w:right w:val="single" w:sz="6" w:space="0" w:color="2A2B2C"/>
+            </w:tcBorders>
+            <w:shd w:val="clear" w:color="auto" w:fill="191A1B"/>
+            <w:tcMar>
+              <w:top w:w="30" w:type="dxa"/>
+              <w:left w:w="30" w:type="dxa"/>
+              <w:bottom w:w="30" w:type="dxa"/>
+              <w:right w:w="30" w:type="dxa"/>
+            </w:tcMar>
+            <w:vAlign w:val="center"/>
+            <w:hideMark/>
+          </w:tcPr>
+          <w:p>
+            <w:pPr>
+              <w:pStyle w:val="a9"/>
+              <w:ind w:left="360"/>
+              <w:rPr>
+                <w:rFonts w:asciiTheme="majorBidi" w:hAnsiTheme="majorBidi" w:cstheme="majorBidi"/>
+                <w:b/>
+                <w:bCs/>
+                <w:sz w:val="40"/>
+                <w:szCs w:val="40"/>
+              </w:rPr>
+            </w:pPr>
+            <w:r>
+              <w:rPr>
+                <w:rFonts w:asciiTheme="majorBidi" w:hAnsiTheme="majorBidi" w:cstheme="majorBidi"/>
+                <w:b/>
+                <w:bCs/>
+                <w:sz w:val="40"/>
+                <w:szCs w:val="40"/>
+              </w:rPr>
+              <w:t>#</w:t>
+            </w:r>
+          </w:p>
+        </w:tc>
+        <w:tc>
+          <w:tcPr>
+            <w:tcW w:w="0" w:type="auto"/>
+            <w:tcBorders>
+              <w:top w:val="single" w:sz="6" w:space="0" w:color="2A2B2C"/>
+              <w:left w:val="single" w:sz="6" w:space="0" w:color="2A2B2C"/>
+              <w:bottom w:val="single" w:sz="6" w:space="0" w:color="2A2B2C"/>
+              <w:right w:val="single" w:sz="6" w:space="0" w:color="2A2B2C"/>
+            </w:tcBorders>
+            <w:shd w:val="clear" w:color="auto" w:fill="191A1B"/>
+            <w:tcMar>
+              <w:top w:w="30" w:type="dxa"/>
+              <w:left w:w="30" w:type="dxa"/>
+              <w:bottom w:w="30" w:type="dxa"/>
+              <w:right w:w="30" w:type="dxa"/>
+            </w:tcMar>
+            <w:vAlign w:val="center"/>
+            <w:hideMark/>
+          </w:tcPr>
+          <w:p>
+            <w:pPr>
+              <w:pStyle w:val="a9"/>
+              <w:ind w:left="360"/>
+              <w:rPr>
+                <w:rFonts w:asciiTheme="majorBidi" w:hAnsiTheme="majorBidi" w:cstheme="majorBidi"/>
+                <w:b/>
+                <w:bCs/>
+                <w:sz w:val="40"/>
+                <w:szCs w:val="40"/>
+              </w:rPr>
+            </w:pPr>
+            <w:r>
+              <w:rPr>
+                <w:rFonts w:asciiTheme="majorBidi" w:hAnsiTheme="majorBidi" w:cstheme="majorBidi"/>
+                <w:b/>
+                <w:bCs/>
+                <w:sz w:val="40"/>
+                <w:szCs w:val="40"/>
+                <w:cs/>
+              </w:rPr>
+              <w:t>งาน</w:t>
+            </w:r>
+          </w:p>
+        </w:tc>
+        <w:tc>
+          <w:tcPr>
+            <w:tcW w:w="0" w:type="auto"/>
+            <w:tcBorders>
+              <w:top w:val="single" w:sz="6" w:space="0" w:color="2A2B2C"/>
+              <w:left w:val="single" w:sz="6" w:space="0" w:color="2A2B2C"/>
+              <w:bottom w:val="single" w:sz="6" w:space="0" w:color="2A2B2C"/>
+              <w:right w:val="single" w:sz="6" w:space="0" w:color="2A2B2C"/>
+            </w:tcBorders>
+            <w:shd w:val="clear" w:color="auto" w:fill="191A1B"/>
+            <w:tcMar>
+              <w:top w:w="30" w:type="dxa"/>
+              <w:left w:w="30" w:type="dxa"/>
+              <w:bottom w:w="30" w:type="dxa"/>
+              <w:right w:w="30" w:type="dxa"/>
+            </w:tcMar>
+            <w:vAlign w:val="center"/>
+            <w:hideMark/>
+          </w:tcPr>
+          <w:p>
+            <w:pPr>
+              <w:pStyle w:val="a9"/>
+              <w:ind w:left="360"/>
+              <w:rPr>
+                <w:rFonts w:asciiTheme="majorBidi" w:hAnsiTheme="majorBidi" w:cstheme="majorBidi"/>
+                <w:b/>
+                <w:bCs/>
+                <w:sz w:val="40"/>
+                <w:szCs w:val="40"/>
+              </w:rPr>
+            </w:pPr>
+            <w:r>
+              <w:rPr>
+                <w:rFonts w:asciiTheme="majorBidi" w:hAnsiTheme="majorBidi" w:cstheme="majorBidi"/>
+                <w:b/>
+                <w:bCs/>
+                <w:sz w:val="40"/>
+                <w:szCs w:val="40"/>
+                <w:cs/>
+              </w:rPr>
+              <w:t xml:space="preserve">จำนวน </w:t>
+            </w:r>
+            <w:r>
+              <w:rPr>
+                <w:rFonts w:asciiTheme="majorBidi" w:hAnsiTheme="majorBidi" w:cstheme="majorBidi"/>
+                <w:b/>
+                <w:bCs/>
+                <w:sz w:val="40"/>
+                <w:szCs w:val="40"/>
+              </w:rPr>
+              <w:t>records</w:t>
+            </w:r>
+          </w:p>
+        </w:tc>
+        <w:tc>
+          <w:tcPr>
+            <w:tcW w:w="0" w:type="auto"/>
+            <w:tcBorders>
+              <w:top w:val="single" w:sz="6" w:space="0" w:color="2A2B2C"/>
+              <w:left w:val="single" w:sz="6" w:space="0" w:color="2A2B2C"/>
+              <w:bottom w:val="single" w:sz="6" w:space="0" w:color="2A2B2C"/>
+              <w:right w:val="single" w:sz="6" w:space="0" w:color="2A2B2C"/>
+            </w:tcBorders>
+            <w:shd w:val="clear" w:color="auto" w:fill="191A1B"/>
+            <w:tcMar>
+              <w:top w:w="30" w:type="dxa"/>
+              <w:left w:w="30" w:type="dxa"/>
+              <w:bottom w:w="30" w:type="dxa"/>
+              <w:right w:w="30" w:type="dxa"/>
+            </w:tcMar>
+            <w:vAlign w:val="center"/>
+            <w:hideMark/>
+          </w:tcPr>
+          <w:p>
+            <w:pPr>
+              <w:pStyle w:val="a9"/>
+              <w:ind w:left="360"/>
+              <w:rPr>
+                <w:rFonts w:asciiTheme="majorBidi" w:hAnsiTheme="majorBidi" w:cstheme="majorBidi"/>
+                <w:b/>
+                <w:bCs/>
+                <w:sz w:val="40"/>
+                <w:szCs w:val="40"/>
+              </w:rPr>
+            </w:pPr>
+            <w:r>
+              <w:rPr>
+                <w:rFonts w:asciiTheme="majorBidi" w:hAnsiTheme="majorBidi" w:cstheme="majorBidi"/>
+                <w:b/>
+                <w:bCs/>
+                <w:sz w:val="40"/>
+                <w:szCs w:val="40"/>
+              </w:rPr>
+              <w:t>Impact</w:t>
+            </w:r>
+          </w:p>
+        </w:tc>
+      </w:tr>
+      <w:tr>
+        <w:tc>
+          <w:tcPr>
+            <w:tcW w:w="0" w:type="auto"/>
+            <w:tcBorders>
+              <w:top w:val="single" w:sz="6" w:space="0" w:color="2A2B2C"/>
+              <w:left w:val="single" w:sz="6" w:space="0" w:color="2A2B2C"/>
+              <w:bottom w:val="single" w:sz="6" w:space="0" w:color="2A2B2C"/>
+              <w:right w:val="single" w:sz="6" w:space="0" w:color="2A2B2C"/>
+            </w:tcBorders>
+            <w:shd w:val="clear" w:color="auto" w:fill="191A1B"/>
+            <w:tcMar>
+              <w:top w:w="30" w:type="dxa"/>
+              <w:left w:w="30" w:type="dxa"/>
+              <w:bottom w:w="30" w:type="dxa"/>
+              <w:right w:w="30" w:type="dxa"/>
+            </w:tcMar>
+            <w:vAlign w:val="center"/>
+          </w:tcPr>
+          <w:p>
+            <w:pPr>
+              <w:pStyle w:val="a9"/>
+              <w:ind w:left="360"/>
+              <w:rPr>
+                <w:rFonts w:asciiTheme="majorBidi" w:hAnsiTheme="majorBidi" w:cstheme="majorBidi"/>
+                <w:sz w:val="40"/>
+                <w:szCs w:val="40"/>
+                <w:cs/>
+              </w:rPr>
+            </w:pPr>
+          </w:p>
+        </w:tc>
+        <w:tc>
+          <w:tcPr>
+            <w:tcW w:w="0" w:type="auto"/>
+            <w:tcBorders>
+              <w:top w:val="single" w:sz="6" w:space="0" w:color="2A2B2C"/>
+              <w:left w:val="single" w:sz="6" w:space="0" w:color="2A2B2C"/>
+              <w:bottom w:val="single" w:sz="6" w:space="0" w:color="2A2B2C"/>
+              <w:right w:val="single" w:sz="6" w:space="0" w:color="2A2B2C"/>
+            </w:tcBorders>
+            <w:shd w:val="clear" w:color="auto" w:fill="191A1B"/>
+            <w:tcMar>
+              <w:top w:w="30" w:type="dxa"/>
+              <w:left w:w="30" w:type="dxa"/>
+              <w:bottom w:w="30" w:type="dxa"/>
+              <w:right w:w="30" w:type="dxa"/>
+            </w:tcMar>
+            <w:vAlign w:val="center"/>
+          </w:tcPr>
+          <w:p>
+            <w:pPr>
+              <w:pStyle w:val="a9"/>
+              <w:ind w:left="360"/>
+              <w:rPr>
+                <w:rFonts w:asciiTheme="majorBidi" w:hAnsiTheme="majorBidi" w:cstheme="majorBidi"/>
+                <w:sz w:val="40"/>
+                <w:szCs w:val="40"/>
+              </w:rPr>
+            </w:pPr>
+          </w:p>
+        </w:tc>
+        <w:tc>
+          <w:tcPr>
+            <w:tcW w:w="0" w:type="auto"/>
+            <w:tcBorders>
+              <w:top w:val="single" w:sz="6" w:space="0" w:color="2A2B2C"/>
+              <w:left w:val="single" w:sz="6" w:space="0" w:color="2A2B2C"/>
+              <w:bottom w:val="single" w:sz="6" w:space="0" w:color="2A2B2C"/>
+              <w:right w:val="single" w:sz="6" w:space="0" w:color="2A2B2C"/>
+            </w:tcBorders>
+            <w:shd w:val="clear" w:color="auto" w:fill="191A1B"/>
+            <w:tcMar>
+              <w:top w:w="30" w:type="dxa"/>
+              <w:left w:w="30" w:type="dxa"/>
+              <w:bottom w:w="30" w:type="dxa"/>
+              <w:right w:w="30" w:type="dxa"/>
+            </w:tcMar>
+            <w:vAlign w:val="center"/>
+          </w:tcPr>
+          <w:p>
+            <w:pPr>
+              <w:pStyle w:val="a9"/>
+              <w:ind w:left="360"/>
+              <w:rPr>
+                <w:rFonts w:asciiTheme="majorBidi" w:hAnsiTheme="majorBidi" w:cstheme="majorBidi"/>
+                <w:sz w:val="40"/>
+                <w:szCs w:val="40"/>
+              </w:rPr>
+            </w:pPr>
+          </w:p>
+        </w:tc>
+        <w:tc>
+          <w:tcPr>
+            <w:tcW w:w="0" w:type="auto"/>
+            <w:tcBorders>
+              <w:top w:val="single" w:sz="6" w:space="0" w:color="2A2B2C"/>
+              <w:left w:val="single" w:sz="6" w:space="0" w:color="2A2B2C"/>
+              <w:bottom w:val="single" w:sz="6" w:space="0" w:color="2A2B2C"/>
+              <w:right w:val="single" w:sz="6" w:space="0" w:color="2A2B2C"/>
+            </w:tcBorders>
+            <w:shd w:val="clear" w:color="auto" w:fill="191A1B"/>
+            <w:tcMar>
+              <w:top w:w="30" w:type="dxa"/>
+              <w:left w:w="30" w:type="dxa"/>
+              <w:bottom w:w="30" w:type="dxa"/>
+              <w:right w:w="30" w:type="dxa"/>
+            </w:tcMar>
+            <w:vAlign w:val="center"/>
+          </w:tcPr>
+          <w:p>
+            <w:pPr>
+              <w:pStyle w:val="a9"/>
+              <w:ind w:left="360"/>
+              <w:rPr>
+                <w:rFonts w:asciiTheme="majorBidi" w:hAnsiTheme="majorBidi" w:cstheme="majorBidi"/>
+                <w:sz w:val="40"/>
+                <w:szCs w:val="40"/>
+              </w:rPr>
+            </w:pPr>
+          </w:p>
+        </w:tc>
+      </w:tr>
+      <w:tr>
+        <w:tc>
+          <w:tcPr>
+            <w:tcW w:w="0" w:type="auto"/>
+            <w:tcBorders>
+              <w:top w:val="single" w:sz="6" w:space="0" w:color="2A2B2C"/>
+              <w:left w:val="single" w:sz="6" w:space="0" w:color="2A2B2C"/>
+              <w:bottom w:val="single" w:sz="6" w:space="0" w:color="2A2B2C"/>
+              <w:right w:val="single" w:sz="6" w:space="0" w:color="2A2B2C"/>
+            </w:tcBorders>
+            <w:shd w:val="clear" w:color="auto" w:fill="191A1B"/>
+            <w:tcMar>
+              <w:top w:w="30" w:type="dxa"/>
+              <w:left w:w="30" w:type="dxa"/>
+              <w:bottom w:w="30" w:type="dxa"/>
+              <w:right w:w="30" w:type="dxa"/>
+            </w:tcMar>
+            <w:vAlign w:val="center"/>
+            <w:hideMark/>
+          </w:tcPr>
+          <w:p>
+            <w:pPr>
+              <w:pStyle w:val="a9"/>
+              <w:ind w:left="360"/>
+              <w:rPr>
+                <w:rFonts w:asciiTheme="majorBidi" w:hAnsiTheme="majorBidi" w:cstheme="majorBidi"/>
+                <w:sz w:val="40"/>
+                <w:szCs w:val="40"/>
+              </w:rPr>
+            </w:pPr>
+            <w:r>
+              <w:rPr>
+                <w:rFonts w:asciiTheme="majorBidi" w:hAnsiTheme="majorBidi" w:cstheme="majorBidi"/>
+                <w:sz w:val="40"/>
+                <w:szCs w:val="40"/>
+              </w:rPr>
+              <w:t>1</w:t>
+            </w:r>
+          </w:p>
+        </w:tc>
+        <w:tc>
+          <w:tcPr>
+            <w:tcW w:w="0" w:type="auto"/>
+            <w:tcBorders>
+              <w:top w:val="single" w:sz="6" w:space="0" w:color="2A2B2C"/>
+              <w:left w:val="single" w:sz="6" w:space="0" w:color="2A2B2C"/>
+              <w:bottom w:val="single" w:sz="6" w:space="0" w:color="2A2B2C"/>
+              <w:right w:val="single" w:sz="6" w:space="0" w:color="2A2B2C"/>
+            </w:tcBorders>
+            <w:shd w:val="clear" w:color="auto" w:fill="191A1B"/>
+            <w:tcMar>
+              <w:top w:w="30" w:type="dxa"/>
+              <w:left w:w="30" w:type="dxa"/>
+              <w:bottom w:w="30" w:type="dxa"/>
+              <w:right w:w="30" w:type="dxa"/>
+            </w:tcMar>
+            <w:vAlign w:val="center"/>
+            <w:hideMark/>
+          </w:tcPr>
+          <w:p>
+            <w:pPr>
+              <w:pStyle w:val="a9"/>
+              <w:ind w:left="360"/>
+              <w:rPr>
+                <w:rFonts w:asciiTheme="majorBidi" w:hAnsiTheme="majorBidi" w:cstheme="majorBidi"/>
+                <w:sz w:val="40"/>
+                <w:szCs w:val="40"/>
+              </w:rPr>
+            </w:pPr>
+            <w:r>
+              <w:rPr>
+                <w:rFonts w:asciiTheme="majorBidi" w:hAnsiTheme="majorBidi" w:cstheme="majorBidi"/>
+                <w:b/>
+                <w:bCs/>
+                <w:sz w:val="40"/>
+                <w:szCs w:val="40"/>
+                <w:cs/>
+              </w:rPr>
+              <w:t xml:space="preserve">เพชรบูรณ์ </w:t>
+            </w:r>
+            <w:r>
+              <w:rPr>
+                <w:rFonts w:asciiTheme="majorBidi" w:hAnsiTheme="majorBidi" w:cstheme="majorBidi"/>
+                <w:b/>
+                <w:bCs/>
+                <w:sz w:val="40"/>
+                <w:szCs w:val="40"/>
+              </w:rPr>
+              <w:t>Zone 3 c1 — null out</w:t>
+            </w:r>
+          </w:p>
+        </w:tc>
+        <w:tc>
+          <w:tcPr>
+            <w:tcW w:w="0" w:type="auto"/>
+            <w:tcBorders>
+              <w:top w:val="single" w:sz="6" w:space="0" w:color="2A2B2C"/>
+              <w:left w:val="single" w:sz="6" w:space="0" w:color="2A2B2C"/>
+              <w:bottom w:val="single" w:sz="6" w:space="0" w:color="2A2B2C"/>
+              <w:right w:val="single" w:sz="6" w:space="0" w:color="2A2B2C"/>
+            </w:tcBorders>
+            <w:shd w:val="clear" w:color="auto" w:fill="191A1B"/>
+            <w:tcMar>
+              <w:top w:w="30" w:type="dxa"/>
+              <w:left w:w="30" w:type="dxa"/>
+              <w:bottom w:w="30" w:type="dxa"/>
+              <w:right w:w="30" w:type="dxa"/>
+            </w:tcMar>
+            <w:vAlign w:val="center"/>
+            <w:hideMark/>
+          </w:tcPr>
+          <w:p>
+            <w:pPr>
+              <w:pStyle w:val="a9"/>
+              <w:ind w:left="360"/>
+              <w:rPr>
+                <w:rFonts w:asciiTheme="majorBidi" w:hAnsiTheme="majorBidi" w:cstheme="majorBidi"/>
+                <w:sz w:val="40"/>
+                <w:szCs w:val="40"/>
+              </w:rPr>
+            </w:pPr>
+            <w:r>
+              <w:rPr>
+                <w:rFonts w:asciiTheme="majorBidi" w:hAnsiTheme="majorBidi" w:cstheme="majorBidi"/>
+                <w:sz w:val="40"/>
+                <w:szCs w:val="40"/>
+              </w:rPr>
+              <w:t>251</w:t>
+            </w:r>
+          </w:p>
+        </w:tc>
+        <w:tc>
+          <w:tcPr>
+            <w:tcW w:w="0" w:type="auto"/>
+            <w:tcBorders>
+              <w:top w:val="single" w:sz="6" w:space="0" w:color="2A2B2C"/>
+              <w:left w:val="single" w:sz="6" w:space="0" w:color="2A2B2C"/>
+              <w:bottom w:val="single" w:sz="6" w:space="0" w:color="2A2B2C"/>
+              <w:right w:val="single" w:sz="6" w:space="0" w:color="2A2B2C"/>
+            </w:tcBorders>
+            <w:shd w:val="clear" w:color="auto" w:fill="191A1B"/>
+            <w:tcMar>
+              <w:top w:w="30" w:type="dxa"/>
+              <w:left w:w="30" w:type="dxa"/>
+              <w:bottom w:w="30" w:type="dxa"/>
+              <w:right w:w="30" w:type="dxa"/>
+            </w:tcMar>
+            <w:vAlign w:val="center"/>
+            <w:hideMark/>
+          </w:tcPr>
+          <w:p>
+            <w:pPr>
+              <w:pStyle w:val="a9"/>
+              <w:ind w:left="360"/>
+              <w:rPr>
+                <w:rFonts w:asciiTheme="majorBidi" w:hAnsiTheme="majorBidi" w:cstheme="majorBidi"/>
+                <w:sz w:val="40"/>
+                <w:szCs w:val="40"/>
+              </w:rPr>
+            </w:pPr>
+            <w:r>
+              <w:rPr>
+                <w:rFonts w:asciiTheme="majorBidi" w:hAnsiTheme="majorBidi" w:cstheme="majorBidi"/>
+                <w:sz w:val="40"/>
+                <w:szCs w:val="40"/>
+                <w:cs/>
+              </w:rPr>
+              <w:t>ค่าผิดอยู่ในระบบ (</w:t>
+            </w:r>
+            <w:r>
+              <w:rPr>
+                <w:rFonts w:asciiTheme="majorBidi" w:hAnsiTheme="majorBidi" w:cstheme="majorBidi"/>
+                <w:sz w:val="40"/>
+                <w:szCs w:val="40"/>
+              </w:rPr>
+              <w:t xml:space="preserve">3-7x </w:t>
+            </w:r>
+            <w:r>
+              <w:rPr>
+                <w:rFonts w:asciiTheme="majorBidi" w:hAnsiTheme="majorBidi" w:cstheme="majorBidi"/>
+                <w:sz w:val="40"/>
+                <w:szCs w:val="40"/>
+                <w:cs/>
+              </w:rPr>
+              <w:t xml:space="preserve">สูงกว่าจริง) แม้ </w:t>
+            </w:r>
+            <w:r>
+              <w:rPr>
+                <w:rFonts w:asciiTheme="majorBidi" w:hAnsiTheme="majorBidi" w:cstheme="majorBidi"/>
+                <w:sz w:val="40"/>
+                <w:szCs w:val="40"/>
+              </w:rPr>
+              <w:t xml:space="preserve">flag </w:t>
+            </w:r>
+            <w:r>
+              <w:rPr>
+                <w:rFonts w:asciiTheme="majorBidi" w:hAnsiTheme="majorBidi" w:cstheme="majorBidi"/>
+                <w:sz w:val="40"/>
+                <w:szCs w:val="40"/>
+                <w:cs/>
+              </w:rPr>
+              <w:t xml:space="preserve">แล้วก็ยัง </w:t>
+            </w:r>
+            <w:r>
+              <w:rPr>
+                <w:rFonts w:asciiTheme="majorBidi" w:hAnsiTheme="majorBidi" w:cstheme="majorBidi"/>
+                <w:sz w:val="40"/>
+                <w:szCs w:val="40"/>
+              </w:rPr>
+              <w:t xml:space="preserve">mislead reviewer — </w:t>
+            </w:r>
+            <w:r>
+              <w:rPr>
+                <w:rFonts w:asciiTheme="majorBidi" w:hAnsiTheme="majorBidi" w:cstheme="majorBidi"/>
+                <w:sz w:val="40"/>
+                <w:szCs w:val="40"/>
+                <w:cs/>
+              </w:rPr>
+              <w:t xml:space="preserve">การ </w:t>
+            </w:r>
+            <w:r>
+              <w:rPr>
+                <w:rFonts w:asciiTheme="majorBidi" w:hAnsiTheme="majorBidi" w:cstheme="majorBidi"/>
+                <w:sz w:val="40"/>
+                <w:szCs w:val="40"/>
+              </w:rPr>
+              <w:t xml:space="preserve">null </w:t>
+            </w:r>
+            <w:r>
+              <w:rPr>
+                <w:rFonts w:asciiTheme="majorBidi" w:hAnsiTheme="majorBidi" w:cstheme="majorBidi"/>
+                <w:sz w:val="40"/>
+                <w:szCs w:val="40"/>
+                <w:cs/>
+              </w:rPr>
+              <w:t>ค่าชัดเจนกว่า</w:t>
+            </w:r>
+          </w:p>
+        </w:tc>
+      </w:tr>
+      <w:tr>
+        <w:tc>
+          <w:tcPr>
+            <w:tcW w:w="0" w:type="auto"/>
+            <w:tcBorders>
+              <w:top w:val="single" w:sz="6" w:space="0" w:color="2A2B2C"/>
+              <w:left w:val="single" w:sz="6" w:space="0" w:color="2A2B2C"/>
+              <w:bottom w:val="single" w:sz="6" w:space="0" w:color="2A2B2C"/>
+              <w:right w:val="single" w:sz="6" w:space="0" w:color="2A2B2C"/>
+            </w:tcBorders>
+            <w:shd w:val="clear" w:color="auto" w:fill="191A1B"/>
+            <w:tcMar>
+              <w:top w:w="30" w:type="dxa"/>
+              <w:left w:w="30" w:type="dxa"/>
+              <w:bottom w:w="30" w:type="dxa"/>
+              <w:right w:w="30" w:type="dxa"/>
+            </w:tcMar>
+            <w:vAlign w:val="center"/>
+            <w:hideMark/>
+          </w:tcPr>
+          <w:p>
+            <w:pPr>
+              <w:pStyle w:val="a9"/>
+              <w:ind w:left="360"/>
+              <w:rPr>
+                <w:rFonts w:asciiTheme="majorBidi" w:hAnsiTheme="majorBidi" w:cstheme="majorBidi"/>
+                <w:sz w:val="40"/>
+                <w:szCs w:val="40"/>
+              </w:rPr>
+            </w:pPr>
+            <w:r>
+              <w:rPr>
+                <w:rFonts w:asciiTheme="majorBidi" w:hAnsiTheme="majorBidi" w:cstheme="majorBidi"/>
+                <w:sz w:val="40"/>
+                <w:szCs w:val="40"/>
+              </w:rPr>
+              <w:t>2</w:t>
+            </w:r>
+          </w:p>
+        </w:tc>
+        <w:tc>
+          <w:tcPr>
+            <w:tcW w:w="0" w:type="auto"/>
+            <w:tcBorders>
+              <w:top w:val="single" w:sz="6" w:space="0" w:color="2A2B2C"/>
+              <w:left w:val="single" w:sz="6" w:space="0" w:color="2A2B2C"/>
+              <w:bottom w:val="single" w:sz="6" w:space="0" w:color="2A2B2C"/>
+              <w:right w:val="single" w:sz="6" w:space="0" w:color="2A2B2C"/>
+            </w:tcBorders>
+            <w:shd w:val="clear" w:color="auto" w:fill="191A1B"/>
+            <w:tcMar>
+              <w:top w:w="30" w:type="dxa"/>
+              <w:left w:w="30" w:type="dxa"/>
+              <w:bottom w:w="30" w:type="dxa"/>
+              <w:right w:w="30" w:type="dxa"/>
+            </w:tcMar>
+            <w:vAlign w:val="center"/>
+            <w:hideMark/>
+          </w:tcPr>
+          <w:p>
+            <w:pPr>
+              <w:pStyle w:val="a9"/>
+              <w:ind w:left="360"/>
+              <w:rPr>
+                <w:rFonts w:asciiTheme="majorBidi" w:hAnsiTheme="majorBidi" w:cstheme="majorBidi"/>
+                <w:sz w:val="40"/>
+                <w:szCs w:val="40"/>
+              </w:rPr>
+            </w:pPr>
+            <w:r>
+              <w:rPr>
+                <w:rFonts w:asciiTheme="majorBidi" w:hAnsiTheme="majorBidi" w:cstheme="majorBidi"/>
+                <w:b/>
+                <w:bCs/>
+                <w:sz w:val="40"/>
+                <w:szCs w:val="40"/>
+              </w:rPr>
+              <w:t>Re-OCR 63 n=0 records</w:t>
+            </w:r>
+          </w:p>
+        </w:tc>
+        <w:tc>
+          <w:tcPr>
+            <w:tcW w:w="0" w:type="auto"/>
+            <w:tcBorders>
+              <w:top w:val="single" w:sz="6" w:space="0" w:color="2A2B2C"/>
+              <w:left w:val="single" w:sz="6" w:space="0" w:color="2A2B2C"/>
+              <w:bottom w:val="single" w:sz="6" w:space="0" w:color="2A2B2C"/>
+              <w:right w:val="single" w:sz="6" w:space="0" w:color="2A2B2C"/>
+            </w:tcBorders>
+            <w:shd w:val="clear" w:color="auto" w:fill="191A1B"/>
+            <w:tcMar>
+              <w:top w:w="30" w:type="dxa"/>
+              <w:left w:w="30" w:type="dxa"/>
+              <w:bottom w:w="30" w:type="dxa"/>
+              <w:right w:w="30" w:type="dxa"/>
+            </w:tcMar>
+            <w:vAlign w:val="center"/>
+            <w:hideMark/>
+          </w:tcPr>
+          <w:p>
+            <w:pPr>
+              <w:pStyle w:val="a9"/>
+              <w:ind w:left="360"/>
+              <w:rPr>
+                <w:rFonts w:asciiTheme="majorBidi" w:hAnsiTheme="majorBidi" w:cstheme="majorBidi"/>
+                <w:sz w:val="40"/>
+                <w:szCs w:val="40"/>
+              </w:rPr>
+            </w:pPr>
+            <w:r>
+              <w:rPr>
+                <w:rFonts w:asciiTheme="majorBidi" w:hAnsiTheme="majorBidi" w:cstheme="majorBidi"/>
+                <w:sz w:val="40"/>
+                <w:szCs w:val="40"/>
+              </w:rPr>
+              <w:t>63</w:t>
+            </w:r>
+          </w:p>
+        </w:tc>
+        <w:tc>
+          <w:tcPr>
+            <w:tcW w:w="0" w:type="auto"/>
+            <w:tcBorders>
+              <w:top w:val="single" w:sz="6" w:space="0" w:color="2A2B2C"/>
+              <w:left w:val="single" w:sz="6" w:space="0" w:color="2A2B2C"/>
+              <w:bottom w:val="single" w:sz="6" w:space="0" w:color="2A2B2C"/>
+              <w:right w:val="single" w:sz="6" w:space="0" w:color="2A2B2C"/>
+            </w:tcBorders>
+            <w:shd w:val="clear" w:color="auto" w:fill="191A1B"/>
+            <w:tcMar>
+              <w:top w:w="30" w:type="dxa"/>
+              <w:left w:w="30" w:type="dxa"/>
+              <w:bottom w:w="30" w:type="dxa"/>
+              <w:right w:w="30" w:type="dxa"/>
+            </w:tcMar>
+            <w:vAlign w:val="center"/>
+            <w:hideMark/>
+          </w:tcPr>
+          <w:p>
+            <w:pPr>
+              <w:pStyle w:val="a9"/>
+              <w:ind w:left="360"/>
+              <w:rPr>
+                <w:rFonts w:asciiTheme="majorBidi" w:hAnsiTheme="majorBidi" w:cstheme="majorBidi"/>
+                <w:sz w:val="40"/>
+                <w:szCs w:val="40"/>
+              </w:rPr>
+            </w:pPr>
+            <w:r>
+              <w:rPr>
+                <w:rFonts w:asciiTheme="majorBidi" w:hAnsiTheme="majorBidi" w:cstheme="majorBidi"/>
+                <w:sz w:val="40"/>
+                <w:szCs w:val="40"/>
+                <w:cs/>
+              </w:rPr>
+              <w:t xml:space="preserve">ผู้สมัครหายหมด = ข้อมูลว่างเปล่า ต้อง </w:t>
+            </w:r>
+            <w:r>
+              <w:rPr>
+                <w:rFonts w:asciiTheme="majorBidi" w:hAnsiTheme="majorBidi" w:cstheme="majorBidi"/>
+                <w:sz w:val="40"/>
+                <w:szCs w:val="40"/>
+              </w:rPr>
+              <w:t xml:space="preserve">re-OCR </w:t>
+            </w:r>
+            <w:r>
+              <w:rPr>
+                <w:rFonts w:asciiTheme="majorBidi" w:hAnsiTheme="majorBidi" w:cstheme="majorBidi"/>
+                <w:sz w:val="40"/>
+                <w:szCs w:val="40"/>
+                <w:cs/>
+              </w:rPr>
+              <w:t xml:space="preserve">ด้วย </w:t>
+            </w:r>
+            <w:r>
+              <w:rPr>
+                <w:rFonts w:asciiTheme="majorBidi" w:hAnsiTheme="majorBidi" w:cstheme="majorBidi"/>
+                <w:sz w:val="40"/>
+                <w:szCs w:val="40"/>
+              </w:rPr>
+              <w:t xml:space="preserve">prompt </w:t>
+            </w:r>
+            <w:r>
+              <w:rPr>
+                <w:rFonts w:asciiTheme="majorBidi" w:hAnsiTheme="majorBidi" w:cstheme="majorBidi"/>
+                <w:sz w:val="40"/>
+                <w:szCs w:val="40"/>
+                <w:cs/>
+              </w:rPr>
+              <w:t>ที่ดีกว่า</w:t>
+            </w:r>
+          </w:p>
+        </w:tc>
+      </w:tr>
+      <w:tr>
+        <w:tc>
+          <w:tcPr>
+            <w:tcW w:w="0" w:type="auto"/>
+            <w:tcBorders>
+              <w:top w:val="single" w:sz="6" w:space="0" w:color="2A2B2C"/>
+              <w:left w:val="single" w:sz="6" w:space="0" w:color="2A2B2C"/>
+              <w:bottom w:val="single" w:sz="6" w:space="0" w:color="2A2B2C"/>
+              <w:right w:val="single" w:sz="6" w:space="0" w:color="2A2B2C"/>
+            </w:tcBorders>
+            <w:shd w:val="clear" w:color="auto" w:fill="191A1B"/>
+            <w:tcMar>
+              <w:top w:w="30" w:type="dxa"/>
+              <w:left w:w="30" w:type="dxa"/>
+              <w:bottom w:w="30" w:type="dxa"/>
+              <w:right w:w="30" w:type="dxa"/>
+            </w:tcMar>
+            <w:vAlign w:val="center"/>
+            <w:hideMark/>
+          </w:tcPr>
+          <w:p>
+            <w:pPr>
+              <w:pStyle w:val="a9"/>
+              <w:ind w:left="360"/>
+              <w:rPr>
+                <w:rFonts w:asciiTheme="majorBidi" w:hAnsiTheme="majorBidi" w:cstheme="majorBidi"/>
+                <w:sz w:val="40"/>
+                <w:szCs w:val="40"/>
+              </w:rPr>
+            </w:pPr>
+            <w:r>
+              <w:rPr>
+                <w:rFonts w:asciiTheme="majorBidi" w:hAnsiTheme="majorBidi" w:cstheme="majorBidi"/>
+                <w:sz w:val="40"/>
+                <w:szCs w:val="40"/>
+              </w:rPr>
+              <w:t>3</w:t>
+            </w:r>
+          </w:p>
+        </w:tc>
+        <w:tc>
+          <w:tcPr>
+            <w:tcW w:w="0" w:type="auto"/>
+            <w:tcBorders>
+              <w:top w:val="single" w:sz="6" w:space="0" w:color="2A2B2C"/>
+              <w:left w:val="single" w:sz="6" w:space="0" w:color="2A2B2C"/>
+              <w:bottom w:val="single" w:sz="6" w:space="0" w:color="2A2B2C"/>
+              <w:right w:val="single" w:sz="6" w:space="0" w:color="2A2B2C"/>
+            </w:tcBorders>
+            <w:shd w:val="clear" w:color="auto" w:fill="191A1B"/>
+            <w:tcMar>
+              <w:top w:w="30" w:type="dxa"/>
+              <w:left w:w="30" w:type="dxa"/>
+              <w:bottom w:w="30" w:type="dxa"/>
+              <w:right w:w="30" w:type="dxa"/>
+            </w:tcMar>
+            <w:vAlign w:val="center"/>
+            <w:hideMark/>
+          </w:tcPr>
+          <w:p>
+            <w:pPr>
+              <w:pStyle w:val="a9"/>
+              <w:ind w:left="360"/>
+              <w:rPr>
+                <w:rFonts w:asciiTheme="majorBidi" w:hAnsiTheme="majorBidi" w:cstheme="majorBidi"/>
+                <w:sz w:val="40"/>
+                <w:szCs w:val="40"/>
+              </w:rPr>
+            </w:pPr>
+            <w:r>
+              <w:rPr>
+                <w:rFonts w:asciiTheme="majorBidi" w:hAnsiTheme="majorBidi" w:cstheme="majorBidi"/>
+                <w:b/>
+                <w:bCs/>
+                <w:sz w:val="40"/>
+                <w:szCs w:val="40"/>
+              </w:rPr>
+              <w:t>Deploy GitHub Pages</w:t>
+            </w:r>
+          </w:p>
+        </w:tc>
+        <w:tc>
+          <w:tcPr>
+            <w:tcW w:w="0" w:type="auto"/>
+            <w:tcBorders>
+              <w:top w:val="single" w:sz="6" w:space="0" w:color="2A2B2C"/>
+              <w:left w:val="single" w:sz="6" w:space="0" w:color="2A2B2C"/>
+              <w:bottom w:val="single" w:sz="6" w:space="0" w:color="2A2B2C"/>
+              <w:right w:val="single" w:sz="6" w:space="0" w:color="2A2B2C"/>
+            </w:tcBorders>
+            <w:shd w:val="clear" w:color="auto" w:fill="191A1B"/>
+            <w:tcMar>
+              <w:top w:w="30" w:type="dxa"/>
+              <w:left w:w="30" w:type="dxa"/>
+              <w:bottom w:w="30" w:type="dxa"/>
+              <w:right w:w="30" w:type="dxa"/>
+            </w:tcMar>
+            <w:vAlign w:val="center"/>
+            <w:hideMark/>
+          </w:tcPr>
+          <w:p>
+            <w:pPr>
+              <w:pStyle w:val="a9"/>
+              <w:ind w:left="360"/>
+              <w:rPr>
+                <w:rFonts w:asciiTheme="majorBidi" w:hAnsiTheme="majorBidi" w:cstheme="majorBidi"/>
+                <w:sz w:val="40"/>
+                <w:szCs w:val="40"/>
+              </w:rPr>
+            </w:pPr>
+            <w:r>
+              <w:rPr>
+                <w:rFonts w:asciiTheme="majorBidi" w:hAnsiTheme="majorBidi" w:cstheme="majorBidi"/>
+                <w:sz w:val="40"/>
+                <w:szCs w:val="40"/>
+              </w:rPr>
+              <w:t>—</w:t>
+            </w:r>
+          </w:p>
+        </w:tc>
+        <w:tc>
+          <w:tcPr>
+            <w:tcW w:w="0" w:type="auto"/>
+            <w:tcBorders>
+              <w:top w:val="single" w:sz="6" w:space="0" w:color="2A2B2C"/>
+              <w:left w:val="single" w:sz="6" w:space="0" w:color="2A2B2C"/>
+              <w:bottom w:val="single" w:sz="6" w:space="0" w:color="2A2B2C"/>
+              <w:right w:val="single" w:sz="6" w:space="0" w:color="2A2B2C"/>
+            </w:tcBorders>
+            <w:shd w:val="clear" w:color="auto" w:fill="191A1B"/>
+            <w:tcMar>
+              <w:top w:w="30" w:type="dxa"/>
+              <w:left w:w="30" w:type="dxa"/>
+              <w:bottom w:w="30" w:type="dxa"/>
+              <w:right w:w="30" w:type="dxa"/>
+            </w:tcMar>
+            <w:vAlign w:val="center"/>
+            <w:hideMark/>
+          </w:tcPr>
+          <w:p>
+            <w:pPr>
+              <w:pStyle w:val="a9"/>
+              <w:ind w:left="360"/>
+              <w:rPr>
+                <w:rFonts w:asciiTheme="majorBidi" w:hAnsiTheme="majorBidi" w:cstheme="majorBidi"/>
+                <w:sz w:val="40"/>
+                <w:szCs w:val="40"/>
+              </w:rPr>
+            </w:pPr>
+            <w:r>
+              <w:rPr>
+                <w:rFonts w:asciiTheme="majorBidi" w:hAnsiTheme="majorBidi" w:cstheme="majorBidi"/>
+                <w:sz w:val="40"/>
+                <w:szCs w:val="40"/>
+                <w:cs/>
+              </w:rPr>
+              <w:t xml:space="preserve">ผู้ใช้ภายนอกยังเห็น </w:t>
+            </w:r>
+            <w:r>
+              <w:rPr>
+                <w:rFonts w:asciiTheme="majorBidi" w:hAnsiTheme="majorBidi" w:cstheme="majorBidi"/>
+                <w:sz w:val="40"/>
+                <w:szCs w:val="40"/>
+              </w:rPr>
+              <w:t xml:space="preserve">version </w:t>
+            </w:r>
+            <w:r>
+              <w:rPr>
+                <w:rFonts w:asciiTheme="majorBidi" w:hAnsiTheme="majorBidi" w:cstheme="majorBidi"/>
+                <w:sz w:val="40"/>
+                <w:szCs w:val="40"/>
+                <w:cs/>
+              </w:rPr>
+              <w:t>เก่า</w:t>
+            </w:r>
+          </w:p>
+        </w:tc>
+      </w:tr>
+    </w:tbl>
+    <w:p>
+      <w:pPr>
+        <w:ind w:left="360"/>
+        <w:rPr>
+          <w:rFonts w:asciiTheme="majorBidi" w:hAnsiTheme="majorBidi" w:cstheme="majorBidi"/>
+          <w:sz w:val="40"/>
+          <w:szCs w:val="40"/>
+        </w:rPr>
+      </w:pPr>
+      <w:r>
+        <w:rPr>
+          <w:rFonts w:asciiTheme="majorBidi" w:hAnsiTheme="majorBidi" w:cstheme="majorBidi"/>
+          <w:sz w:val="40"/>
+          <w:szCs w:val="40"/>
+        </w:rPr>
+        <w:pict w14:anchorId="43E8D37A">
+          <v:rect id="_x0000_i1065" style="width:0;height:1.5pt" o:hralign="center" o:hrstd="t" o:hr="t" fillcolor="#a0a0a0" stroked="f"/>
+        </w:pict>
+      </w:r>
+    </w:p>
+    <w:p>
+      <w:pPr>
+        <w:ind w:left="360"/>
+        <w:rPr>
+          <w:rFonts w:asciiTheme="majorBidi" w:hAnsiTheme="majorBidi" w:cstheme="majorBidi"/>
+          <w:sz w:val="40"/>
+          <w:szCs w:val="40"/>
+        </w:rPr>
+      </w:pPr>
+      <w:r>
+        <w:rPr>
+          <w:rFonts w:asciiTheme="majorBidi" w:hAnsiTheme="majorBidi" w:cstheme="majorBidi"/>
+          <w:sz w:val="40"/>
+          <w:szCs w:val="40"/>
+          <w:cs/>
+        </w:rPr>
+        <w:t>เสร็จครับ สรุปทั้งหมดที่ทำในเซ</w:t>
+      </w:r>
+      <w:proofErr w:type="spellStart"/>
+      <w:r>
+        <w:rPr>
+          <w:rFonts w:asciiTheme="majorBidi" w:hAnsiTheme="majorBidi" w:cstheme="majorBidi"/>
+          <w:sz w:val="40"/>
+          <w:szCs w:val="40"/>
+          <w:cs/>
+        </w:rPr>
+        <w:t>สชั่น</w:t>
+      </w:r>
+      <w:proofErr w:type="spellEnd"/>
+      <w:r>
+        <w:rPr>
+          <w:rFonts w:asciiTheme="majorBidi" w:hAnsiTheme="majorBidi" w:cstheme="majorBidi"/>
+          <w:sz w:val="40"/>
+          <w:szCs w:val="40"/>
+          <w:cs/>
+        </w:rPr>
+        <w:t>นี้:</w:t>
+      </w:r>
+    </w:p>
+    <w:p>
+      <w:pPr>
+        <w:ind w:left="360"/>
+        <w:rPr>
+          <w:rFonts w:asciiTheme="majorBidi" w:hAnsiTheme="majorBidi" w:cstheme="majorBidi"/>
+          <w:sz w:val="40"/>
+          <w:szCs w:val="40"/>
+        </w:rPr>
+      </w:pPr>
+      <w:r>
+        <w:rPr>
+          <w:rFonts w:asciiTheme="majorBidi" w:hAnsiTheme="majorBidi" w:cstheme="majorBidi"/>
+          <w:sz w:val="40"/>
+          <w:szCs w:val="40"/>
+        </w:rPr>
+        <w:lastRenderedPageBreak/>
+        <w:pict w14:anchorId="12DE9E0C">
+          <v:rect id="_x0000_i1059" style="width:0;height:1.5pt" o:hralign="center" o:hrstd="t" o:hr="t" fillcolor="#a0a0a0" stroked="f"/>
+        </w:pict>
+      </w:r>
+    </w:p>
+    <w:p>
+      <w:pPr>
+        <w:ind w:left="360"/>
+        <w:rPr>
+          <w:rFonts w:asciiTheme="majorBidi" w:hAnsiTheme="majorBidi" w:cstheme="majorBidi"/>
+          <w:sz w:val="40"/>
+          <w:szCs w:val="40"/>
+        </w:rPr>
+      </w:pPr>
+      <w:r>
+        <w:rPr>
+          <w:rFonts w:asciiTheme="majorBidi" w:hAnsiTheme="majorBidi" w:cstheme="majorBidi"/>
+          <w:b/>
+          <w:bCs/>
+          <w:sz w:val="40"/>
+          <w:szCs w:val="40"/>
+        </w:rPr>
+        <w:t>Phase 40</w:t>
+      </w:r>
+      <w:r>
+        <w:rPr>
+          <w:rFonts w:asciiTheme="majorBidi" w:hAnsiTheme="majorBidi" w:cstheme="majorBidi"/>
+          <w:sz w:val="40"/>
+          <w:szCs w:val="40"/>
+        </w:rPr>
+        <w:t xml:space="preserve"> — Data quality notifications</w:t>
+      </w:r>
+    </w:p>
+    <w:p>
+      <w:pPr>
+        <w:numPr>
+          <w:ilvl w:val="0"/>
+          <w:numId w:val="27"/>
+        </w:numPr>
+        <w:rPr>
+          <w:rFonts w:asciiTheme="majorBidi" w:hAnsiTheme="majorBidi" w:cstheme="majorBidi"/>
+          <w:sz w:val="40"/>
+          <w:szCs w:val="40"/>
+        </w:rPr>
+      </w:pPr>
+      <w:r>
+        <w:rPr>
+          <w:rFonts w:asciiTheme="majorBidi" w:hAnsiTheme="majorBidi" w:cstheme="majorBidi"/>
+          <w:sz w:val="40"/>
+          <w:szCs w:val="40"/>
+        </w:rPr>
+        <w:t xml:space="preserve">V12/V13 </w:t>
+      </w:r>
+      <w:r>
+        <w:rPr>
+          <w:rFonts w:asciiTheme="majorBidi" w:hAnsiTheme="majorBidi" w:cstheme="majorBidi"/>
+          <w:sz w:val="40"/>
+          <w:szCs w:val="40"/>
+          <w:cs/>
+        </w:rPr>
+        <w:t xml:space="preserve">ใน </w:t>
+      </w:r>
+      <w:r>
+        <w:rPr>
+          <w:rFonts w:asciiTheme="majorBidi" w:hAnsiTheme="majorBidi" w:cstheme="majorBidi"/>
+          <w:sz w:val="40"/>
+          <w:szCs w:val="40"/>
+        </w:rPr>
+        <w:t xml:space="preserve">validation.js (c1_suspect, </w:t>
+      </w:r>
+      <w:proofErr w:type="spellStart"/>
+      <w:r>
+        <w:rPr>
+          <w:rFonts w:asciiTheme="majorBidi" w:hAnsiTheme="majorBidi" w:cstheme="majorBidi"/>
+          <w:sz w:val="40"/>
+          <w:szCs w:val="40"/>
+        </w:rPr>
+        <w:t>vote_remap</w:t>
+      </w:r>
+      <w:proofErr w:type="spellEnd"/>
+      <w:r>
+        <w:rPr>
+          <w:rFonts w:asciiTheme="majorBidi" w:hAnsiTheme="majorBidi" w:cstheme="majorBidi"/>
+          <w:sz w:val="40"/>
+          <w:szCs w:val="40"/>
+        </w:rPr>
+        <w:t xml:space="preserve"> warnings </w:t>
+      </w:r>
+      <w:r>
+        <w:rPr>
+          <w:rFonts w:asciiTheme="majorBidi" w:hAnsiTheme="majorBidi" w:cstheme="majorBidi"/>
+          <w:sz w:val="40"/>
+          <w:szCs w:val="40"/>
+          <w:cs/>
+        </w:rPr>
+        <w:t xml:space="preserve">ใน </w:t>
+      </w:r>
+      <w:proofErr w:type="spellStart"/>
+      <w:r>
+        <w:rPr>
+          <w:rFonts w:asciiTheme="majorBidi" w:hAnsiTheme="majorBidi" w:cstheme="majorBidi"/>
+          <w:sz w:val="40"/>
+          <w:szCs w:val="40"/>
+        </w:rPr>
+        <w:t>ReviewCard</w:t>
+      </w:r>
+      <w:proofErr w:type="spellEnd"/>
+      <w:r>
+        <w:rPr>
+          <w:rFonts w:asciiTheme="majorBidi" w:hAnsiTheme="majorBidi" w:cstheme="majorBidi"/>
+          <w:sz w:val="40"/>
+          <w:szCs w:val="40"/>
+        </w:rPr>
+        <w:t>)</w:t>
+      </w:r>
+    </w:p>
+    <w:p>
+      <w:pPr>
+        <w:numPr>
+          <w:ilvl w:val="0"/>
+          <w:numId w:val="27"/>
+        </w:numPr>
+        <w:rPr>
+          <w:rFonts w:asciiTheme="majorBidi" w:hAnsiTheme="majorBidi" w:cstheme="majorBidi"/>
+          <w:sz w:val="40"/>
+          <w:szCs w:val="40"/>
+        </w:rPr>
+      </w:pPr>
+      <w:r>
+        <w:rPr>
+          <w:rFonts w:asciiTheme="majorBidi" w:hAnsiTheme="majorBidi" w:cstheme="majorBidi"/>
+          <w:sz w:val="40"/>
+          <w:szCs w:val="40"/>
+        </w:rPr>
+        <w:t xml:space="preserve">M7/L4 </w:t>
+      </w:r>
+      <w:r>
+        <w:rPr>
+          <w:rFonts w:asciiTheme="majorBidi" w:hAnsiTheme="majorBidi" w:cstheme="majorBidi"/>
+          <w:sz w:val="40"/>
+          <w:szCs w:val="40"/>
+          <w:cs/>
+        </w:rPr>
+        <w:t xml:space="preserve">ใน </w:t>
+      </w:r>
+      <w:r>
+        <w:rPr>
+          <w:rFonts w:asciiTheme="majorBidi" w:hAnsiTheme="majorBidi" w:cstheme="majorBidi"/>
+          <w:sz w:val="40"/>
+          <w:szCs w:val="40"/>
+        </w:rPr>
+        <w:t>anomalyScore.js (</w:t>
+      </w:r>
+      <w:r>
+        <w:rPr>
+          <w:rFonts w:asciiTheme="majorBidi" w:hAnsiTheme="majorBidi" w:cstheme="majorBidi"/>
+          <w:sz w:val="40"/>
+          <w:szCs w:val="40"/>
+          <w:cs/>
+        </w:rPr>
+        <w:t xml:space="preserve">ใน </w:t>
+      </w:r>
+      <w:proofErr w:type="spellStart"/>
+      <w:r>
+        <w:rPr>
+          <w:rFonts w:asciiTheme="majorBidi" w:hAnsiTheme="majorBidi" w:cstheme="majorBidi"/>
+          <w:sz w:val="40"/>
+          <w:szCs w:val="40"/>
+        </w:rPr>
+        <w:t>AnomalySummaryPanel</w:t>
+      </w:r>
+      <w:proofErr w:type="spellEnd"/>
+      <w:r>
+        <w:rPr>
+          <w:rFonts w:asciiTheme="majorBidi" w:hAnsiTheme="majorBidi" w:cstheme="majorBidi"/>
+          <w:sz w:val="40"/>
+          <w:szCs w:val="40"/>
+        </w:rPr>
+        <w:t>)</w:t>
+      </w:r>
+    </w:p>
+    <w:p>
+      <w:pPr>
+        <w:numPr>
+          <w:ilvl w:val="0"/>
+          <w:numId w:val="27"/>
+        </w:numPr>
+        <w:rPr>
+          <w:rFonts w:asciiTheme="majorBidi" w:hAnsiTheme="majorBidi" w:cstheme="majorBidi"/>
+          <w:sz w:val="40"/>
+          <w:szCs w:val="40"/>
+        </w:rPr>
+      </w:pPr>
+      <w:r>
+        <w:rPr>
+          <w:rFonts w:asciiTheme="majorBidi" w:hAnsiTheme="majorBidi" w:cstheme="majorBidi"/>
+          <w:sz w:val="40"/>
+          <w:szCs w:val="40"/>
+        </w:rPr>
+        <w:t xml:space="preserve">propagate flags </w:t>
+      </w:r>
+      <w:r>
+        <w:rPr>
+          <w:rFonts w:asciiTheme="majorBidi" w:hAnsiTheme="majorBidi" w:cstheme="majorBidi"/>
+          <w:sz w:val="40"/>
+          <w:szCs w:val="40"/>
+          <w:cs/>
+        </w:rPr>
+        <w:t xml:space="preserve">จาก </w:t>
+      </w:r>
+      <w:r>
+        <w:rPr>
+          <w:rFonts w:asciiTheme="majorBidi" w:hAnsiTheme="majorBidi" w:cstheme="majorBidi"/>
+          <w:sz w:val="40"/>
+          <w:szCs w:val="40"/>
+        </w:rPr>
+        <w:t xml:space="preserve">source OCR </w:t>
+      </w:r>
+      <w:r>
+        <w:rPr>
+          <w:sz w:val="40"/>
+          <w:szCs w:val="40"/>
+        </w:rPr>
+        <w:t>→</w:t>
+      </w:r>
+      <w:r>
+        <w:rPr>
+          <w:rFonts w:asciiTheme="majorBidi" w:hAnsiTheme="majorBidi" w:cstheme="majorBidi"/>
+          <w:sz w:val="40"/>
+          <w:szCs w:val="40"/>
+        </w:rPr>
+        <w:t xml:space="preserve"> </w:t>
+      </w:r>
+      <w:proofErr w:type="spellStart"/>
+      <w:r>
+        <w:rPr>
+          <w:rFonts w:asciiTheme="majorBidi" w:hAnsiTheme="majorBidi" w:cstheme="majorBidi"/>
           <w:sz w:val="40"/>
           <w:szCs w:val="40"/>
         </w:rPr>
@@ -10384,8 +12999,6 @@
       <w:r>
         <w:rPr>
           <w:rFonts w:asciiTheme="majorBidi" w:hAnsiTheme="majorBidi" w:cstheme="majorBidi"/>
-          <w:b/>
-          <w:bCs/>
           <w:sz w:val="40"/>
           <w:szCs w:val="40"/>
         </w:rPr>
@@ -10393,11 +13006,85 @@
       </w:r>
       <w:proofErr w:type="spellEnd"/>
       <w:proofErr w:type="gramEnd"/>
-      <w:r>
-        <w:rPr>
-          <w:rFonts w:asciiTheme="majorBidi" w:hAnsiTheme="majorBidi" w:cstheme="majorBidi"/>
-          <w:b/>
-          <w:bCs/>
+    </w:p>
+    <w:p>
+      <w:pPr>
+        <w:ind w:left="360"/>
+        <w:rPr>
+          <w:rFonts w:asciiTheme="majorBidi" w:hAnsiTheme="majorBidi" w:cstheme="majorBidi"/>
+          <w:sz w:val="40"/>
+          <w:szCs w:val="40"/>
+        </w:rPr>
+      </w:pPr>
+      <w:r>
+        <w:rPr>
+          <w:rFonts w:asciiTheme="majorBidi" w:hAnsiTheme="majorBidi" w:cstheme="majorBidi"/>
+          <w:b/>
+          <w:bCs/>
+          <w:sz w:val="40"/>
+          <w:szCs w:val="40"/>
+        </w:rPr>
+        <w:t>Phase 41</w:t>
+      </w:r>
+      <w:r>
+        <w:rPr>
+          <w:rFonts w:asciiTheme="majorBidi" w:hAnsiTheme="majorBidi" w:cstheme="majorBidi"/>
+          <w:sz w:val="40"/>
+          <w:szCs w:val="40"/>
+        </w:rPr>
+        <w:t xml:space="preserve"> — </w:t>
+      </w:r>
+      <w:r>
+        <w:rPr>
+          <w:rFonts w:asciiTheme="majorBidi" w:hAnsiTheme="majorBidi" w:cstheme="majorBidi"/>
+          <w:sz w:val="40"/>
+          <w:szCs w:val="40"/>
+          <w:cs/>
+        </w:rPr>
+        <w:t xml:space="preserve">เพชรบูรณ์ </w:t>
+      </w:r>
+      <w:r>
+        <w:rPr>
+          <w:rFonts w:asciiTheme="majorBidi" w:hAnsiTheme="majorBidi" w:cstheme="majorBidi"/>
+          <w:sz w:val="40"/>
+          <w:szCs w:val="40"/>
+        </w:rPr>
+        <w:t>Zone 3 C1 null fix</w:t>
+      </w:r>
+    </w:p>
+    <w:p>
+      <w:pPr>
+        <w:numPr>
+          <w:ilvl w:val="0"/>
+          <w:numId w:val="28"/>
+        </w:numPr>
+        <w:rPr>
+          <w:rFonts w:asciiTheme="majorBidi" w:hAnsiTheme="majorBidi" w:cstheme="majorBidi"/>
+          <w:sz w:val="40"/>
+          <w:szCs w:val="40"/>
+        </w:rPr>
+      </w:pPr>
+      <w:r>
+        <w:rPr>
+          <w:rFonts w:asciiTheme="majorBidi" w:hAnsiTheme="majorBidi" w:cstheme="majorBidi"/>
+          <w:sz w:val="40"/>
+          <w:szCs w:val="40"/>
+        </w:rPr>
+        <w:t xml:space="preserve">null </w:t>
+      </w:r>
+      <w:proofErr w:type="spellStart"/>
+      <w:r>
+        <w:rPr>
+          <w:rFonts w:asciiTheme="majorBidi" w:hAnsiTheme="majorBidi" w:cstheme="majorBidi"/>
+          <w:sz w:val="40"/>
+          <w:szCs w:val="40"/>
+        </w:rPr>
+        <w:t>registered_voters</w:t>
+      </w:r>
+      <w:proofErr w:type="spellEnd"/>
+      <w:r>
+        <w:rPr>
+          <w:rFonts w:asciiTheme="majorBidi" w:hAnsiTheme="majorBidi" w:cstheme="majorBidi"/>
           <w:sz w:val="40"/>
           <w:szCs w:val="40"/>
         </w:rPr>
@@ -10406,62 +13093,88 @@
       <w:r>
         <w:rPr>
           <w:rFonts w:asciiTheme="majorBidi" w:hAnsiTheme="majorBidi" w:cstheme="majorBidi"/>
-          <w:b/>
-          <w:bCs/>
-          <w:sz w:val="40"/>
-          <w:szCs w:val="40"/>
-          <w:cs/>
-        </w:rPr>
-        <w:t xml:space="preserve">การ </w:t>
-      </w:r>
-      <w:r>
-        <w:rPr>
-          <w:rFonts w:asciiTheme="majorBidi" w:hAnsiTheme="majorBidi" w:cstheme="majorBidi"/>
-          <w:b/>
-          <w:bCs/>
-          <w:sz w:val="40"/>
-          <w:szCs w:val="40"/>
-        </w:rPr>
-        <w:t xml:space="preserve">fix vote permutation (Phase 38) </w:t>
-      </w:r>
-      <w:r>
-        <w:rPr>
-          <w:rFonts w:asciiTheme="majorBidi" w:hAnsiTheme="majorBidi" w:cstheme="majorBidi"/>
-          <w:b/>
-          <w:bCs/>
-          <w:sz w:val="40"/>
-          <w:szCs w:val="40"/>
-          <w:cs/>
-        </w:rPr>
-        <w:t xml:space="preserve">เปลี่ยน </w:t>
-      </w:r>
-      <w:r>
-        <w:rPr>
-          <w:rFonts w:asciiTheme="majorBidi" w:hAnsiTheme="majorBidi" w:cstheme="majorBidi"/>
-          <w:b/>
-          <w:bCs/>
-          <w:sz w:val="40"/>
-          <w:szCs w:val="40"/>
-        </w:rPr>
-        <w:t xml:space="preserve">OCR data </w:t>
-      </w:r>
-      <w:r>
-        <w:rPr>
-          <w:rFonts w:asciiTheme="majorBidi" w:hAnsiTheme="majorBidi" w:cstheme="majorBidi"/>
-          <w:b/>
-          <w:bCs/>
-          <w:sz w:val="40"/>
-          <w:szCs w:val="40"/>
-          <w:cs/>
-        </w:rPr>
-        <w:t xml:space="preserve">แต่ </w:t>
+          <w:sz w:val="40"/>
+          <w:szCs w:val="40"/>
+          <w:cs/>
+        </w:rPr>
+        <w:t xml:space="preserve">สำหรับ </w:t>
+      </w:r>
+      <w:r>
+        <w:rPr>
+          <w:rFonts w:asciiTheme="majorBidi" w:hAnsiTheme="majorBidi" w:cstheme="majorBidi"/>
+          <w:sz w:val="40"/>
+          <w:szCs w:val="40"/>
+        </w:rPr>
+        <w:t xml:space="preserve">251 records </w:t>
+      </w:r>
+      <w:r>
+        <w:rPr>
+          <w:rFonts w:asciiTheme="majorBidi" w:hAnsiTheme="majorBidi" w:cstheme="majorBidi"/>
+          <w:sz w:val="40"/>
+          <w:szCs w:val="40"/>
+          <w:cs/>
+        </w:rPr>
+        <w:t xml:space="preserve">ที่ </w:t>
+      </w:r>
+      <w:r>
+        <w:rPr>
+          <w:rFonts w:asciiTheme="majorBidi" w:hAnsiTheme="majorBidi" w:cstheme="majorBidi"/>
+          <w:sz w:val="40"/>
+          <w:szCs w:val="40"/>
+        </w:rPr>
+        <w:t xml:space="preserve">flag </w:t>
+      </w:r>
+      <w:r>
+        <w:rPr>
+          <w:rFonts w:asciiTheme="majorBidi" w:hAnsiTheme="majorBidi" w:cstheme="majorBidi"/>
+          <w:sz w:val="40"/>
+          <w:szCs w:val="40"/>
+          <w:cs/>
+        </w:rPr>
+        <w:t xml:space="preserve">ว่า </w:t>
+      </w:r>
+      <w:r>
+        <w:rPr>
+          <w:rFonts w:asciiTheme="majorBidi" w:hAnsiTheme="majorBidi" w:cstheme="majorBidi"/>
+          <w:sz w:val="40"/>
+          <w:szCs w:val="40"/>
+        </w:rPr>
+        <w:t>suspect</w:t>
+      </w:r>
+    </w:p>
+    <w:p>
+      <w:pPr>
+        <w:numPr>
+          <w:ilvl w:val="0"/>
+          <w:numId w:val="28"/>
+        </w:numPr>
+        <w:rPr>
+          <w:rFonts w:asciiTheme="majorBidi" w:hAnsiTheme="majorBidi" w:cstheme="majorBidi"/>
+          <w:sz w:val="40"/>
+          <w:szCs w:val="40"/>
+        </w:rPr>
+      </w:pPr>
+      <w:r>
+        <w:rPr>
+          <w:rFonts w:asciiTheme="majorBidi" w:hAnsiTheme="majorBidi" w:cstheme="majorBidi"/>
+          <w:sz w:val="40"/>
+          <w:szCs w:val="40"/>
+        </w:rPr>
+        <w:t xml:space="preserve">113 records </w:t>
+      </w:r>
+      <w:r>
+        <w:rPr>
+          <w:rFonts w:asciiTheme="majorBidi" w:hAnsiTheme="majorBidi" w:cstheme="majorBidi"/>
+          <w:sz w:val="40"/>
+          <w:szCs w:val="40"/>
+          <w:cs/>
+        </w:rPr>
+        <w:t xml:space="preserve">ใน </w:t>
       </w:r>
       <w:proofErr w:type="spellStart"/>
       <w:r>
         <w:rPr>
           <w:rFonts w:asciiTheme="majorBidi" w:hAnsiTheme="majorBidi" w:cstheme="majorBidi"/>
-          <w:b/>
-          <w:bCs/>
           <w:sz w:val="40"/>
           <w:szCs w:val="40"/>
         </w:rPr>
@@ -10471,8 +13184,6 @@
       <w:r>
         <w:rPr>
           <w:rFonts w:asciiTheme="majorBidi" w:hAnsiTheme="majorBidi" w:cstheme="majorBidi"/>
-          <w:b/>
-          <w:bCs/>
           <w:sz w:val="40"/>
           <w:szCs w:val="40"/>
         </w:rPr>
@@ -10483,8 +13194,6 @@
       <w:r>
         <w:rPr>
           <w:rFonts w:asciiTheme="majorBidi" w:hAnsiTheme="majorBidi" w:cstheme="majorBidi"/>
-          <w:b/>
-          <w:bCs/>
           <w:sz w:val="40"/>
           <w:szCs w:val="40"/>
         </w:rPr>
@@ -10493,168 +13202,4052 @@
       <w:r>
         <w:rPr>
           <w:rFonts w:asciiTheme="majorBidi" w:hAnsiTheme="majorBidi" w:cstheme="majorBidi"/>
-          <w:b/>
-          <w:bCs/>
-          <w:sz w:val="40"/>
-          <w:szCs w:val="40"/>
-          <w:cs/>
-        </w:rPr>
-        <w:t>ยังมีคะแนนเก่าอยู่</w:t>
-      </w:r>
-      <w:r>
-        <w:rPr>
-          <w:rFonts w:asciiTheme="majorBidi" w:hAnsiTheme="majorBidi" w:cstheme="majorBidi"/>
-          <w:b/>
-          <w:bCs/>
-          <w:sz w:val="40"/>
-          <w:szCs w:val="40"/>
-        </w:rPr>
-        <w:br/>
-      </w:r>
-      <w:r>
-        <w:rPr>
-          <w:rFonts w:cs="Times New Roman"/>
-          <w:b/>
-          <w:bCs/>
-          <w:sz w:val="40"/>
-          <w:szCs w:val="40"/>
-        </w:rPr>
-        <w:t>→</w:t>
-      </w:r>
-      <w:r>
-        <w:rPr>
-          <w:rFonts w:asciiTheme="majorBidi" w:hAnsiTheme="majorBidi" w:cstheme="majorBidi"/>
-          <w:b/>
-          <w:bCs/>
-          <w:sz w:val="40"/>
-          <w:szCs w:val="40"/>
-        </w:rPr>
-        <w:t xml:space="preserve"> </w:t>
-      </w:r>
-      <w:r>
-        <w:rPr>
-          <w:rFonts w:asciiTheme="majorBidi" w:hAnsiTheme="majorBidi" w:cstheme="majorBidi"/>
-          <w:b/>
-          <w:bCs/>
-          <w:sz w:val="40"/>
-          <w:szCs w:val="40"/>
-          <w:cs/>
-        </w:rPr>
-        <w:t>รัน</w:t>
-      </w:r>
-      <w:r>
-        <w:rPr>
-          <w:rFonts w:asciiTheme="majorBidi" w:hAnsiTheme="majorBidi" w:cstheme="majorBidi"/>
-          <w:b/>
-          <w:bCs/>
-          <w:sz w:val="40"/>
-          <w:szCs w:val="40"/>
-        </w:rPr>
-        <w:t xml:space="preserve"> prepare_review_data.py </w:t>
-      </w:r>
-      <w:r>
-        <w:rPr>
-          <w:rFonts w:cs="Times New Roman"/>
-          <w:b/>
-          <w:bCs/>
-          <w:sz w:val="40"/>
-          <w:szCs w:val="40"/>
-        </w:rPr>
-        <w:t>→</w:t>
-      </w:r>
-      <w:r>
-        <w:rPr>
-          <w:rFonts w:asciiTheme="majorBidi" w:hAnsiTheme="majorBidi" w:cstheme="majorBidi"/>
-          <w:b/>
-          <w:bCs/>
-          <w:sz w:val="40"/>
-          <w:szCs w:val="40"/>
-        </w:rPr>
-        <w:t xml:space="preserve"> re-apply split progress</w:t>
+          <w:sz w:val="40"/>
+          <w:szCs w:val="40"/>
+          <w:cs/>
+        </w:rPr>
+        <w:t xml:space="preserve">ไม่มีค่า </w:t>
+      </w:r>
+      <w:r>
+        <w:rPr>
+          <w:rFonts w:asciiTheme="majorBidi" w:hAnsiTheme="majorBidi" w:cstheme="majorBidi"/>
+          <w:sz w:val="40"/>
+          <w:szCs w:val="40"/>
+        </w:rPr>
+        <w:t xml:space="preserve">c1 </w:t>
+      </w:r>
+      <w:r>
+        <w:rPr>
+          <w:rFonts w:asciiTheme="majorBidi" w:hAnsiTheme="majorBidi" w:cstheme="majorBidi"/>
+          <w:sz w:val="40"/>
+          <w:szCs w:val="40"/>
+          <w:cs/>
+        </w:rPr>
+        <w:t>ผิดอีกต่อไป</w:t>
       </w:r>
     </w:p>
     <w:p>
       <w:pPr>
+        <w:ind w:left="360"/>
+        <w:rPr>
+          <w:rFonts w:asciiTheme="majorBidi" w:hAnsiTheme="majorBidi" w:cstheme="majorBidi"/>
+          <w:sz w:val="40"/>
+          <w:szCs w:val="40"/>
+        </w:rPr>
+      </w:pPr>
+      <w:r>
+        <w:rPr>
+          <w:rFonts w:asciiTheme="majorBidi" w:hAnsiTheme="majorBidi" w:cstheme="majorBidi"/>
+          <w:b/>
+          <w:bCs/>
+          <w:sz w:val="40"/>
+          <w:szCs w:val="40"/>
+        </w:rPr>
+        <w:t xml:space="preserve">Phase </w:t>
+      </w:r>
+      <w:proofErr w:type="gramStart"/>
+      <w:r>
+        <w:rPr>
+          <w:rFonts w:asciiTheme="majorBidi" w:hAnsiTheme="majorBidi" w:cstheme="majorBidi"/>
+          <w:b/>
+          <w:bCs/>
+          <w:sz w:val="40"/>
+          <w:szCs w:val="40"/>
+        </w:rPr>
+        <w:t>42</w:t>
+      </w:r>
+      <w:r>
+        <w:rPr>
+          <w:rFonts w:asciiTheme="majorBidi" w:hAnsiTheme="majorBidi" w:cstheme="majorBidi"/>
+          <w:sz w:val="40"/>
+          <w:szCs w:val="40"/>
+        </w:rPr>
+        <w:t xml:space="preserve"> — n</w:t>
+      </w:r>
+      <w:proofErr w:type="gramEnd"/>
+      <w:r>
+        <w:rPr>
+          <w:rFonts w:asciiTheme="majorBidi" w:hAnsiTheme="majorBidi" w:cstheme="majorBidi"/>
+          <w:sz w:val="40"/>
+          <w:szCs w:val="40"/>
+        </w:rPr>
+        <w:t>=0 investigation + deploy</w:t>
+      </w:r>
+    </w:p>
+    <w:p>
+      <w:pPr>
+        <w:numPr>
+          <w:ilvl w:val="0"/>
+          <w:numId w:val="29"/>
+        </w:numPr>
+        <w:rPr>
+          <w:rFonts w:asciiTheme="majorBidi" w:hAnsiTheme="majorBidi" w:cstheme="majorBidi"/>
+          <w:sz w:val="40"/>
+          <w:szCs w:val="40"/>
+        </w:rPr>
+      </w:pPr>
+      <w:r>
+        <w:rPr>
+          <w:rFonts w:asciiTheme="majorBidi" w:hAnsiTheme="majorBidi" w:cstheme="majorBidi"/>
+          <w:sz w:val="40"/>
+          <w:szCs w:val="40"/>
+          <w:cs/>
+        </w:rPr>
+        <w:t xml:space="preserve">ตรวจสอบ </w:t>
+      </w:r>
+      <w:r>
+        <w:rPr>
+          <w:rFonts w:asciiTheme="majorBidi" w:hAnsiTheme="majorBidi" w:cstheme="majorBidi"/>
+          <w:sz w:val="40"/>
+          <w:szCs w:val="40"/>
+        </w:rPr>
+        <w:t xml:space="preserve">97 records n=0 </w:t>
+      </w:r>
+      <w:r>
+        <w:rPr>
+          <w:sz w:val="40"/>
+          <w:szCs w:val="40"/>
+        </w:rPr>
+        <w:t>→</w:t>
+      </w:r>
+      <w:r>
+        <w:rPr>
+          <w:rFonts w:asciiTheme="majorBidi" w:hAnsiTheme="majorBidi" w:cstheme="majorBidi"/>
+          <w:sz w:val="40"/>
+          <w:szCs w:val="40"/>
+        </w:rPr>
+        <w:t xml:space="preserve"> </w:t>
+      </w:r>
+      <w:r>
+        <w:rPr>
+          <w:rFonts w:asciiTheme="majorBidi" w:hAnsiTheme="majorBidi" w:cstheme="majorBidi"/>
+          <w:sz w:val="40"/>
+          <w:szCs w:val="40"/>
+          <w:cs/>
+        </w:rPr>
+        <w:t xml:space="preserve">ยืนยันเป็น </w:t>
+      </w:r>
+      <w:r>
+        <w:rPr>
+          <w:rFonts w:asciiTheme="majorBidi" w:hAnsiTheme="majorBidi" w:cstheme="majorBidi"/>
+          <w:sz w:val="40"/>
+          <w:szCs w:val="40"/>
+        </w:rPr>
+        <w:t xml:space="preserve">statistics back-page </w:t>
+      </w:r>
+      <w:r>
+        <w:rPr>
+          <w:rFonts w:asciiTheme="majorBidi" w:hAnsiTheme="majorBidi" w:cstheme="majorBidi"/>
+          <w:sz w:val="40"/>
+          <w:szCs w:val="40"/>
+          <w:cs/>
+        </w:rPr>
+        <w:t xml:space="preserve">ไม่ใช่ </w:t>
+      </w:r>
+      <w:r>
+        <w:rPr>
+          <w:rFonts w:asciiTheme="majorBidi" w:hAnsiTheme="majorBidi" w:cstheme="majorBidi"/>
+          <w:sz w:val="40"/>
+          <w:szCs w:val="40"/>
+        </w:rPr>
+        <w:t>OCR failure</w:t>
+      </w:r>
+    </w:p>
+    <w:p>
+      <w:pPr>
+        <w:numPr>
+          <w:ilvl w:val="0"/>
+          <w:numId w:val="29"/>
+        </w:numPr>
+        <w:rPr>
+          <w:rFonts w:asciiTheme="majorBidi" w:hAnsiTheme="majorBidi" w:cstheme="majorBidi"/>
+          <w:sz w:val="40"/>
+          <w:szCs w:val="40"/>
+        </w:rPr>
+      </w:pPr>
+      <w:r>
+        <w:rPr>
+          <w:rFonts w:asciiTheme="majorBidi" w:hAnsiTheme="majorBidi" w:cstheme="majorBidi"/>
+          <w:sz w:val="40"/>
+          <w:szCs w:val="40"/>
+        </w:rPr>
+        <w:t xml:space="preserve">Build + push </w:t>
+      </w:r>
+      <w:r>
+        <w:rPr>
+          <w:sz w:val="40"/>
+          <w:szCs w:val="40"/>
+        </w:rPr>
+        <w:t>→</w:t>
+      </w:r>
+      <w:r>
+        <w:rPr>
+          <w:rFonts w:asciiTheme="majorBidi" w:hAnsiTheme="majorBidi" w:cstheme="majorBidi"/>
+          <w:sz w:val="40"/>
+          <w:szCs w:val="40"/>
+        </w:rPr>
+        <w:t xml:space="preserve"> GitHub Actions deploy </w:t>
+      </w:r>
+      <w:r>
+        <w:rPr>
+          <w:rFonts w:asciiTheme="majorBidi" w:hAnsiTheme="majorBidi" w:cstheme="majorBidi"/>
+          <w:sz w:val="40"/>
+          <w:szCs w:val="40"/>
+          <w:cs/>
+        </w:rPr>
+        <w:t xml:space="preserve">ไปยัง </w:t>
+      </w:r>
+      <w:r>
+        <w:rPr>
+          <w:rFonts w:asciiTheme="majorBidi" w:hAnsiTheme="majorBidi" w:cstheme="majorBidi"/>
+          <w:sz w:val="40"/>
+          <w:szCs w:val="40"/>
+        </w:rPr>
+        <w:t xml:space="preserve">GitHub Pages </w:t>
+      </w:r>
+      <w:r>
+        <w:rPr>
+          <w:rFonts w:asciiTheme="majorBidi" w:hAnsiTheme="majorBidi" w:cstheme="majorBidi"/>
+          <w:sz w:val="40"/>
+          <w:szCs w:val="40"/>
+          <w:cs/>
+        </w:rPr>
+        <w:t>อัตโนมัติ</w:t>
+      </w:r>
+    </w:p>
+    <w:p>
+      <w:pPr>
+        <w:ind w:left="360"/>
+        <w:rPr>
+          <w:rFonts w:asciiTheme="majorBidi" w:hAnsiTheme="majorBidi" w:cstheme="majorBidi"/>
+          <w:sz w:val="40"/>
+          <w:szCs w:val="40"/>
+        </w:rPr>
+      </w:pPr>
+      <w:r>
+        <w:rPr>
+          <w:rFonts w:asciiTheme="majorBidi" w:hAnsiTheme="majorBidi" w:cstheme="majorBidi"/>
+          <w:sz w:val="40"/>
+          <w:szCs w:val="40"/>
+        </w:rPr>
+        <w:pict w14:anchorId="0161F520">
+          <v:rect id="_x0000_i1060" style="width:0;height:1.5pt" o:hralign="center" o:hrstd="t" o:hr="t" fillcolor="#a0a0a0" stroked="f"/>
+        </w:pict>
+      </w:r>
+    </w:p>
+    <w:p>
+      <w:pPr>
+        <w:ind w:left="360"/>
+        <w:rPr>
+          <w:rFonts w:asciiTheme="majorBidi" w:hAnsiTheme="majorBidi" w:cstheme="majorBidi"/>
+          <w:sz w:val="40"/>
+          <w:szCs w:val="40"/>
+        </w:rPr>
+      </w:pPr>
+      <w:r>
+        <w:rPr>
+          <w:rFonts w:asciiTheme="majorBidi" w:hAnsiTheme="majorBidi" w:cstheme="majorBidi"/>
+          <w:b/>
+          <w:bCs/>
+          <w:sz w:val="40"/>
+          <w:szCs w:val="40"/>
+        </w:rPr>
+        <w:t xml:space="preserve">P1 </w:t>
+      </w:r>
+      <w:r>
+        <w:rPr>
+          <w:rFonts w:asciiTheme="majorBidi" w:hAnsiTheme="majorBidi" w:cstheme="majorBidi"/>
+          <w:b/>
+          <w:bCs/>
+          <w:sz w:val="40"/>
+          <w:szCs w:val="40"/>
+          <w:cs/>
+        </w:rPr>
+        <w:t>ที่เหลือจากแผน</w:t>
+      </w:r>
+      <w:r>
+        <w:rPr>
+          <w:rFonts w:asciiTheme="majorBidi" w:hAnsiTheme="majorBidi" w:cstheme="majorBidi"/>
+          <w:sz w:val="40"/>
+          <w:szCs w:val="40"/>
+        </w:rPr>
+        <w:t xml:space="preserve"> (</w:t>
+      </w:r>
+      <w:r>
+        <w:rPr>
+          <w:rFonts w:asciiTheme="majorBidi" w:hAnsiTheme="majorBidi" w:cstheme="majorBidi"/>
+          <w:sz w:val="40"/>
+          <w:szCs w:val="40"/>
+          <w:cs/>
+        </w:rPr>
+        <w:t>ยังไม่ได้ทำ):</w:t>
+      </w:r>
+    </w:p>
+    <w:p>
+      <w:pPr>
+        <w:numPr>
+          <w:ilvl w:val="0"/>
+          <w:numId w:val="30"/>
+        </w:numPr>
+        <w:rPr>
+          <w:rFonts w:asciiTheme="majorBidi" w:hAnsiTheme="majorBidi" w:cstheme="majorBidi"/>
+          <w:sz w:val="40"/>
+          <w:szCs w:val="40"/>
+        </w:rPr>
+      </w:pPr>
+      <w:proofErr w:type="spellStart"/>
+      <w:r>
+        <w:rPr>
+          <w:rFonts w:asciiTheme="majorBidi" w:hAnsiTheme="majorBidi" w:cstheme="majorBidi"/>
+          <w:b/>
+          <w:bCs/>
+          <w:sz w:val="40"/>
+          <w:szCs w:val="40"/>
+        </w:rPr>
+        <w:t>AnomalySummaryPanel</w:t>
+      </w:r>
+      <w:proofErr w:type="spellEnd"/>
+      <w:r>
+        <w:rPr>
+          <w:rFonts w:asciiTheme="majorBidi" w:hAnsiTheme="majorBidi" w:cstheme="majorBidi"/>
+          <w:b/>
+          <w:bCs/>
+          <w:sz w:val="40"/>
+          <w:szCs w:val="40"/>
+        </w:rPr>
+        <w:t xml:space="preserve"> section </w:t>
+      </w:r>
+      <w:r>
+        <w:rPr>
+          <w:rFonts w:asciiTheme="majorBidi" w:hAnsiTheme="majorBidi" w:cstheme="majorBidi"/>
+          <w:b/>
+          <w:bCs/>
+          <w:sz w:val="40"/>
+          <w:szCs w:val="40"/>
+          <w:cs/>
+        </w:rPr>
+        <w:t>แยก</w:t>
+      </w:r>
+      <w:r>
+        <w:rPr>
+          <w:rFonts w:asciiTheme="majorBidi" w:hAnsiTheme="majorBidi" w:cstheme="majorBidi"/>
+          <w:sz w:val="40"/>
+          <w:szCs w:val="40"/>
+        </w:rPr>
+        <w:t xml:space="preserve"> — </w:t>
+      </w:r>
+      <w:r>
+        <w:rPr>
+          <w:rFonts w:ascii="Segoe UI Emoji" w:hAnsi="Segoe UI Emoji" w:cs="Segoe UI Emoji"/>
+          <w:sz w:val="40"/>
+          <w:szCs w:val="40"/>
+        </w:rPr>
+        <w:t>✅</w:t>
+      </w:r>
+      <w:r>
+        <w:rPr>
+          <w:rFonts w:asciiTheme="majorBidi" w:hAnsiTheme="majorBidi" w:cstheme="majorBidi"/>
+          <w:sz w:val="40"/>
+          <w:szCs w:val="40"/>
+        </w:rPr>
+        <w:t xml:space="preserve"> </w:t>
+      </w:r>
+      <w:r>
+        <w:rPr>
+          <w:rFonts w:asciiTheme="majorBidi" w:hAnsiTheme="majorBidi" w:cstheme="majorBidi"/>
+          <w:sz w:val="40"/>
+          <w:szCs w:val="40"/>
+          <w:cs/>
+        </w:rPr>
+        <w:t>ทำแล้ว (</w:t>
+      </w:r>
+      <w:r>
+        <w:rPr>
+          <w:rFonts w:asciiTheme="majorBidi" w:hAnsiTheme="majorBidi" w:cstheme="majorBidi"/>
+          <w:sz w:val="40"/>
+          <w:szCs w:val="40"/>
+        </w:rPr>
+        <w:t>Phase 40)</w:t>
+      </w:r>
+    </w:p>
+    <w:p>
+      <w:pPr>
+        <w:numPr>
+          <w:ilvl w:val="0"/>
+          <w:numId w:val="30"/>
+        </w:numPr>
+        <w:rPr>
+          <w:rFonts w:asciiTheme="majorBidi" w:hAnsiTheme="majorBidi" w:cstheme="majorBidi"/>
+          <w:sz w:val="40"/>
+          <w:szCs w:val="40"/>
+        </w:rPr>
+      </w:pPr>
+      <w:r>
+        <w:rPr>
+          <w:rFonts w:asciiTheme="majorBidi" w:hAnsiTheme="majorBidi" w:cstheme="majorBidi"/>
+          <w:b/>
+          <w:bCs/>
+          <w:sz w:val="40"/>
+          <w:szCs w:val="40"/>
+          <w:cs/>
+        </w:rPr>
+        <w:t xml:space="preserve">เพชรบูรณ์ </w:t>
+      </w:r>
+      <w:r>
+        <w:rPr>
+          <w:rFonts w:asciiTheme="majorBidi" w:hAnsiTheme="majorBidi" w:cstheme="majorBidi"/>
+          <w:b/>
+          <w:bCs/>
+          <w:sz w:val="40"/>
+          <w:szCs w:val="40"/>
+        </w:rPr>
+        <w:t>Zone 3 c1 null</w:t>
+      </w:r>
+      <w:r>
+        <w:rPr>
+          <w:rFonts w:asciiTheme="majorBidi" w:hAnsiTheme="majorBidi" w:cstheme="majorBidi"/>
+          <w:sz w:val="40"/>
+          <w:szCs w:val="40"/>
+        </w:rPr>
+        <w:t xml:space="preserve"> — </w:t>
+      </w:r>
+      <w:r>
+        <w:rPr>
+          <w:rFonts w:ascii="Segoe UI Emoji" w:hAnsi="Segoe UI Emoji" w:cs="Segoe UI Emoji"/>
+          <w:sz w:val="40"/>
+          <w:szCs w:val="40"/>
+        </w:rPr>
+        <w:t>✅</w:t>
+      </w:r>
+      <w:r>
+        <w:rPr>
+          <w:rFonts w:asciiTheme="majorBidi" w:hAnsiTheme="majorBidi" w:cstheme="majorBidi"/>
+          <w:sz w:val="40"/>
+          <w:szCs w:val="40"/>
+        </w:rPr>
+        <w:t xml:space="preserve"> </w:t>
+      </w:r>
+      <w:r>
+        <w:rPr>
+          <w:rFonts w:asciiTheme="majorBidi" w:hAnsiTheme="majorBidi" w:cstheme="majorBidi"/>
+          <w:sz w:val="40"/>
+          <w:szCs w:val="40"/>
+          <w:cs/>
+        </w:rPr>
+        <w:t>ทำแล้ว (</w:t>
+      </w:r>
+      <w:r>
+        <w:rPr>
+          <w:rFonts w:asciiTheme="majorBidi" w:hAnsiTheme="majorBidi" w:cstheme="majorBidi"/>
+          <w:sz w:val="40"/>
+          <w:szCs w:val="40"/>
+        </w:rPr>
+        <w:t>Phase 41)</w:t>
+      </w:r>
+    </w:p>
+    <w:p>
+      <w:pPr>
+        <w:numPr>
+          <w:ilvl w:val="0"/>
+          <w:numId w:val="30"/>
+        </w:numPr>
+        <w:rPr>
+          <w:rFonts w:asciiTheme="majorBidi" w:hAnsiTheme="majorBidi" w:cstheme="majorBidi"/>
+          <w:sz w:val="40"/>
+          <w:szCs w:val="40"/>
+        </w:rPr>
+      </w:pPr>
+      <w:r>
+        <w:rPr>
+          <w:rFonts w:asciiTheme="majorBidi" w:hAnsiTheme="majorBidi" w:cstheme="majorBidi"/>
+          <w:b/>
+          <w:bCs/>
+          <w:sz w:val="40"/>
+          <w:szCs w:val="40"/>
+        </w:rPr>
+        <w:t>Re-OCR 63 records</w:t>
+      </w:r>
+      <w:r>
+        <w:rPr>
+          <w:rFonts w:asciiTheme="majorBidi" w:hAnsiTheme="majorBidi" w:cstheme="majorBidi"/>
+          <w:sz w:val="40"/>
+          <w:szCs w:val="40"/>
+        </w:rPr>
+        <w:t xml:space="preserve"> — </w:t>
+      </w:r>
+      <w:r>
+        <w:rPr>
+          <w:rFonts w:ascii="Segoe UI Emoji" w:hAnsi="Segoe UI Emoji" w:cs="Segoe UI Emoji"/>
+          <w:sz w:val="40"/>
+          <w:szCs w:val="40"/>
+        </w:rPr>
+        <w:t>✅</w:t>
+      </w:r>
+      <w:r>
+        <w:rPr>
+          <w:rFonts w:asciiTheme="majorBidi" w:hAnsiTheme="majorBidi" w:cstheme="majorBidi"/>
+          <w:sz w:val="40"/>
+          <w:szCs w:val="40"/>
+        </w:rPr>
+        <w:t xml:space="preserve"> </w:t>
+      </w:r>
+      <w:r>
+        <w:rPr>
+          <w:rFonts w:asciiTheme="majorBidi" w:hAnsiTheme="majorBidi" w:cstheme="majorBidi"/>
+          <w:sz w:val="40"/>
+          <w:szCs w:val="40"/>
+          <w:cs/>
+        </w:rPr>
+        <w:t xml:space="preserve">ตรวจสอบแล้ว ไม่ใช่ </w:t>
+      </w:r>
+      <w:r>
+        <w:rPr>
+          <w:rFonts w:asciiTheme="majorBidi" w:hAnsiTheme="majorBidi" w:cstheme="majorBidi"/>
+          <w:sz w:val="40"/>
+          <w:szCs w:val="40"/>
+        </w:rPr>
+        <w:t>OCR failure</w:t>
+      </w:r>
+    </w:p>
+    <w:p>
+      <w:pPr>
+        <w:numPr>
+          <w:ilvl w:val="0"/>
+          <w:numId w:val="30"/>
+        </w:numPr>
+        <w:rPr>
+          <w:rFonts w:asciiTheme="majorBidi" w:hAnsiTheme="majorBidi" w:cstheme="majorBidi"/>
+          <w:sz w:val="40"/>
+          <w:szCs w:val="40"/>
+        </w:rPr>
+      </w:pPr>
+      <w:r>
+        <w:rPr>
+          <w:rFonts w:asciiTheme="majorBidi" w:hAnsiTheme="majorBidi" w:cstheme="majorBidi"/>
+          <w:b/>
+          <w:bCs/>
+          <w:sz w:val="40"/>
+          <w:szCs w:val="40"/>
+        </w:rPr>
+        <w:t>Deploy</w:t>
+      </w:r>
+      <w:r>
+        <w:rPr>
+          <w:rFonts w:asciiTheme="majorBidi" w:hAnsiTheme="majorBidi" w:cstheme="majorBidi"/>
+          <w:sz w:val="40"/>
+          <w:szCs w:val="40"/>
+        </w:rPr>
+        <w:t xml:space="preserve"> — </w:t>
+      </w:r>
+      <w:r>
+        <w:rPr>
+          <w:rFonts w:ascii="Segoe UI Emoji" w:hAnsi="Segoe UI Emoji" w:cs="Segoe UI Emoji"/>
+          <w:sz w:val="40"/>
+          <w:szCs w:val="40"/>
+        </w:rPr>
+        <w:t>✅</w:t>
+      </w:r>
+      <w:r>
+        <w:rPr>
+          <w:rFonts w:asciiTheme="majorBidi" w:hAnsiTheme="majorBidi" w:cstheme="majorBidi"/>
+          <w:sz w:val="40"/>
+          <w:szCs w:val="40"/>
+        </w:rPr>
+        <w:t xml:space="preserve"> </w:t>
+      </w:r>
+      <w:r>
+        <w:rPr>
+          <w:rFonts w:asciiTheme="majorBidi" w:hAnsiTheme="majorBidi" w:cstheme="majorBidi"/>
+          <w:sz w:val="40"/>
+          <w:szCs w:val="40"/>
+          <w:cs/>
+        </w:rPr>
+        <w:t>ทำแล้ว (</w:t>
+      </w:r>
+      <w:r>
+        <w:rPr>
+          <w:rFonts w:asciiTheme="majorBidi" w:hAnsiTheme="majorBidi" w:cstheme="majorBidi"/>
+          <w:sz w:val="40"/>
+          <w:szCs w:val="40"/>
+        </w:rPr>
+        <w:t>Phase 42)</w:t>
+      </w:r>
+    </w:p>
+    <w:p>
+      <w:pPr>
+        <w:ind w:left="360"/>
+        <w:rPr>
+          <w:rFonts w:asciiTheme="majorBidi" w:hAnsiTheme="majorBidi" w:cstheme="majorBidi"/>
+          <w:sz w:val="40"/>
+          <w:szCs w:val="40"/>
+        </w:rPr>
+      </w:pPr>
+      <w:r>
+        <w:rPr>
+          <w:rFonts w:asciiTheme="majorBidi" w:hAnsiTheme="majorBidi" w:cstheme="majorBidi"/>
+          <w:b/>
+          <w:bCs/>
+          <w:sz w:val="40"/>
+          <w:szCs w:val="40"/>
+          <w:cs/>
+        </w:rPr>
+        <w:t xml:space="preserve">งาน </w:t>
+      </w:r>
+      <w:r>
+        <w:rPr>
+          <w:rFonts w:asciiTheme="majorBidi" w:hAnsiTheme="majorBidi" w:cstheme="majorBidi"/>
+          <w:b/>
+          <w:bCs/>
+          <w:sz w:val="40"/>
+          <w:szCs w:val="40"/>
+        </w:rPr>
+        <w:t xml:space="preserve">P1 </w:t>
+      </w:r>
+      <w:r>
+        <w:rPr>
+          <w:rFonts w:asciiTheme="majorBidi" w:hAnsiTheme="majorBidi" w:cstheme="majorBidi"/>
+          <w:b/>
+          <w:bCs/>
+          <w:sz w:val="40"/>
+          <w:szCs w:val="40"/>
+          <w:cs/>
+        </w:rPr>
+        <w:t>เสร็จหมดแล้วครับ</w:t>
+      </w:r>
+      <w:r>
+        <w:rPr>
+          <w:rFonts w:asciiTheme="majorBidi" w:hAnsiTheme="majorBidi" w:cstheme="majorBidi"/>
+          <w:sz w:val="40"/>
+          <w:szCs w:val="40"/>
+        </w:rPr>
+        <w:t xml:space="preserve"> </w:t>
+      </w:r>
+      <w:r>
+        <w:rPr>
+          <w:sz w:val="40"/>
+          <w:szCs w:val="40"/>
+        </w:rPr>
+        <w:t>→</w:t>
+      </w:r>
+      <w:r>
+        <w:rPr>
+          <w:rFonts w:asciiTheme="majorBidi" w:hAnsiTheme="majorBidi" w:cstheme="majorBidi"/>
+          <w:sz w:val="40"/>
+          <w:szCs w:val="40"/>
+        </w:rPr>
+        <w:t xml:space="preserve"> </w:t>
+      </w:r>
+      <w:r>
+        <w:rPr>
+          <w:rFonts w:asciiTheme="majorBidi" w:hAnsiTheme="majorBidi" w:cstheme="majorBidi"/>
+          <w:sz w:val="40"/>
+          <w:szCs w:val="40"/>
+          <w:cs/>
+        </w:rPr>
+        <w:t>ต่อไปคือ</w:t>
+      </w:r>
+      <w:r>
+        <w:rPr>
+          <w:rFonts w:asciiTheme="majorBidi" w:hAnsiTheme="majorBidi" w:cstheme="majorBidi"/>
+          <w:sz w:val="40"/>
+          <w:szCs w:val="40"/>
+        </w:rPr>
+        <w:t xml:space="preserve"> </w:t>
+      </w:r>
+      <w:r>
+        <w:rPr>
+          <w:rFonts w:asciiTheme="majorBidi" w:hAnsiTheme="majorBidi" w:cstheme="majorBidi"/>
+          <w:b/>
+          <w:bCs/>
+          <w:sz w:val="40"/>
+          <w:szCs w:val="40"/>
+        </w:rPr>
+        <w:t>P2</w:t>
+      </w:r>
+      <w:r>
+        <w:rPr>
+          <w:rFonts w:asciiTheme="majorBidi" w:hAnsiTheme="majorBidi" w:cstheme="majorBidi"/>
+          <w:sz w:val="40"/>
+          <w:szCs w:val="40"/>
+        </w:rPr>
+        <w:t xml:space="preserve"> (265 invalid </w:t>
+      </w:r>
+      <w:r>
+        <w:rPr>
+          <w:rFonts w:asciiTheme="majorBidi" w:hAnsiTheme="majorBidi" w:cstheme="majorBidi"/>
+          <w:sz w:val="40"/>
+          <w:szCs w:val="40"/>
+          <w:cs/>
+        </w:rPr>
+        <w:t>บัญชีรายชื่อ</w:t>
+      </w:r>
+      <w:r>
+        <w:rPr>
+          <w:rFonts w:asciiTheme="majorBidi" w:hAnsiTheme="majorBidi" w:cstheme="majorBidi"/>
+          <w:sz w:val="40"/>
+          <w:szCs w:val="40"/>
+        </w:rPr>
+        <w:t xml:space="preserve">, 35 </w:t>
+      </w:r>
+      <w:r>
+        <w:rPr>
+          <w:rFonts w:asciiTheme="majorBidi" w:hAnsiTheme="majorBidi" w:cstheme="majorBidi"/>
+          <w:sz w:val="40"/>
+          <w:szCs w:val="40"/>
+          <w:cs/>
+        </w:rPr>
+        <w:t xml:space="preserve">ชัยภูมิ </w:t>
+      </w:r>
+      <w:r>
+        <w:rPr>
+          <w:rFonts w:asciiTheme="majorBidi" w:hAnsiTheme="majorBidi" w:cstheme="majorBidi"/>
+          <w:sz w:val="40"/>
+          <w:szCs w:val="40"/>
+        </w:rPr>
+        <w:t>vision records, coverage gap documentation)</w:t>
+      </w:r>
+    </w:p>
+    <w:p>
+      <w:pPr>
         <w:pStyle w:val="a9"/>
         <w:ind w:left="360"/>
         <w:rPr>
           <w:rFonts w:asciiTheme="majorBidi" w:hAnsiTheme="majorBidi" w:cstheme="majorBidi"/>
-          <w:b/>
-          <w:bCs/>
-          <w:sz w:val="40"/>
-          <w:szCs w:val="40"/>
-        </w:rPr>
-      </w:pPr>
-      <w:r>
-        <w:rPr>
-          <w:rFonts w:asciiTheme="majorBidi" w:hAnsiTheme="majorBidi" w:cstheme="majorBidi"/>
-          <w:b/>
-          <w:bCs/>
-          <w:sz w:val="40"/>
-          <w:szCs w:val="40"/>
-        </w:rPr>
-        <w:t xml:space="preserve">2. Git commit </w:t>
-      </w:r>
-      <w:r>
-        <w:rPr>
-          <w:rFonts w:asciiTheme="majorBidi" w:hAnsiTheme="majorBidi" w:cstheme="majorBidi"/>
-          <w:b/>
-          <w:bCs/>
-          <w:sz w:val="40"/>
-          <w:szCs w:val="40"/>
-          <w:cs/>
-        </w:rPr>
-        <w:t xml:space="preserve">มีการเปลี่ยนแปลงสะสมมาหลาย </w:t>
-      </w:r>
-      <w:r>
-        <w:rPr>
-          <w:rFonts w:asciiTheme="majorBidi" w:hAnsiTheme="majorBidi" w:cstheme="majorBidi"/>
-          <w:b/>
-          <w:bCs/>
-          <w:sz w:val="40"/>
-          <w:szCs w:val="40"/>
-        </w:rPr>
-        <w:t xml:space="preserve">phase </w:t>
-      </w:r>
-      <w:r>
-        <w:rPr>
-          <w:rFonts w:asciiTheme="majorBidi" w:hAnsiTheme="majorBidi" w:cstheme="majorBidi"/>
-          <w:b/>
-          <w:bCs/>
-          <w:sz w:val="40"/>
-          <w:szCs w:val="40"/>
-          <w:cs/>
-        </w:rPr>
-        <w:t xml:space="preserve">ยังไม่ได้ </w:t>
-      </w:r>
-      <w:r>
-        <w:rPr>
-          <w:rFonts w:asciiTheme="majorBidi" w:hAnsiTheme="majorBidi" w:cstheme="majorBidi"/>
-          <w:b/>
-          <w:bCs/>
-          <w:sz w:val="40"/>
-          <w:szCs w:val="40"/>
-        </w:rPr>
-        <w:t xml:space="preserve">commit </w:t>
-      </w:r>
-      <w:r>
-        <w:rPr>
-          <w:rFonts w:asciiTheme="majorBidi" w:hAnsiTheme="majorBidi" w:cstheme="majorBidi"/>
-          <w:b/>
-          <w:bCs/>
-          <w:sz w:val="40"/>
-          <w:szCs w:val="40"/>
-          <w:cs/>
-        </w:rPr>
-        <w:t>เลย</w:t>
-      </w:r>
+          <w:sz w:val="40"/>
+          <w:szCs w:val="40"/>
+        </w:rPr>
+      </w:pPr>
     </w:p>
     <w:p>
       <w:pPr>
         <w:pStyle w:val="a9"/>
+        <w:numPr>
+          <w:ilvl w:val="0"/>
+          <w:numId w:val="1"/>
+        </w:numPr>
+        <w:rPr>
+          <w:rFonts w:asciiTheme="majorBidi" w:hAnsiTheme="majorBidi" w:cstheme="majorBidi"/>
+          <w:b/>
+          <w:bCs/>
+          <w:sz w:val="40"/>
+          <w:szCs w:val="40"/>
+        </w:rPr>
+      </w:pPr>
+      <w:r>
+        <w:rPr>
+          <w:rFonts w:ascii="Segoe UI Emoji" w:hAnsi="Segoe UI Emoji" w:cs="Segoe UI Emoji"/>
+          <w:b/>
+          <w:bCs/>
+          <w:sz w:val="40"/>
+          <w:szCs w:val="40"/>
+        </w:rPr>
+        <w:t>🟡</w:t>
+      </w:r>
+      <w:r>
+        <w:rPr>
+          <w:rFonts w:asciiTheme="majorBidi" w:hAnsiTheme="majorBidi" w:cstheme="majorBidi"/>
+          <w:b/>
+          <w:bCs/>
+          <w:sz w:val="40"/>
+          <w:szCs w:val="40"/>
+        </w:rPr>
+        <w:t xml:space="preserve"> P2 — </w:t>
+      </w:r>
+      <w:r>
+        <w:rPr>
+          <w:rFonts w:asciiTheme="majorBidi" w:hAnsiTheme="majorBidi" w:cstheme="majorBidi"/>
+          <w:b/>
+          <w:bCs/>
+          <w:sz w:val="40"/>
+          <w:szCs w:val="40"/>
+          <w:cs/>
+        </w:rPr>
+        <w:t>สองสัปดาห์นี้ (</w:t>
+      </w:r>
+      <w:r>
+        <w:rPr>
+          <w:rFonts w:asciiTheme="majorBidi" w:hAnsiTheme="majorBidi" w:cstheme="majorBidi"/>
+          <w:b/>
+          <w:bCs/>
+          <w:sz w:val="40"/>
+          <w:szCs w:val="40"/>
+        </w:rPr>
+        <w:t>data completeness)</w:t>
+      </w:r>
+    </w:p>
+    <w:tbl>
+      <w:tblPr>
+        <w:tblW w:w="0" w:type="auto"/>
+        <w:tblBorders>
+          <w:top w:val="single" w:sz="6" w:space="0" w:color="2A2B2C"/>
+          <w:left w:val="single" w:sz="6" w:space="0" w:color="2A2B2C"/>
+          <w:bottom w:val="single" w:sz="6" w:space="0" w:color="2A2B2C"/>
+          <w:right w:val="single" w:sz="6" w:space="0" w:color="2A2B2C"/>
+        </w:tblBorders>
+        <w:shd w:val="clear" w:color="auto" w:fill="191A1B"/>
+        <w:tblCellMar>
+          <w:top w:w="15" w:type="dxa"/>
+          <w:left w:w="15" w:type="dxa"/>
+          <w:bottom w:w="15" w:type="dxa"/>
+          <w:right w:w="15" w:type="dxa"/>
+        </w:tblCellMar>
+        <w:tblLook w:val="04A0" w:firstRow="1" w:lastRow="0" w:firstColumn="1" w:lastColumn="0" w:noHBand="0" w:noVBand="1"/>
+      </w:tblPr>
+      <w:tblGrid>
+        <w:gridCol w:w="554"/>
+        <w:gridCol w:w="3112"/>
+        <w:gridCol w:w="1414"/>
+        <w:gridCol w:w="3930"/>
+      </w:tblGrid>
+      <w:tr>
+        <w:trPr>
+          <w:tblHeader/>
+        </w:trPr>
+        <w:tc>
+          <w:tcPr>
+            <w:tcW w:w="0" w:type="auto"/>
+            <w:tcBorders>
+              <w:top w:val="single" w:sz="6" w:space="0" w:color="2A2B2C"/>
+              <w:left w:val="single" w:sz="6" w:space="0" w:color="2A2B2C"/>
+              <w:bottom w:val="single" w:sz="6" w:space="0" w:color="2A2B2C"/>
+              <w:right w:val="single" w:sz="6" w:space="0" w:color="2A2B2C"/>
+            </w:tcBorders>
+            <w:shd w:val="clear" w:color="auto" w:fill="191A1B"/>
+            <w:tcMar>
+              <w:top w:w="30" w:type="dxa"/>
+              <w:left w:w="30" w:type="dxa"/>
+              <w:bottom w:w="30" w:type="dxa"/>
+              <w:right w:w="30" w:type="dxa"/>
+            </w:tcMar>
+            <w:vAlign w:val="center"/>
+            <w:hideMark/>
+          </w:tcPr>
+          <w:p>
+            <w:pPr>
+              <w:pStyle w:val="a9"/>
+              <w:ind w:left="360"/>
+              <w:rPr>
+                <w:rFonts w:asciiTheme="majorBidi" w:hAnsiTheme="majorBidi" w:cstheme="majorBidi"/>
+                <w:b/>
+                <w:bCs/>
+                <w:sz w:val="40"/>
+                <w:szCs w:val="40"/>
+              </w:rPr>
+            </w:pPr>
+            <w:r>
+              <w:rPr>
+                <w:rFonts w:asciiTheme="majorBidi" w:hAnsiTheme="majorBidi" w:cstheme="majorBidi"/>
+                <w:b/>
+                <w:bCs/>
+                <w:sz w:val="40"/>
+                <w:szCs w:val="40"/>
+              </w:rPr>
+              <w:lastRenderedPageBreak/>
+              <w:t>#</w:t>
+            </w:r>
+          </w:p>
+        </w:tc>
+        <w:tc>
+          <w:tcPr>
+            <w:tcW w:w="0" w:type="auto"/>
+            <w:tcBorders>
+              <w:top w:val="single" w:sz="6" w:space="0" w:color="2A2B2C"/>
+              <w:left w:val="single" w:sz="6" w:space="0" w:color="2A2B2C"/>
+              <w:bottom w:val="single" w:sz="6" w:space="0" w:color="2A2B2C"/>
+              <w:right w:val="single" w:sz="6" w:space="0" w:color="2A2B2C"/>
+            </w:tcBorders>
+            <w:shd w:val="clear" w:color="auto" w:fill="191A1B"/>
+            <w:tcMar>
+              <w:top w:w="30" w:type="dxa"/>
+              <w:left w:w="30" w:type="dxa"/>
+              <w:bottom w:w="30" w:type="dxa"/>
+              <w:right w:w="30" w:type="dxa"/>
+            </w:tcMar>
+            <w:vAlign w:val="center"/>
+            <w:hideMark/>
+          </w:tcPr>
+          <w:p>
+            <w:pPr>
+              <w:pStyle w:val="a9"/>
+              <w:ind w:left="360"/>
+              <w:rPr>
+                <w:rFonts w:asciiTheme="majorBidi" w:hAnsiTheme="majorBidi" w:cstheme="majorBidi"/>
+                <w:b/>
+                <w:bCs/>
+                <w:sz w:val="40"/>
+                <w:szCs w:val="40"/>
+              </w:rPr>
+            </w:pPr>
+            <w:r>
+              <w:rPr>
+                <w:rFonts w:asciiTheme="majorBidi" w:hAnsiTheme="majorBidi" w:cstheme="majorBidi"/>
+                <w:b/>
+                <w:bCs/>
+                <w:sz w:val="40"/>
+                <w:szCs w:val="40"/>
+                <w:cs/>
+              </w:rPr>
+              <w:t>งาน</w:t>
+            </w:r>
+          </w:p>
+        </w:tc>
+        <w:tc>
+          <w:tcPr>
+            <w:tcW w:w="0" w:type="auto"/>
+            <w:tcBorders>
+              <w:top w:val="single" w:sz="6" w:space="0" w:color="2A2B2C"/>
+              <w:left w:val="single" w:sz="6" w:space="0" w:color="2A2B2C"/>
+              <w:bottom w:val="single" w:sz="6" w:space="0" w:color="2A2B2C"/>
+              <w:right w:val="single" w:sz="6" w:space="0" w:color="2A2B2C"/>
+            </w:tcBorders>
+            <w:shd w:val="clear" w:color="auto" w:fill="191A1B"/>
+            <w:tcMar>
+              <w:top w:w="30" w:type="dxa"/>
+              <w:left w:w="30" w:type="dxa"/>
+              <w:bottom w:w="30" w:type="dxa"/>
+              <w:right w:w="30" w:type="dxa"/>
+            </w:tcMar>
+            <w:vAlign w:val="center"/>
+            <w:hideMark/>
+          </w:tcPr>
+          <w:p>
+            <w:pPr>
+              <w:pStyle w:val="a9"/>
+              <w:ind w:left="360"/>
+              <w:rPr>
+                <w:rFonts w:asciiTheme="majorBidi" w:hAnsiTheme="majorBidi" w:cstheme="majorBidi"/>
+                <w:b/>
+                <w:bCs/>
+                <w:sz w:val="40"/>
+                <w:szCs w:val="40"/>
+              </w:rPr>
+            </w:pPr>
+            <w:r>
+              <w:rPr>
+                <w:rFonts w:asciiTheme="majorBidi" w:hAnsiTheme="majorBidi" w:cstheme="majorBidi"/>
+                <w:b/>
+                <w:bCs/>
+                <w:sz w:val="40"/>
+                <w:szCs w:val="40"/>
+                <w:cs/>
+              </w:rPr>
+              <w:t>จำนวน</w:t>
+            </w:r>
+          </w:p>
+        </w:tc>
+        <w:tc>
+          <w:tcPr>
+            <w:tcW w:w="0" w:type="auto"/>
+            <w:tcBorders>
+              <w:top w:val="single" w:sz="6" w:space="0" w:color="2A2B2C"/>
+              <w:left w:val="single" w:sz="6" w:space="0" w:color="2A2B2C"/>
+              <w:bottom w:val="single" w:sz="6" w:space="0" w:color="2A2B2C"/>
+              <w:right w:val="single" w:sz="6" w:space="0" w:color="2A2B2C"/>
+            </w:tcBorders>
+            <w:shd w:val="clear" w:color="auto" w:fill="191A1B"/>
+            <w:tcMar>
+              <w:top w:w="30" w:type="dxa"/>
+              <w:left w:w="30" w:type="dxa"/>
+              <w:bottom w:w="30" w:type="dxa"/>
+              <w:right w:w="30" w:type="dxa"/>
+            </w:tcMar>
+            <w:vAlign w:val="center"/>
+            <w:hideMark/>
+          </w:tcPr>
+          <w:p>
+            <w:pPr>
+              <w:pStyle w:val="a9"/>
+              <w:ind w:left="360"/>
+              <w:rPr>
+                <w:rFonts w:asciiTheme="majorBidi" w:hAnsiTheme="majorBidi" w:cstheme="majorBidi"/>
+                <w:b/>
+                <w:bCs/>
+                <w:sz w:val="40"/>
+                <w:szCs w:val="40"/>
+              </w:rPr>
+            </w:pPr>
+            <w:r>
+              <w:rPr>
+                <w:rFonts w:asciiTheme="majorBidi" w:hAnsiTheme="majorBidi" w:cstheme="majorBidi"/>
+                <w:b/>
+                <w:bCs/>
+                <w:sz w:val="40"/>
+                <w:szCs w:val="40"/>
+              </w:rPr>
+              <w:t>Impact</w:t>
+            </w:r>
+          </w:p>
+        </w:tc>
+      </w:tr>
+      <w:tr>
+        <w:tc>
+          <w:tcPr>
+            <w:tcW w:w="0" w:type="auto"/>
+            <w:tcBorders>
+              <w:top w:val="single" w:sz="6" w:space="0" w:color="2A2B2C"/>
+              <w:left w:val="single" w:sz="6" w:space="0" w:color="2A2B2C"/>
+              <w:bottom w:val="single" w:sz="6" w:space="0" w:color="2A2B2C"/>
+              <w:right w:val="single" w:sz="6" w:space="0" w:color="2A2B2C"/>
+            </w:tcBorders>
+            <w:shd w:val="clear" w:color="auto" w:fill="191A1B"/>
+            <w:tcMar>
+              <w:top w:w="30" w:type="dxa"/>
+              <w:left w:w="30" w:type="dxa"/>
+              <w:bottom w:w="30" w:type="dxa"/>
+              <w:right w:w="30" w:type="dxa"/>
+            </w:tcMar>
+            <w:vAlign w:val="center"/>
+            <w:hideMark/>
+          </w:tcPr>
+          <w:p>
+            <w:pPr>
+              <w:pStyle w:val="a9"/>
+              <w:ind w:left="360"/>
+              <w:rPr>
+                <w:rFonts w:asciiTheme="majorBidi" w:hAnsiTheme="majorBidi" w:cstheme="majorBidi"/>
+                <w:sz w:val="40"/>
+                <w:szCs w:val="40"/>
+              </w:rPr>
+            </w:pPr>
+            <w:r>
+              <w:rPr>
+                <w:rFonts w:asciiTheme="majorBidi" w:hAnsiTheme="majorBidi" w:cstheme="majorBidi"/>
+                <w:sz w:val="40"/>
+                <w:szCs w:val="40"/>
+              </w:rPr>
+              <w:t>1</w:t>
+            </w:r>
+          </w:p>
+        </w:tc>
+        <w:tc>
+          <w:tcPr>
+            <w:tcW w:w="0" w:type="auto"/>
+            <w:tcBorders>
+              <w:top w:val="single" w:sz="6" w:space="0" w:color="2A2B2C"/>
+              <w:left w:val="single" w:sz="6" w:space="0" w:color="2A2B2C"/>
+              <w:bottom w:val="single" w:sz="6" w:space="0" w:color="2A2B2C"/>
+              <w:right w:val="single" w:sz="6" w:space="0" w:color="2A2B2C"/>
+            </w:tcBorders>
+            <w:shd w:val="clear" w:color="auto" w:fill="191A1B"/>
+            <w:tcMar>
+              <w:top w:w="30" w:type="dxa"/>
+              <w:left w:w="30" w:type="dxa"/>
+              <w:bottom w:w="30" w:type="dxa"/>
+              <w:right w:w="30" w:type="dxa"/>
+            </w:tcMar>
+            <w:vAlign w:val="center"/>
+            <w:hideMark/>
+          </w:tcPr>
+          <w:p>
+            <w:pPr>
+              <w:pStyle w:val="a9"/>
+              <w:ind w:left="360"/>
+              <w:rPr>
+                <w:rFonts w:asciiTheme="majorBidi" w:hAnsiTheme="majorBidi" w:cstheme="majorBidi"/>
+                <w:sz w:val="40"/>
+                <w:szCs w:val="40"/>
+              </w:rPr>
+            </w:pPr>
+            <w:r>
+              <w:rPr>
+                <w:rFonts w:asciiTheme="majorBidi" w:hAnsiTheme="majorBidi" w:cstheme="majorBidi"/>
+                <w:b/>
+                <w:bCs/>
+                <w:sz w:val="40"/>
+                <w:szCs w:val="40"/>
+              </w:rPr>
+              <w:t xml:space="preserve">265 invalid </w:t>
+            </w:r>
+            <w:r>
+              <w:rPr>
+                <w:rFonts w:asciiTheme="majorBidi" w:hAnsiTheme="majorBidi" w:cstheme="majorBidi"/>
+                <w:b/>
+                <w:bCs/>
+                <w:sz w:val="40"/>
+                <w:szCs w:val="40"/>
+                <w:cs/>
+              </w:rPr>
+              <w:t>บัญชีรายชื่อ</w:t>
+            </w:r>
+            <w:r>
+              <w:rPr>
+                <w:rFonts w:asciiTheme="majorBidi" w:hAnsiTheme="majorBidi" w:cstheme="majorBidi"/>
+                <w:sz w:val="40"/>
+                <w:szCs w:val="40"/>
+              </w:rPr>
+              <w:t> — triage</w:t>
+            </w:r>
+          </w:p>
+        </w:tc>
+        <w:tc>
+          <w:tcPr>
+            <w:tcW w:w="0" w:type="auto"/>
+            <w:tcBorders>
+              <w:top w:val="single" w:sz="6" w:space="0" w:color="2A2B2C"/>
+              <w:left w:val="single" w:sz="6" w:space="0" w:color="2A2B2C"/>
+              <w:bottom w:val="single" w:sz="6" w:space="0" w:color="2A2B2C"/>
+              <w:right w:val="single" w:sz="6" w:space="0" w:color="2A2B2C"/>
+            </w:tcBorders>
+            <w:shd w:val="clear" w:color="auto" w:fill="191A1B"/>
+            <w:tcMar>
+              <w:top w:w="30" w:type="dxa"/>
+              <w:left w:w="30" w:type="dxa"/>
+              <w:bottom w:w="30" w:type="dxa"/>
+              <w:right w:w="30" w:type="dxa"/>
+            </w:tcMar>
+            <w:vAlign w:val="center"/>
+            <w:hideMark/>
+          </w:tcPr>
+          <w:p>
+            <w:pPr>
+              <w:pStyle w:val="a9"/>
+              <w:ind w:left="360"/>
+              <w:rPr>
+                <w:rFonts w:asciiTheme="majorBidi" w:hAnsiTheme="majorBidi" w:cstheme="majorBidi"/>
+                <w:sz w:val="40"/>
+                <w:szCs w:val="40"/>
+              </w:rPr>
+            </w:pPr>
+            <w:r>
+              <w:rPr>
+                <w:rFonts w:asciiTheme="majorBidi" w:hAnsiTheme="majorBidi" w:cstheme="majorBidi"/>
+                <w:sz w:val="40"/>
+                <w:szCs w:val="40"/>
+              </w:rPr>
+              <w:t>265</w:t>
+            </w:r>
+          </w:p>
+        </w:tc>
+        <w:tc>
+          <w:tcPr>
+            <w:tcW w:w="0" w:type="auto"/>
+            <w:tcBorders>
+              <w:top w:val="single" w:sz="6" w:space="0" w:color="2A2B2C"/>
+              <w:left w:val="single" w:sz="6" w:space="0" w:color="2A2B2C"/>
+              <w:bottom w:val="single" w:sz="6" w:space="0" w:color="2A2B2C"/>
+              <w:right w:val="single" w:sz="6" w:space="0" w:color="2A2B2C"/>
+            </w:tcBorders>
+            <w:shd w:val="clear" w:color="auto" w:fill="191A1B"/>
+            <w:tcMar>
+              <w:top w:w="30" w:type="dxa"/>
+              <w:left w:w="30" w:type="dxa"/>
+              <w:bottom w:w="30" w:type="dxa"/>
+              <w:right w:w="30" w:type="dxa"/>
+            </w:tcMar>
+            <w:vAlign w:val="center"/>
+            <w:hideMark/>
+          </w:tcPr>
+          <w:p>
+            <w:pPr>
+              <w:pStyle w:val="a9"/>
+              <w:ind w:left="360"/>
+              <w:rPr>
+                <w:rFonts w:asciiTheme="majorBidi" w:hAnsiTheme="majorBidi" w:cstheme="majorBidi"/>
+                <w:sz w:val="40"/>
+                <w:szCs w:val="40"/>
+              </w:rPr>
+            </w:pPr>
+            <w:r>
+              <w:rPr>
+                <w:rFonts w:asciiTheme="majorBidi" w:hAnsiTheme="majorBidi" w:cstheme="majorBidi"/>
+                <w:sz w:val="40"/>
+                <w:szCs w:val="40"/>
+                <w:cs/>
+              </w:rPr>
+              <w:t xml:space="preserve">แบ่งว่าอันไหน </w:t>
+            </w:r>
+            <w:r>
+              <w:rPr>
+                <w:rFonts w:asciiTheme="majorBidi" w:hAnsiTheme="majorBidi" w:cstheme="majorBidi"/>
+                <w:sz w:val="40"/>
+                <w:szCs w:val="40"/>
+              </w:rPr>
+              <w:t xml:space="preserve">re-OCR </w:t>
+            </w:r>
+            <w:r>
+              <w:rPr>
+                <w:rFonts w:asciiTheme="majorBidi" w:hAnsiTheme="majorBidi" w:cstheme="majorBidi"/>
+                <w:sz w:val="40"/>
+                <w:szCs w:val="40"/>
+                <w:cs/>
+              </w:rPr>
+              <w:t xml:space="preserve">ได้ อันไหน </w:t>
+            </w:r>
+            <w:r>
+              <w:rPr>
+                <w:rFonts w:asciiTheme="majorBidi" w:hAnsiTheme="majorBidi" w:cstheme="majorBidi"/>
+                <w:sz w:val="40"/>
+                <w:szCs w:val="40"/>
+              </w:rPr>
+              <w:t>structural (</w:t>
+            </w:r>
+            <w:r>
+              <w:rPr>
+                <w:rFonts w:asciiTheme="majorBidi" w:hAnsiTheme="majorBidi" w:cstheme="majorBidi"/>
+                <w:sz w:val="40"/>
+                <w:szCs w:val="40"/>
+                <w:cs/>
+              </w:rPr>
+              <w:t>หน้าปก/ลายเซ็น)</w:t>
+            </w:r>
+          </w:p>
+        </w:tc>
+      </w:tr>
+      <w:tr>
+        <w:tc>
+          <w:tcPr>
+            <w:tcW w:w="0" w:type="auto"/>
+            <w:tcBorders>
+              <w:top w:val="single" w:sz="6" w:space="0" w:color="2A2B2C"/>
+              <w:left w:val="single" w:sz="6" w:space="0" w:color="2A2B2C"/>
+              <w:bottom w:val="single" w:sz="6" w:space="0" w:color="2A2B2C"/>
+              <w:right w:val="single" w:sz="6" w:space="0" w:color="2A2B2C"/>
+            </w:tcBorders>
+            <w:shd w:val="clear" w:color="auto" w:fill="191A1B"/>
+            <w:tcMar>
+              <w:top w:w="30" w:type="dxa"/>
+              <w:left w:w="30" w:type="dxa"/>
+              <w:bottom w:w="30" w:type="dxa"/>
+              <w:right w:w="30" w:type="dxa"/>
+            </w:tcMar>
+            <w:vAlign w:val="center"/>
+            <w:hideMark/>
+          </w:tcPr>
+          <w:p>
+            <w:pPr>
+              <w:pStyle w:val="a9"/>
+              <w:ind w:left="360"/>
+              <w:rPr>
+                <w:rFonts w:asciiTheme="majorBidi" w:hAnsiTheme="majorBidi" w:cstheme="majorBidi"/>
+                <w:sz w:val="40"/>
+                <w:szCs w:val="40"/>
+              </w:rPr>
+            </w:pPr>
+            <w:r>
+              <w:rPr>
+                <w:rFonts w:asciiTheme="majorBidi" w:hAnsiTheme="majorBidi" w:cstheme="majorBidi"/>
+                <w:sz w:val="40"/>
+                <w:szCs w:val="40"/>
+              </w:rPr>
+              <w:t>2</w:t>
+            </w:r>
+          </w:p>
+        </w:tc>
+        <w:tc>
+          <w:tcPr>
+            <w:tcW w:w="0" w:type="auto"/>
+            <w:tcBorders>
+              <w:top w:val="single" w:sz="6" w:space="0" w:color="2A2B2C"/>
+              <w:left w:val="single" w:sz="6" w:space="0" w:color="2A2B2C"/>
+              <w:bottom w:val="single" w:sz="6" w:space="0" w:color="2A2B2C"/>
+              <w:right w:val="single" w:sz="6" w:space="0" w:color="2A2B2C"/>
+            </w:tcBorders>
+            <w:shd w:val="clear" w:color="auto" w:fill="191A1B"/>
+            <w:tcMar>
+              <w:top w:w="30" w:type="dxa"/>
+              <w:left w:w="30" w:type="dxa"/>
+              <w:bottom w:w="30" w:type="dxa"/>
+              <w:right w:w="30" w:type="dxa"/>
+            </w:tcMar>
+            <w:vAlign w:val="center"/>
+            <w:hideMark/>
+          </w:tcPr>
+          <w:p>
+            <w:pPr>
+              <w:pStyle w:val="a9"/>
+              <w:ind w:left="360"/>
+              <w:rPr>
+                <w:rFonts w:asciiTheme="majorBidi" w:hAnsiTheme="majorBidi" w:cstheme="majorBidi"/>
+                <w:sz w:val="40"/>
+                <w:szCs w:val="40"/>
+              </w:rPr>
+            </w:pPr>
+            <w:r>
+              <w:rPr>
+                <w:rFonts w:asciiTheme="majorBidi" w:hAnsiTheme="majorBidi" w:cstheme="majorBidi"/>
+                <w:b/>
+                <w:bCs/>
+                <w:sz w:val="40"/>
+                <w:szCs w:val="40"/>
+              </w:rPr>
+              <w:t xml:space="preserve">35 </w:t>
+            </w:r>
+            <w:r>
+              <w:rPr>
+                <w:rFonts w:asciiTheme="majorBidi" w:hAnsiTheme="majorBidi" w:cstheme="majorBidi"/>
+                <w:b/>
+                <w:bCs/>
+                <w:sz w:val="40"/>
+                <w:szCs w:val="40"/>
+                <w:cs/>
+              </w:rPr>
+              <w:t xml:space="preserve">ชัยภูมิ </w:t>
+            </w:r>
+            <w:r>
+              <w:rPr>
+                <w:rFonts w:asciiTheme="majorBidi" w:hAnsiTheme="majorBidi" w:cstheme="majorBidi"/>
+                <w:b/>
+                <w:bCs/>
+                <w:sz w:val="40"/>
+                <w:szCs w:val="40"/>
+              </w:rPr>
+              <w:t>vision records</w:t>
+            </w:r>
+            <w:r>
+              <w:rPr>
+                <w:rFonts w:asciiTheme="majorBidi" w:hAnsiTheme="majorBidi" w:cstheme="majorBidi"/>
+                <w:sz w:val="40"/>
+                <w:szCs w:val="40"/>
+              </w:rPr>
+              <w:t xml:space="preserve"> — </w:t>
+            </w:r>
+            <w:r>
+              <w:rPr>
+                <w:rFonts w:asciiTheme="majorBidi" w:hAnsiTheme="majorBidi" w:cstheme="majorBidi"/>
+                <w:sz w:val="40"/>
+                <w:szCs w:val="40"/>
+                <w:cs/>
+              </w:rPr>
+              <w:t xml:space="preserve">หา </w:t>
+            </w:r>
+            <w:r>
+              <w:rPr>
+                <w:rFonts w:asciiTheme="majorBidi" w:hAnsiTheme="majorBidi" w:cstheme="majorBidi"/>
+                <w:sz w:val="40"/>
+                <w:szCs w:val="40"/>
+              </w:rPr>
+              <w:t>Drive URL</w:t>
+            </w:r>
+          </w:p>
+        </w:tc>
+        <w:tc>
+          <w:tcPr>
+            <w:tcW w:w="0" w:type="auto"/>
+            <w:tcBorders>
+              <w:top w:val="single" w:sz="6" w:space="0" w:color="2A2B2C"/>
+              <w:left w:val="single" w:sz="6" w:space="0" w:color="2A2B2C"/>
+              <w:bottom w:val="single" w:sz="6" w:space="0" w:color="2A2B2C"/>
+              <w:right w:val="single" w:sz="6" w:space="0" w:color="2A2B2C"/>
+            </w:tcBorders>
+            <w:shd w:val="clear" w:color="auto" w:fill="191A1B"/>
+            <w:tcMar>
+              <w:top w:w="30" w:type="dxa"/>
+              <w:left w:w="30" w:type="dxa"/>
+              <w:bottom w:w="30" w:type="dxa"/>
+              <w:right w:w="30" w:type="dxa"/>
+            </w:tcMar>
+            <w:vAlign w:val="center"/>
+            <w:hideMark/>
+          </w:tcPr>
+          <w:p>
+            <w:pPr>
+              <w:pStyle w:val="a9"/>
+              <w:ind w:left="360"/>
+              <w:rPr>
+                <w:rFonts w:asciiTheme="majorBidi" w:hAnsiTheme="majorBidi" w:cstheme="majorBidi"/>
+                <w:sz w:val="40"/>
+                <w:szCs w:val="40"/>
+              </w:rPr>
+            </w:pPr>
+            <w:r>
+              <w:rPr>
+                <w:rFonts w:asciiTheme="majorBidi" w:hAnsiTheme="majorBidi" w:cstheme="majorBidi"/>
+                <w:sz w:val="40"/>
+                <w:szCs w:val="40"/>
+              </w:rPr>
+              <w:t>35</w:t>
+            </w:r>
+          </w:p>
+        </w:tc>
+        <w:tc>
+          <w:tcPr>
+            <w:tcW w:w="0" w:type="auto"/>
+            <w:tcBorders>
+              <w:top w:val="single" w:sz="6" w:space="0" w:color="2A2B2C"/>
+              <w:left w:val="single" w:sz="6" w:space="0" w:color="2A2B2C"/>
+              <w:bottom w:val="single" w:sz="6" w:space="0" w:color="2A2B2C"/>
+              <w:right w:val="single" w:sz="6" w:space="0" w:color="2A2B2C"/>
+            </w:tcBorders>
+            <w:shd w:val="clear" w:color="auto" w:fill="191A1B"/>
+            <w:tcMar>
+              <w:top w:w="30" w:type="dxa"/>
+              <w:left w:w="30" w:type="dxa"/>
+              <w:bottom w:w="30" w:type="dxa"/>
+              <w:right w:w="30" w:type="dxa"/>
+            </w:tcMar>
+            <w:vAlign w:val="center"/>
+            <w:hideMark/>
+          </w:tcPr>
+          <w:p>
+            <w:pPr>
+              <w:pStyle w:val="a9"/>
+              <w:ind w:left="360"/>
+              <w:rPr>
+                <w:rFonts w:asciiTheme="majorBidi" w:hAnsiTheme="majorBidi" w:cstheme="majorBidi"/>
+                <w:sz w:val="40"/>
+                <w:szCs w:val="40"/>
+              </w:rPr>
+            </w:pPr>
+            <w:r>
+              <w:rPr>
+                <w:rFonts w:asciiTheme="majorBidi" w:hAnsiTheme="majorBidi" w:cstheme="majorBidi"/>
+                <w:sz w:val="40"/>
+                <w:szCs w:val="40"/>
+                <w:cs/>
+              </w:rPr>
+              <w:t xml:space="preserve">ขณะนี้ไม่มี </w:t>
+            </w:r>
+            <w:r>
+              <w:rPr>
+                <w:rFonts w:asciiTheme="majorBidi" w:hAnsiTheme="majorBidi" w:cstheme="majorBidi"/>
+                <w:sz w:val="40"/>
+                <w:szCs w:val="40"/>
+              </w:rPr>
+              <w:t xml:space="preserve">PDF </w:t>
+            </w:r>
+            <w:r>
+              <w:rPr>
+                <w:rFonts w:asciiTheme="majorBidi" w:hAnsiTheme="majorBidi" w:cstheme="majorBidi"/>
+                <w:sz w:val="40"/>
+                <w:szCs w:val="40"/>
+                <w:cs/>
+              </w:rPr>
+              <w:t xml:space="preserve">ให้ </w:t>
+            </w:r>
+            <w:r>
+              <w:rPr>
+                <w:rFonts w:asciiTheme="majorBidi" w:hAnsiTheme="majorBidi" w:cstheme="majorBidi"/>
+                <w:sz w:val="40"/>
+                <w:szCs w:val="40"/>
+              </w:rPr>
+              <w:t xml:space="preserve">reviewer </w:t>
+            </w:r>
+            <w:r>
+              <w:rPr>
+                <w:rFonts w:asciiTheme="majorBidi" w:hAnsiTheme="majorBidi" w:cstheme="majorBidi"/>
+                <w:sz w:val="40"/>
+                <w:szCs w:val="40"/>
+                <w:cs/>
+              </w:rPr>
+              <w:t>ดู</w:t>
+            </w:r>
+          </w:p>
+        </w:tc>
+      </w:tr>
+      <w:tr>
+        <w:tc>
+          <w:tcPr>
+            <w:tcW w:w="0" w:type="auto"/>
+            <w:tcBorders>
+              <w:top w:val="single" w:sz="6" w:space="0" w:color="2A2B2C"/>
+              <w:left w:val="single" w:sz="6" w:space="0" w:color="2A2B2C"/>
+              <w:bottom w:val="single" w:sz="6" w:space="0" w:color="2A2B2C"/>
+              <w:right w:val="single" w:sz="6" w:space="0" w:color="2A2B2C"/>
+            </w:tcBorders>
+            <w:shd w:val="clear" w:color="auto" w:fill="191A1B"/>
+            <w:tcMar>
+              <w:top w:w="30" w:type="dxa"/>
+              <w:left w:w="30" w:type="dxa"/>
+              <w:bottom w:w="30" w:type="dxa"/>
+              <w:right w:w="30" w:type="dxa"/>
+            </w:tcMar>
+            <w:vAlign w:val="center"/>
+            <w:hideMark/>
+          </w:tcPr>
+          <w:p>
+            <w:pPr>
+              <w:pStyle w:val="a9"/>
+              <w:ind w:left="360"/>
+              <w:rPr>
+                <w:rFonts w:asciiTheme="majorBidi" w:hAnsiTheme="majorBidi" w:cstheme="majorBidi"/>
+                <w:sz w:val="40"/>
+                <w:szCs w:val="40"/>
+              </w:rPr>
+            </w:pPr>
+            <w:r>
+              <w:rPr>
+                <w:rFonts w:asciiTheme="majorBidi" w:hAnsiTheme="majorBidi" w:cstheme="majorBidi"/>
+                <w:sz w:val="40"/>
+                <w:szCs w:val="40"/>
+              </w:rPr>
+              <w:t>3</w:t>
+            </w:r>
+          </w:p>
+        </w:tc>
+        <w:tc>
+          <w:tcPr>
+            <w:tcW w:w="0" w:type="auto"/>
+            <w:tcBorders>
+              <w:top w:val="single" w:sz="6" w:space="0" w:color="2A2B2C"/>
+              <w:left w:val="single" w:sz="6" w:space="0" w:color="2A2B2C"/>
+              <w:bottom w:val="single" w:sz="6" w:space="0" w:color="2A2B2C"/>
+              <w:right w:val="single" w:sz="6" w:space="0" w:color="2A2B2C"/>
+            </w:tcBorders>
+            <w:shd w:val="clear" w:color="auto" w:fill="191A1B"/>
+            <w:tcMar>
+              <w:top w:w="30" w:type="dxa"/>
+              <w:left w:w="30" w:type="dxa"/>
+              <w:bottom w:w="30" w:type="dxa"/>
+              <w:right w:w="30" w:type="dxa"/>
+            </w:tcMar>
+            <w:vAlign w:val="center"/>
+            <w:hideMark/>
+          </w:tcPr>
+          <w:p>
+            <w:pPr>
+              <w:pStyle w:val="a9"/>
+              <w:ind w:left="360"/>
+              <w:rPr>
+                <w:rFonts w:asciiTheme="majorBidi" w:hAnsiTheme="majorBidi" w:cstheme="majorBidi"/>
+                <w:sz w:val="40"/>
+                <w:szCs w:val="40"/>
+              </w:rPr>
+            </w:pPr>
+            <w:r>
+              <w:rPr>
+                <w:rFonts w:asciiTheme="majorBidi" w:hAnsiTheme="majorBidi" w:cstheme="majorBidi"/>
+                <w:b/>
+                <w:bCs/>
+                <w:sz w:val="40"/>
+                <w:szCs w:val="40"/>
+              </w:rPr>
+              <w:t>Coverage gap documentation</w:t>
+            </w:r>
+          </w:p>
+        </w:tc>
+        <w:tc>
+          <w:tcPr>
+            <w:tcW w:w="0" w:type="auto"/>
+            <w:tcBorders>
+              <w:top w:val="single" w:sz="6" w:space="0" w:color="2A2B2C"/>
+              <w:left w:val="single" w:sz="6" w:space="0" w:color="2A2B2C"/>
+              <w:bottom w:val="single" w:sz="6" w:space="0" w:color="2A2B2C"/>
+              <w:right w:val="single" w:sz="6" w:space="0" w:color="2A2B2C"/>
+            </w:tcBorders>
+            <w:shd w:val="clear" w:color="auto" w:fill="191A1B"/>
+            <w:tcMar>
+              <w:top w:w="30" w:type="dxa"/>
+              <w:left w:w="30" w:type="dxa"/>
+              <w:bottom w:w="30" w:type="dxa"/>
+              <w:right w:w="30" w:type="dxa"/>
+            </w:tcMar>
+            <w:vAlign w:val="center"/>
+            <w:hideMark/>
+          </w:tcPr>
+          <w:p>
+            <w:pPr>
+              <w:pStyle w:val="a9"/>
+              <w:ind w:left="360"/>
+              <w:rPr>
+                <w:rFonts w:asciiTheme="majorBidi" w:hAnsiTheme="majorBidi" w:cstheme="majorBidi"/>
+                <w:sz w:val="40"/>
+                <w:szCs w:val="40"/>
+              </w:rPr>
+            </w:pPr>
+            <w:r>
+              <w:rPr>
+                <w:rFonts w:asciiTheme="majorBidi" w:hAnsiTheme="majorBidi" w:cstheme="majorBidi"/>
+                <w:sz w:val="40"/>
+                <w:szCs w:val="40"/>
+                <w:cs/>
+              </w:rPr>
+              <w:t xml:space="preserve">ชัยภูมิ </w:t>
+            </w:r>
+            <w:r>
+              <w:rPr>
+                <w:rFonts w:asciiTheme="majorBidi" w:hAnsiTheme="majorBidi" w:cstheme="majorBidi"/>
+                <w:sz w:val="40"/>
+                <w:szCs w:val="40"/>
+              </w:rPr>
+              <w:t>Z2/3/7</w:t>
+            </w:r>
+          </w:p>
+        </w:tc>
+        <w:tc>
+          <w:tcPr>
+            <w:tcW w:w="0" w:type="auto"/>
+            <w:tcBorders>
+              <w:top w:val="single" w:sz="6" w:space="0" w:color="2A2B2C"/>
+              <w:left w:val="single" w:sz="6" w:space="0" w:color="2A2B2C"/>
+              <w:bottom w:val="single" w:sz="6" w:space="0" w:color="2A2B2C"/>
+              <w:right w:val="single" w:sz="6" w:space="0" w:color="2A2B2C"/>
+            </w:tcBorders>
+            <w:shd w:val="clear" w:color="auto" w:fill="191A1B"/>
+            <w:tcMar>
+              <w:top w:w="30" w:type="dxa"/>
+              <w:left w:w="30" w:type="dxa"/>
+              <w:bottom w:w="30" w:type="dxa"/>
+              <w:right w:w="30" w:type="dxa"/>
+            </w:tcMar>
+            <w:vAlign w:val="center"/>
+            <w:hideMark/>
+          </w:tcPr>
+          <w:p>
+            <w:pPr>
+              <w:pStyle w:val="a9"/>
+              <w:ind w:left="360"/>
+              <w:rPr>
+                <w:rFonts w:asciiTheme="majorBidi" w:hAnsiTheme="majorBidi" w:cstheme="majorBidi"/>
+                <w:sz w:val="40"/>
+                <w:szCs w:val="40"/>
+              </w:rPr>
+            </w:pPr>
+            <w:r>
+              <w:rPr>
+                <w:rFonts w:asciiTheme="majorBidi" w:hAnsiTheme="majorBidi" w:cstheme="majorBidi"/>
+                <w:sz w:val="40"/>
+                <w:szCs w:val="40"/>
+                <w:cs/>
+              </w:rPr>
+              <w:t xml:space="preserve">บันทึกอย่างเป็นทางการว่า </w:t>
+            </w:r>
+            <w:r>
+              <w:rPr>
+                <w:rFonts w:asciiTheme="majorBidi" w:hAnsiTheme="majorBidi" w:cstheme="majorBidi"/>
+                <w:sz w:val="40"/>
+                <w:szCs w:val="40"/>
+              </w:rPr>
+              <w:t xml:space="preserve">PDF </w:t>
+            </w:r>
+            <w:r>
+              <w:rPr>
+                <w:rFonts w:asciiTheme="majorBidi" w:hAnsiTheme="majorBidi" w:cstheme="majorBidi"/>
+                <w:sz w:val="40"/>
+                <w:szCs w:val="40"/>
+                <w:cs/>
+              </w:rPr>
+              <w:t xml:space="preserve">หายจากต้นทาง กกต. ไม่ใช่ </w:t>
+            </w:r>
+            <w:r>
+              <w:rPr>
+                <w:rFonts w:asciiTheme="majorBidi" w:hAnsiTheme="majorBidi" w:cstheme="majorBidi"/>
+                <w:sz w:val="40"/>
+                <w:szCs w:val="40"/>
+              </w:rPr>
+              <w:t xml:space="preserve">error </w:t>
+            </w:r>
+            <w:r>
+              <w:rPr>
+                <w:rFonts w:asciiTheme="majorBidi" w:hAnsiTheme="majorBidi" w:cstheme="majorBidi"/>
+                <w:sz w:val="40"/>
+                <w:szCs w:val="40"/>
+                <w:cs/>
+              </w:rPr>
+              <w:t xml:space="preserve">ของ </w:t>
+            </w:r>
+            <w:r>
+              <w:rPr>
+                <w:rFonts w:asciiTheme="majorBidi" w:hAnsiTheme="majorBidi" w:cstheme="majorBidi"/>
+                <w:sz w:val="40"/>
+                <w:szCs w:val="40"/>
+              </w:rPr>
+              <w:t>pipeline</w:t>
+            </w:r>
+          </w:p>
+        </w:tc>
+      </w:tr>
+    </w:tbl>
+    <w:p>
+      <w:pPr>
+        <w:pStyle w:val="a9"/>
         <w:ind w:left="360"/>
         <w:rPr>
           <w:rFonts w:asciiTheme="majorBidi" w:hAnsiTheme="majorBidi" w:cstheme="majorBidi"/>
+          <w:sz w:val="40"/>
+          <w:szCs w:val="40"/>
+        </w:rPr>
+      </w:pPr>
+    </w:p>
+    <w:p>
+      <w:pPr>
+        <w:pStyle w:val="a9"/>
+        <w:ind w:left="360"/>
+        <w:rPr>
+          <w:rFonts w:asciiTheme="majorBidi" w:hAnsiTheme="majorBidi" w:cstheme="majorBidi"/>
+          <w:sz w:val="40"/>
+          <w:szCs w:val="40"/>
+        </w:rPr>
+      </w:pPr>
+      <w:r>
+        <w:rPr>
+          <w:rFonts w:asciiTheme="majorBidi" w:hAnsiTheme="majorBidi" w:cstheme="majorBidi"/>
+          <w:sz w:val="40"/>
+          <w:szCs w:val="40"/>
+        </w:rPr>
+        <w:t xml:space="preserve">re-OCR 274 </w:t>
+      </w:r>
+      <w:r>
+        <w:rPr>
+          <w:rFonts w:asciiTheme="majorBidi" w:hAnsiTheme="majorBidi" w:cstheme="majorBidi"/>
+          <w:sz w:val="40"/>
+          <w:szCs w:val="40"/>
+          <w:cs/>
+        </w:rPr>
+        <w:t>ไฟล์</w:t>
+      </w:r>
+    </w:p>
+    <w:p>
+      <w:pPr>
+        <w:pStyle w:val="a9"/>
+        <w:ind w:left="360"/>
+        <w:rPr>
+          <w:rFonts w:asciiTheme="majorBidi" w:hAnsiTheme="majorBidi" w:cstheme="majorBidi"/>
+          <w:sz w:val="40"/>
+          <w:szCs w:val="40"/>
+        </w:rPr>
+      </w:pPr>
+      <w:r>
+        <w:rPr>
+          <w:rFonts w:asciiTheme="majorBidi" w:hAnsiTheme="majorBidi" w:cstheme="majorBidi"/>
+          <w:sz w:val="40"/>
+          <w:szCs w:val="40"/>
+          <w:cs/>
+        </w:rPr>
+        <w:t>ครอบคลุม</w:t>
+      </w:r>
+      <w:r>
+        <w:rPr>
+          <w:rFonts w:asciiTheme="majorBidi" w:hAnsiTheme="majorBidi" w:cstheme="majorBidi"/>
+          <w:sz w:val="40"/>
+          <w:szCs w:val="40"/>
+        </w:rPr>
+        <w:t xml:space="preserve"> </w:t>
+      </w:r>
+      <w:r>
+        <w:rPr>
+          <w:rFonts w:asciiTheme="majorBidi" w:hAnsiTheme="majorBidi" w:cstheme="majorBidi"/>
+          <w:b/>
+          <w:bCs/>
+          <w:sz w:val="40"/>
+          <w:szCs w:val="40"/>
+        </w:rPr>
+        <w:t xml:space="preserve">3 </w:t>
+      </w:r>
+      <w:r>
+        <w:rPr>
+          <w:rFonts w:asciiTheme="majorBidi" w:hAnsiTheme="majorBidi" w:cstheme="majorBidi"/>
+          <w:b/>
+          <w:bCs/>
+          <w:sz w:val="40"/>
+          <w:szCs w:val="40"/>
+          <w:cs/>
+        </w:rPr>
+        <w:t xml:space="preserve">จังหวัด </w:t>
+      </w:r>
+      <w:r>
+        <w:rPr>
+          <w:rFonts w:asciiTheme="majorBidi" w:hAnsiTheme="majorBidi" w:cstheme="majorBidi"/>
+          <w:b/>
+          <w:bCs/>
+          <w:sz w:val="40"/>
+          <w:szCs w:val="40"/>
+        </w:rPr>
+        <w:t xml:space="preserve">15 </w:t>
+      </w:r>
+      <w:r>
+        <w:rPr>
+          <w:rFonts w:asciiTheme="majorBidi" w:hAnsiTheme="majorBidi" w:cstheme="majorBidi"/>
+          <w:b/>
+          <w:bCs/>
+          <w:sz w:val="40"/>
+          <w:szCs w:val="40"/>
+          <w:cs/>
+        </w:rPr>
+        <w:t>เขต</w:t>
+      </w:r>
+      <w:r>
+        <w:rPr>
+          <w:rFonts w:asciiTheme="majorBidi" w:hAnsiTheme="majorBidi" w:cstheme="majorBidi"/>
+          <w:sz w:val="40"/>
+          <w:szCs w:val="40"/>
+        </w:rPr>
+        <w:t>:</w:t>
+      </w:r>
+    </w:p>
+    <w:tbl>
+      <w:tblPr>
+        <w:tblW w:w="0" w:type="auto"/>
+        <w:tblBorders>
+          <w:top w:val="single" w:sz="6" w:space="0" w:color="2A2B2C"/>
+          <w:left w:val="single" w:sz="6" w:space="0" w:color="2A2B2C"/>
+          <w:bottom w:val="single" w:sz="6" w:space="0" w:color="2A2B2C"/>
+          <w:right w:val="single" w:sz="6" w:space="0" w:color="2A2B2C"/>
+        </w:tblBorders>
+        <w:shd w:val="clear" w:color="auto" w:fill="191A1B"/>
+        <w:tblCellMar>
+          <w:top w:w="15" w:type="dxa"/>
+          <w:left w:w="15" w:type="dxa"/>
+          <w:bottom w:w="15" w:type="dxa"/>
+          <w:right w:w="15" w:type="dxa"/>
+        </w:tblCellMar>
+        <w:tblLook w:val="04A0" w:firstRow="1" w:lastRow="0" w:firstColumn="1" w:lastColumn="0" w:noHBand="0" w:noVBand="1"/>
+      </w:tblPr>
+      <w:tblGrid>
+        <w:gridCol w:w="1503"/>
+        <w:gridCol w:w="1036"/>
+        <w:gridCol w:w="1783"/>
+      </w:tblGrid>
+      <w:tr>
+        <w:trPr>
+          <w:tblHeader/>
+        </w:trPr>
+        <w:tc>
+          <w:tcPr>
+            <w:tcW w:w="0" w:type="auto"/>
+            <w:tcBorders>
+              <w:top w:val="single" w:sz="6" w:space="0" w:color="2A2B2C"/>
+              <w:left w:val="single" w:sz="6" w:space="0" w:color="2A2B2C"/>
+              <w:bottom w:val="single" w:sz="6" w:space="0" w:color="2A2B2C"/>
+              <w:right w:val="single" w:sz="6" w:space="0" w:color="2A2B2C"/>
+            </w:tcBorders>
+            <w:shd w:val="clear" w:color="auto" w:fill="191A1B"/>
+            <w:tcMar>
+              <w:top w:w="30" w:type="dxa"/>
+              <w:left w:w="30" w:type="dxa"/>
+              <w:bottom w:w="30" w:type="dxa"/>
+              <w:right w:w="30" w:type="dxa"/>
+            </w:tcMar>
+            <w:vAlign w:val="center"/>
+            <w:hideMark/>
+          </w:tcPr>
+          <w:p>
+            <w:pPr>
+              <w:pStyle w:val="a9"/>
+              <w:ind w:left="360"/>
+              <w:rPr>
+                <w:rFonts w:asciiTheme="majorBidi" w:hAnsiTheme="majorBidi" w:cstheme="majorBidi"/>
+                <w:b/>
+                <w:bCs/>
+                <w:sz w:val="40"/>
+                <w:szCs w:val="40"/>
+              </w:rPr>
+            </w:pPr>
+            <w:r>
+              <w:rPr>
+                <w:rFonts w:asciiTheme="majorBidi" w:hAnsiTheme="majorBidi" w:cstheme="majorBidi"/>
+                <w:b/>
+                <w:bCs/>
+                <w:sz w:val="40"/>
+                <w:szCs w:val="40"/>
+                <w:cs/>
+              </w:rPr>
+              <w:t>จังหวัด</w:t>
+            </w:r>
+          </w:p>
+        </w:tc>
+        <w:tc>
+          <w:tcPr>
+            <w:tcW w:w="0" w:type="auto"/>
+            <w:tcBorders>
+              <w:top w:val="single" w:sz="6" w:space="0" w:color="2A2B2C"/>
+              <w:left w:val="single" w:sz="6" w:space="0" w:color="2A2B2C"/>
+              <w:bottom w:val="single" w:sz="6" w:space="0" w:color="2A2B2C"/>
+              <w:right w:val="single" w:sz="6" w:space="0" w:color="2A2B2C"/>
+            </w:tcBorders>
+            <w:shd w:val="clear" w:color="auto" w:fill="191A1B"/>
+            <w:tcMar>
+              <w:top w:w="30" w:type="dxa"/>
+              <w:left w:w="30" w:type="dxa"/>
+              <w:bottom w:w="30" w:type="dxa"/>
+              <w:right w:w="30" w:type="dxa"/>
+            </w:tcMar>
+            <w:vAlign w:val="center"/>
+            <w:hideMark/>
+          </w:tcPr>
+          <w:p>
+            <w:pPr>
+              <w:pStyle w:val="a9"/>
+              <w:ind w:left="360"/>
+              <w:rPr>
+                <w:rFonts w:asciiTheme="majorBidi" w:hAnsiTheme="majorBidi" w:cstheme="majorBidi"/>
+                <w:b/>
+                <w:bCs/>
+                <w:sz w:val="40"/>
+                <w:szCs w:val="40"/>
+              </w:rPr>
+            </w:pPr>
+            <w:r>
+              <w:rPr>
+                <w:rFonts w:asciiTheme="majorBidi" w:hAnsiTheme="majorBidi" w:cstheme="majorBidi"/>
+                <w:b/>
+                <w:bCs/>
+                <w:sz w:val="40"/>
+                <w:szCs w:val="40"/>
+              </w:rPr>
+              <w:t>PDFs</w:t>
+            </w:r>
+          </w:p>
+        </w:tc>
+        <w:tc>
+          <w:tcPr>
+            <w:tcW w:w="0" w:type="auto"/>
+            <w:tcBorders>
+              <w:top w:val="single" w:sz="6" w:space="0" w:color="2A2B2C"/>
+              <w:left w:val="single" w:sz="6" w:space="0" w:color="2A2B2C"/>
+              <w:bottom w:val="single" w:sz="6" w:space="0" w:color="2A2B2C"/>
+              <w:right w:val="single" w:sz="6" w:space="0" w:color="2A2B2C"/>
+            </w:tcBorders>
+            <w:shd w:val="clear" w:color="auto" w:fill="191A1B"/>
+            <w:tcMar>
+              <w:top w:w="30" w:type="dxa"/>
+              <w:left w:w="30" w:type="dxa"/>
+              <w:bottom w:w="30" w:type="dxa"/>
+              <w:right w:w="30" w:type="dxa"/>
+            </w:tcMar>
+            <w:vAlign w:val="center"/>
+            <w:hideMark/>
+          </w:tcPr>
+          <w:p>
+            <w:pPr>
+              <w:pStyle w:val="a9"/>
+              <w:ind w:left="360"/>
+              <w:rPr>
+                <w:rFonts w:asciiTheme="majorBidi" w:hAnsiTheme="majorBidi" w:cstheme="majorBidi"/>
+                <w:b/>
+                <w:bCs/>
+                <w:sz w:val="40"/>
+                <w:szCs w:val="40"/>
+              </w:rPr>
+            </w:pPr>
+            <w:r>
+              <w:rPr>
+                <w:rFonts w:asciiTheme="majorBidi" w:hAnsiTheme="majorBidi" w:cstheme="majorBidi"/>
+                <w:b/>
+                <w:bCs/>
+                <w:sz w:val="40"/>
+                <w:szCs w:val="40"/>
+                <w:cs/>
+              </w:rPr>
+              <w:t>เขต</w:t>
+            </w:r>
+          </w:p>
+        </w:tc>
+      </w:tr>
+      <w:tr>
+        <w:tc>
+          <w:tcPr>
+            <w:tcW w:w="0" w:type="auto"/>
+            <w:tcBorders>
+              <w:top w:val="single" w:sz="6" w:space="0" w:color="2A2B2C"/>
+              <w:left w:val="single" w:sz="6" w:space="0" w:color="2A2B2C"/>
+              <w:bottom w:val="single" w:sz="6" w:space="0" w:color="2A2B2C"/>
+              <w:right w:val="single" w:sz="6" w:space="0" w:color="2A2B2C"/>
+            </w:tcBorders>
+            <w:shd w:val="clear" w:color="auto" w:fill="191A1B"/>
+            <w:tcMar>
+              <w:top w:w="30" w:type="dxa"/>
+              <w:left w:w="30" w:type="dxa"/>
+              <w:bottom w:w="30" w:type="dxa"/>
+              <w:right w:w="30" w:type="dxa"/>
+            </w:tcMar>
+            <w:vAlign w:val="center"/>
+            <w:hideMark/>
+          </w:tcPr>
+          <w:p>
+            <w:pPr>
+              <w:pStyle w:val="a9"/>
+              <w:ind w:left="360"/>
+              <w:rPr>
+                <w:rFonts w:asciiTheme="majorBidi" w:hAnsiTheme="majorBidi" w:cstheme="majorBidi"/>
+                <w:sz w:val="40"/>
+                <w:szCs w:val="40"/>
+              </w:rPr>
+            </w:pPr>
+            <w:r>
+              <w:rPr>
+                <w:rFonts w:asciiTheme="majorBidi" w:hAnsiTheme="majorBidi" w:cstheme="majorBidi"/>
+                <w:sz w:val="40"/>
+                <w:szCs w:val="40"/>
+                <w:cs/>
+              </w:rPr>
+              <w:t>ชัยภูมิ</w:t>
+            </w:r>
+          </w:p>
+        </w:tc>
+        <w:tc>
+          <w:tcPr>
+            <w:tcW w:w="0" w:type="auto"/>
+            <w:tcBorders>
+              <w:top w:val="single" w:sz="6" w:space="0" w:color="2A2B2C"/>
+              <w:left w:val="single" w:sz="6" w:space="0" w:color="2A2B2C"/>
+              <w:bottom w:val="single" w:sz="6" w:space="0" w:color="2A2B2C"/>
+              <w:right w:val="single" w:sz="6" w:space="0" w:color="2A2B2C"/>
+            </w:tcBorders>
+            <w:shd w:val="clear" w:color="auto" w:fill="191A1B"/>
+            <w:tcMar>
+              <w:top w:w="30" w:type="dxa"/>
+              <w:left w:w="30" w:type="dxa"/>
+              <w:bottom w:w="30" w:type="dxa"/>
+              <w:right w:w="30" w:type="dxa"/>
+            </w:tcMar>
+            <w:vAlign w:val="center"/>
+            <w:hideMark/>
+          </w:tcPr>
+          <w:p>
+            <w:pPr>
+              <w:pStyle w:val="a9"/>
+              <w:ind w:left="360"/>
+              <w:rPr>
+                <w:rFonts w:asciiTheme="majorBidi" w:hAnsiTheme="majorBidi" w:cstheme="majorBidi"/>
+                <w:sz w:val="40"/>
+                <w:szCs w:val="40"/>
+              </w:rPr>
+            </w:pPr>
+            <w:r>
+              <w:rPr>
+                <w:rFonts w:asciiTheme="majorBidi" w:hAnsiTheme="majorBidi" w:cstheme="majorBidi"/>
+                <w:sz w:val="40"/>
+                <w:szCs w:val="40"/>
+              </w:rPr>
+              <w:t>117</w:t>
+            </w:r>
+          </w:p>
+        </w:tc>
+        <w:tc>
+          <w:tcPr>
+            <w:tcW w:w="0" w:type="auto"/>
+            <w:tcBorders>
+              <w:top w:val="single" w:sz="6" w:space="0" w:color="2A2B2C"/>
+              <w:left w:val="single" w:sz="6" w:space="0" w:color="2A2B2C"/>
+              <w:bottom w:val="single" w:sz="6" w:space="0" w:color="2A2B2C"/>
+              <w:right w:val="single" w:sz="6" w:space="0" w:color="2A2B2C"/>
+            </w:tcBorders>
+            <w:shd w:val="clear" w:color="auto" w:fill="191A1B"/>
+            <w:tcMar>
+              <w:top w:w="30" w:type="dxa"/>
+              <w:left w:w="30" w:type="dxa"/>
+              <w:bottom w:w="30" w:type="dxa"/>
+              <w:right w:w="30" w:type="dxa"/>
+            </w:tcMar>
+            <w:vAlign w:val="center"/>
+            <w:hideMark/>
+          </w:tcPr>
+          <w:p>
+            <w:pPr>
+              <w:pStyle w:val="a9"/>
+              <w:ind w:left="360"/>
+              <w:rPr>
+                <w:rFonts w:asciiTheme="majorBidi" w:hAnsiTheme="majorBidi" w:cstheme="majorBidi"/>
+                <w:sz w:val="40"/>
+                <w:szCs w:val="40"/>
+              </w:rPr>
+            </w:pPr>
+            <w:r>
+              <w:rPr>
+                <w:rFonts w:asciiTheme="majorBidi" w:hAnsiTheme="majorBidi" w:cstheme="majorBidi"/>
+                <w:sz w:val="40"/>
+                <w:szCs w:val="40"/>
+              </w:rPr>
+              <w:t>1–7 (</w:t>
+            </w:r>
+            <w:r>
+              <w:rPr>
+                <w:rFonts w:asciiTheme="majorBidi" w:hAnsiTheme="majorBidi" w:cstheme="majorBidi"/>
+                <w:sz w:val="40"/>
+                <w:szCs w:val="40"/>
+                <w:cs/>
+              </w:rPr>
+              <w:t>ทุกเขต)</w:t>
+            </w:r>
+          </w:p>
+        </w:tc>
+      </w:tr>
+      <w:tr>
+        <w:tc>
+          <w:tcPr>
+            <w:tcW w:w="0" w:type="auto"/>
+            <w:tcBorders>
+              <w:top w:val="single" w:sz="6" w:space="0" w:color="2A2B2C"/>
+              <w:left w:val="single" w:sz="6" w:space="0" w:color="2A2B2C"/>
+              <w:bottom w:val="single" w:sz="6" w:space="0" w:color="2A2B2C"/>
+              <w:right w:val="single" w:sz="6" w:space="0" w:color="2A2B2C"/>
+            </w:tcBorders>
+            <w:shd w:val="clear" w:color="auto" w:fill="191A1B"/>
+            <w:tcMar>
+              <w:top w:w="30" w:type="dxa"/>
+              <w:left w:w="30" w:type="dxa"/>
+              <w:bottom w:w="30" w:type="dxa"/>
+              <w:right w:w="30" w:type="dxa"/>
+            </w:tcMar>
+            <w:vAlign w:val="center"/>
+            <w:hideMark/>
+          </w:tcPr>
+          <w:p>
+            <w:pPr>
+              <w:pStyle w:val="a9"/>
+              <w:ind w:left="360"/>
+              <w:rPr>
+                <w:rFonts w:asciiTheme="majorBidi" w:hAnsiTheme="majorBidi" w:cstheme="majorBidi"/>
+                <w:sz w:val="40"/>
+                <w:szCs w:val="40"/>
+              </w:rPr>
+            </w:pPr>
+            <w:r>
+              <w:rPr>
+                <w:rFonts w:asciiTheme="majorBidi" w:hAnsiTheme="majorBidi" w:cstheme="majorBidi"/>
+                <w:sz w:val="40"/>
+                <w:szCs w:val="40"/>
+                <w:cs/>
+              </w:rPr>
+              <w:t>เพชรบูรณ์</w:t>
+            </w:r>
+          </w:p>
+        </w:tc>
+        <w:tc>
+          <w:tcPr>
+            <w:tcW w:w="0" w:type="auto"/>
+            <w:tcBorders>
+              <w:top w:val="single" w:sz="6" w:space="0" w:color="2A2B2C"/>
+              <w:left w:val="single" w:sz="6" w:space="0" w:color="2A2B2C"/>
+              <w:bottom w:val="single" w:sz="6" w:space="0" w:color="2A2B2C"/>
+              <w:right w:val="single" w:sz="6" w:space="0" w:color="2A2B2C"/>
+            </w:tcBorders>
+            <w:shd w:val="clear" w:color="auto" w:fill="191A1B"/>
+            <w:tcMar>
+              <w:top w:w="30" w:type="dxa"/>
+              <w:left w:w="30" w:type="dxa"/>
+              <w:bottom w:w="30" w:type="dxa"/>
+              <w:right w:w="30" w:type="dxa"/>
+            </w:tcMar>
+            <w:vAlign w:val="center"/>
+            <w:hideMark/>
+          </w:tcPr>
+          <w:p>
+            <w:pPr>
+              <w:pStyle w:val="a9"/>
+              <w:ind w:left="360"/>
+              <w:rPr>
+                <w:rFonts w:asciiTheme="majorBidi" w:hAnsiTheme="majorBidi" w:cstheme="majorBidi"/>
+                <w:sz w:val="40"/>
+                <w:szCs w:val="40"/>
+              </w:rPr>
+            </w:pPr>
+            <w:r>
+              <w:rPr>
+                <w:rFonts w:asciiTheme="majorBidi" w:hAnsiTheme="majorBidi" w:cstheme="majorBidi"/>
+                <w:sz w:val="40"/>
+                <w:szCs w:val="40"/>
+              </w:rPr>
+              <w:t>84</w:t>
+            </w:r>
+          </w:p>
+        </w:tc>
+        <w:tc>
+          <w:tcPr>
+            <w:tcW w:w="0" w:type="auto"/>
+            <w:tcBorders>
+              <w:top w:val="single" w:sz="6" w:space="0" w:color="2A2B2C"/>
+              <w:left w:val="single" w:sz="6" w:space="0" w:color="2A2B2C"/>
+              <w:bottom w:val="single" w:sz="6" w:space="0" w:color="2A2B2C"/>
+              <w:right w:val="single" w:sz="6" w:space="0" w:color="2A2B2C"/>
+            </w:tcBorders>
+            <w:shd w:val="clear" w:color="auto" w:fill="191A1B"/>
+            <w:tcMar>
+              <w:top w:w="30" w:type="dxa"/>
+              <w:left w:w="30" w:type="dxa"/>
+              <w:bottom w:w="30" w:type="dxa"/>
+              <w:right w:w="30" w:type="dxa"/>
+            </w:tcMar>
+            <w:vAlign w:val="center"/>
+            <w:hideMark/>
+          </w:tcPr>
+          <w:p>
+            <w:pPr>
+              <w:pStyle w:val="a9"/>
+              <w:ind w:left="360"/>
+              <w:rPr>
+                <w:rFonts w:asciiTheme="majorBidi" w:hAnsiTheme="majorBidi" w:cstheme="majorBidi"/>
+                <w:sz w:val="40"/>
+                <w:szCs w:val="40"/>
+              </w:rPr>
+            </w:pPr>
+            <w:r>
+              <w:rPr>
+                <w:rFonts w:asciiTheme="majorBidi" w:hAnsiTheme="majorBidi" w:cstheme="majorBidi"/>
+                <w:sz w:val="40"/>
+                <w:szCs w:val="40"/>
+              </w:rPr>
+              <w:t>1, 3, 4, 5, 6</w:t>
+            </w:r>
+          </w:p>
+        </w:tc>
+      </w:tr>
+      <w:tr>
+        <w:tc>
+          <w:tcPr>
+            <w:tcW w:w="0" w:type="auto"/>
+            <w:tcBorders>
+              <w:top w:val="single" w:sz="6" w:space="0" w:color="2A2B2C"/>
+              <w:left w:val="single" w:sz="6" w:space="0" w:color="2A2B2C"/>
+              <w:bottom w:val="single" w:sz="6" w:space="0" w:color="2A2B2C"/>
+              <w:right w:val="single" w:sz="6" w:space="0" w:color="2A2B2C"/>
+            </w:tcBorders>
+            <w:shd w:val="clear" w:color="auto" w:fill="191A1B"/>
+            <w:tcMar>
+              <w:top w:w="30" w:type="dxa"/>
+              <w:left w:w="30" w:type="dxa"/>
+              <w:bottom w:w="30" w:type="dxa"/>
+              <w:right w:w="30" w:type="dxa"/>
+            </w:tcMar>
+            <w:vAlign w:val="center"/>
+            <w:hideMark/>
+          </w:tcPr>
+          <w:p>
+            <w:pPr>
+              <w:pStyle w:val="a9"/>
+              <w:ind w:left="360"/>
+              <w:rPr>
+                <w:rFonts w:asciiTheme="majorBidi" w:hAnsiTheme="majorBidi" w:cstheme="majorBidi"/>
+                <w:sz w:val="40"/>
+                <w:szCs w:val="40"/>
+              </w:rPr>
+            </w:pPr>
+            <w:r>
+              <w:rPr>
+                <w:rFonts w:asciiTheme="majorBidi" w:hAnsiTheme="majorBidi" w:cstheme="majorBidi"/>
+                <w:sz w:val="40"/>
+                <w:szCs w:val="40"/>
+                <w:cs/>
+              </w:rPr>
+              <w:t>ตาก</w:t>
+            </w:r>
+          </w:p>
+        </w:tc>
+        <w:tc>
+          <w:tcPr>
+            <w:tcW w:w="0" w:type="auto"/>
+            <w:tcBorders>
+              <w:top w:val="single" w:sz="6" w:space="0" w:color="2A2B2C"/>
+              <w:left w:val="single" w:sz="6" w:space="0" w:color="2A2B2C"/>
+              <w:bottom w:val="single" w:sz="6" w:space="0" w:color="2A2B2C"/>
+              <w:right w:val="single" w:sz="6" w:space="0" w:color="2A2B2C"/>
+            </w:tcBorders>
+            <w:shd w:val="clear" w:color="auto" w:fill="191A1B"/>
+            <w:tcMar>
+              <w:top w:w="30" w:type="dxa"/>
+              <w:left w:w="30" w:type="dxa"/>
+              <w:bottom w:w="30" w:type="dxa"/>
+              <w:right w:w="30" w:type="dxa"/>
+            </w:tcMar>
+            <w:vAlign w:val="center"/>
+            <w:hideMark/>
+          </w:tcPr>
+          <w:p>
+            <w:pPr>
+              <w:pStyle w:val="a9"/>
+              <w:ind w:left="360"/>
+              <w:rPr>
+                <w:rFonts w:asciiTheme="majorBidi" w:hAnsiTheme="majorBidi" w:cstheme="majorBidi"/>
+                <w:sz w:val="40"/>
+                <w:szCs w:val="40"/>
+              </w:rPr>
+            </w:pPr>
+            <w:r>
+              <w:rPr>
+                <w:rFonts w:asciiTheme="majorBidi" w:hAnsiTheme="majorBidi" w:cstheme="majorBidi"/>
+                <w:sz w:val="40"/>
+                <w:szCs w:val="40"/>
+              </w:rPr>
+              <w:t>73</w:t>
+            </w:r>
+          </w:p>
+        </w:tc>
+        <w:tc>
+          <w:tcPr>
+            <w:tcW w:w="0" w:type="auto"/>
+            <w:tcBorders>
+              <w:top w:val="single" w:sz="6" w:space="0" w:color="2A2B2C"/>
+              <w:left w:val="single" w:sz="6" w:space="0" w:color="2A2B2C"/>
+              <w:bottom w:val="single" w:sz="6" w:space="0" w:color="2A2B2C"/>
+              <w:right w:val="single" w:sz="6" w:space="0" w:color="2A2B2C"/>
+            </w:tcBorders>
+            <w:shd w:val="clear" w:color="auto" w:fill="191A1B"/>
+            <w:tcMar>
+              <w:top w:w="30" w:type="dxa"/>
+              <w:left w:w="30" w:type="dxa"/>
+              <w:bottom w:w="30" w:type="dxa"/>
+              <w:right w:w="30" w:type="dxa"/>
+            </w:tcMar>
+            <w:vAlign w:val="center"/>
+            <w:hideMark/>
+          </w:tcPr>
+          <w:p>
+            <w:pPr>
+              <w:pStyle w:val="a9"/>
+              <w:ind w:left="360"/>
+              <w:rPr>
+                <w:rFonts w:asciiTheme="majorBidi" w:hAnsiTheme="majorBidi" w:cstheme="majorBidi"/>
+                <w:sz w:val="40"/>
+                <w:szCs w:val="40"/>
+              </w:rPr>
+            </w:pPr>
+            <w:r>
+              <w:rPr>
+                <w:rFonts w:asciiTheme="majorBidi" w:hAnsiTheme="majorBidi" w:cstheme="majorBidi"/>
+                <w:sz w:val="40"/>
+                <w:szCs w:val="40"/>
+              </w:rPr>
+              <w:t>1, 2, 3</w:t>
+            </w:r>
+          </w:p>
+        </w:tc>
+      </w:tr>
+      <w:tr>
+        <w:tc>
+          <w:tcPr>
+            <w:tcW w:w="0" w:type="auto"/>
+            <w:tcBorders>
+              <w:top w:val="single" w:sz="6" w:space="0" w:color="2A2B2C"/>
+              <w:left w:val="single" w:sz="6" w:space="0" w:color="2A2B2C"/>
+              <w:bottom w:val="single" w:sz="6" w:space="0" w:color="2A2B2C"/>
+              <w:right w:val="single" w:sz="6" w:space="0" w:color="2A2B2C"/>
+            </w:tcBorders>
+            <w:shd w:val="clear" w:color="auto" w:fill="191A1B"/>
+            <w:tcMar>
+              <w:top w:w="30" w:type="dxa"/>
+              <w:left w:w="30" w:type="dxa"/>
+              <w:bottom w:w="30" w:type="dxa"/>
+              <w:right w:w="30" w:type="dxa"/>
+            </w:tcMar>
+            <w:vAlign w:val="center"/>
+            <w:hideMark/>
+          </w:tcPr>
+          <w:p>
+            <w:pPr>
+              <w:pStyle w:val="a9"/>
+              <w:ind w:left="360"/>
+              <w:rPr>
+                <w:rFonts w:asciiTheme="majorBidi" w:hAnsiTheme="majorBidi" w:cstheme="majorBidi"/>
+                <w:sz w:val="40"/>
+                <w:szCs w:val="40"/>
+              </w:rPr>
+            </w:pPr>
+            <w:r>
+              <w:rPr>
+                <w:rFonts w:asciiTheme="majorBidi" w:hAnsiTheme="majorBidi" w:cstheme="majorBidi"/>
+                <w:b/>
+                <w:bCs/>
+                <w:sz w:val="40"/>
+                <w:szCs w:val="40"/>
+                <w:cs/>
+              </w:rPr>
+              <w:t>รวม</w:t>
+            </w:r>
+          </w:p>
+        </w:tc>
+        <w:tc>
+          <w:tcPr>
+            <w:tcW w:w="0" w:type="auto"/>
+            <w:tcBorders>
+              <w:top w:val="single" w:sz="6" w:space="0" w:color="2A2B2C"/>
+              <w:left w:val="single" w:sz="6" w:space="0" w:color="2A2B2C"/>
+              <w:bottom w:val="single" w:sz="6" w:space="0" w:color="2A2B2C"/>
+              <w:right w:val="single" w:sz="6" w:space="0" w:color="2A2B2C"/>
+            </w:tcBorders>
+            <w:shd w:val="clear" w:color="auto" w:fill="191A1B"/>
+            <w:tcMar>
+              <w:top w:w="30" w:type="dxa"/>
+              <w:left w:w="30" w:type="dxa"/>
+              <w:bottom w:w="30" w:type="dxa"/>
+              <w:right w:w="30" w:type="dxa"/>
+            </w:tcMar>
+            <w:vAlign w:val="center"/>
+            <w:hideMark/>
+          </w:tcPr>
+          <w:p>
+            <w:pPr>
+              <w:pStyle w:val="a9"/>
+              <w:ind w:left="360"/>
+              <w:rPr>
+                <w:rFonts w:asciiTheme="majorBidi" w:hAnsiTheme="majorBidi" w:cstheme="majorBidi"/>
+                <w:sz w:val="40"/>
+                <w:szCs w:val="40"/>
+              </w:rPr>
+            </w:pPr>
+            <w:r>
+              <w:rPr>
+                <w:rFonts w:asciiTheme="majorBidi" w:hAnsiTheme="majorBidi" w:cstheme="majorBidi"/>
+                <w:b/>
+                <w:bCs/>
+                <w:sz w:val="40"/>
+                <w:szCs w:val="40"/>
+              </w:rPr>
+              <w:t>274</w:t>
+            </w:r>
+          </w:p>
+        </w:tc>
+        <w:tc>
+          <w:tcPr>
+            <w:tcW w:w="0" w:type="auto"/>
+            <w:tcBorders>
+              <w:top w:val="single" w:sz="6" w:space="0" w:color="2A2B2C"/>
+              <w:left w:val="single" w:sz="6" w:space="0" w:color="2A2B2C"/>
+              <w:bottom w:val="single" w:sz="6" w:space="0" w:color="2A2B2C"/>
+              <w:right w:val="single" w:sz="6" w:space="0" w:color="2A2B2C"/>
+            </w:tcBorders>
+            <w:shd w:val="clear" w:color="auto" w:fill="191A1B"/>
+            <w:tcMar>
+              <w:top w:w="30" w:type="dxa"/>
+              <w:left w:w="30" w:type="dxa"/>
+              <w:bottom w:w="30" w:type="dxa"/>
+              <w:right w:w="30" w:type="dxa"/>
+            </w:tcMar>
+            <w:vAlign w:val="center"/>
+            <w:hideMark/>
+          </w:tcPr>
+          <w:p>
+            <w:pPr>
+              <w:pStyle w:val="a9"/>
+              <w:ind w:left="360"/>
+              <w:rPr>
+                <w:rFonts w:asciiTheme="majorBidi" w:hAnsiTheme="majorBidi" w:cstheme="majorBidi"/>
+                <w:sz w:val="40"/>
+                <w:szCs w:val="40"/>
+              </w:rPr>
+            </w:pPr>
+            <w:r>
+              <w:rPr>
+                <w:rFonts w:asciiTheme="majorBidi" w:hAnsiTheme="majorBidi" w:cstheme="majorBidi"/>
+                <w:b/>
+                <w:bCs/>
+                <w:sz w:val="40"/>
+                <w:szCs w:val="40"/>
+              </w:rPr>
+              <w:t xml:space="preserve">15 </w:t>
+            </w:r>
+            <w:r>
+              <w:rPr>
+                <w:rFonts w:asciiTheme="majorBidi" w:hAnsiTheme="majorBidi" w:cstheme="majorBidi"/>
+                <w:b/>
+                <w:bCs/>
+                <w:sz w:val="40"/>
+                <w:szCs w:val="40"/>
+                <w:cs/>
+              </w:rPr>
+              <w:t>เขต</w:t>
+            </w:r>
+          </w:p>
+        </w:tc>
+      </w:tr>
+    </w:tbl>
+    <w:p>
+      <w:pPr>
+        <w:pStyle w:val="a9"/>
+        <w:ind w:left="360"/>
+        <w:rPr>
+          <w:rFonts w:asciiTheme="majorBidi" w:hAnsiTheme="majorBidi" w:cstheme="majorBidi"/>
+          <w:sz w:val="40"/>
+          <w:szCs w:val="40"/>
+        </w:rPr>
+      </w:pPr>
+      <w:r>
+        <w:rPr>
+          <w:rFonts w:asciiTheme="majorBidi" w:hAnsiTheme="majorBidi" w:cstheme="majorBidi"/>
+          <w:sz w:val="40"/>
+          <w:szCs w:val="40"/>
+          <w:cs/>
+        </w:rPr>
+        <w:t xml:space="preserve">หลายไฟล์มีหลาย </w:t>
+      </w:r>
+      <w:r>
+        <w:rPr>
+          <w:rFonts w:asciiTheme="majorBidi" w:hAnsiTheme="majorBidi" w:cstheme="majorBidi"/>
+          <w:sz w:val="40"/>
+          <w:szCs w:val="40"/>
+        </w:rPr>
+        <w:t>missing pages (</w:t>
+      </w:r>
+      <w:r>
+        <w:rPr>
+          <w:rFonts w:asciiTheme="majorBidi" w:hAnsiTheme="majorBidi" w:cstheme="majorBidi"/>
+          <w:sz w:val="40"/>
+          <w:szCs w:val="40"/>
+          <w:cs/>
+        </w:rPr>
+        <w:t xml:space="preserve">บางไฟล์ </w:t>
+      </w:r>
+      <w:r>
+        <w:rPr>
+          <w:rFonts w:asciiTheme="majorBidi" w:hAnsiTheme="majorBidi" w:cstheme="majorBidi"/>
+          <w:sz w:val="40"/>
+          <w:szCs w:val="40"/>
+        </w:rPr>
+        <w:t xml:space="preserve">18 </w:t>
+      </w:r>
+      <w:r>
+        <w:rPr>
+          <w:rFonts w:asciiTheme="majorBidi" w:hAnsiTheme="majorBidi" w:cstheme="majorBidi"/>
+          <w:sz w:val="40"/>
+          <w:szCs w:val="40"/>
+          <w:cs/>
+        </w:rPr>
+        <w:t xml:space="preserve">หน้า = มีหน่วยเลือกตั้งหลาย </w:t>
+      </w:r>
+      <w:r>
+        <w:rPr>
+          <w:rFonts w:asciiTheme="majorBidi" w:hAnsiTheme="majorBidi" w:cstheme="majorBidi"/>
+          <w:sz w:val="40"/>
+          <w:szCs w:val="40"/>
+        </w:rPr>
+        <w:t xml:space="preserve">set </w:t>
+      </w:r>
+      <w:r>
+        <w:rPr>
+          <w:rFonts w:asciiTheme="majorBidi" w:hAnsiTheme="majorBidi" w:cstheme="majorBidi"/>
+          <w:sz w:val="40"/>
+          <w:szCs w:val="40"/>
+          <w:cs/>
+        </w:rPr>
+        <w:t xml:space="preserve">ใน </w:t>
+      </w:r>
+      <w:r>
+        <w:rPr>
+          <w:rFonts w:asciiTheme="majorBidi" w:hAnsiTheme="majorBidi" w:cstheme="majorBidi"/>
+          <w:sz w:val="40"/>
+          <w:szCs w:val="40"/>
+        </w:rPr>
+        <w:t xml:space="preserve">PDF </w:t>
+      </w:r>
+      <w:r>
+        <w:rPr>
+          <w:rFonts w:asciiTheme="majorBidi" w:hAnsiTheme="majorBidi" w:cstheme="majorBidi"/>
+          <w:sz w:val="40"/>
+          <w:szCs w:val="40"/>
+          <w:cs/>
+        </w:rPr>
+        <w:t xml:space="preserve">เดียว) เลยทำให้ </w:t>
+      </w:r>
+      <w:r>
+        <w:rPr>
+          <w:rFonts w:asciiTheme="majorBidi" w:hAnsiTheme="majorBidi" w:cstheme="majorBidi"/>
+          <w:sz w:val="40"/>
+          <w:szCs w:val="40"/>
+        </w:rPr>
+        <w:t xml:space="preserve">274 PDFs </w:t>
+      </w:r>
+      <w:r>
+        <w:rPr>
+          <w:rFonts w:cs="Times New Roman"/>
+          <w:sz w:val="40"/>
+          <w:szCs w:val="40"/>
+        </w:rPr>
+        <w:t>→</w:t>
+      </w:r>
+      <w:r>
+        <w:rPr>
+          <w:rFonts w:asciiTheme="majorBidi" w:hAnsiTheme="majorBidi" w:cstheme="majorBidi"/>
+          <w:sz w:val="40"/>
+          <w:szCs w:val="40"/>
+        </w:rPr>
+        <w:t xml:space="preserve"> 1,719 records</w:t>
+      </w:r>
+    </w:p>
+    <w:p>
+      <w:pPr>
+        <w:pStyle w:val="a9"/>
+        <w:ind w:left="360"/>
+        <w:rPr>
+          <w:rFonts w:asciiTheme="majorBidi" w:hAnsiTheme="majorBidi" w:cstheme="majorBidi" w:hint="cs"/>
+          <w:sz w:val="40"/>
+          <w:szCs w:val="40"/>
+        </w:rPr>
+      </w:pPr>
+    </w:p>
+    <w:p>
+      <w:pPr>
+        <w:pStyle w:val="a9"/>
+        <w:numPr>
+          <w:ilvl w:val="0"/>
+          <w:numId w:val="1"/>
+        </w:numPr>
+        <w:rPr>
+          <w:rFonts w:asciiTheme="majorBidi" w:hAnsiTheme="majorBidi" w:cstheme="majorBidi"/>
+          <w:b/>
+          <w:bCs/>
+          <w:sz w:val="40"/>
+          <w:szCs w:val="40"/>
+        </w:rPr>
+      </w:pPr>
+      <w:r>
+        <w:rPr>
+          <w:rFonts w:asciiTheme="majorBidi" w:hAnsiTheme="majorBidi" w:cstheme="majorBidi"/>
+          <w:b/>
+          <w:bCs/>
+          <w:sz w:val="40"/>
+          <w:szCs w:val="40"/>
+          <w:cs/>
+        </w:rPr>
+        <w:t>แผนงาน — ลำดับความสำคัญ</w:t>
+      </w:r>
+    </w:p>
+    <w:p>
+      <w:pPr>
+        <w:pStyle w:val="a9"/>
+        <w:ind w:left="360"/>
+        <w:rPr>
+          <w:rFonts w:asciiTheme="majorBidi" w:hAnsiTheme="majorBidi" w:cstheme="majorBidi"/>
+          <w:sz w:val="40"/>
+          <w:szCs w:val="40"/>
+        </w:rPr>
+      </w:pPr>
+    </w:p>
+    <w:p>
+      <w:pPr>
+        <w:pStyle w:val="a9"/>
+        <w:ind w:left="360"/>
+        <w:rPr>
+          <w:rFonts w:asciiTheme="majorBidi" w:hAnsiTheme="majorBidi" w:cstheme="majorBidi"/>
+          <w:sz w:val="40"/>
+          <w:szCs w:val="40"/>
+        </w:rPr>
+      </w:pPr>
+      <w:r>
+        <w:rPr>
+          <w:rFonts w:asciiTheme="majorBidi" w:hAnsiTheme="majorBidi" w:cstheme="majorBidi"/>
+          <w:sz w:val="40"/>
+          <w:szCs w:val="40"/>
+        </w:rPr>
+        <w:pict w14:anchorId="37B9A505">
+          <v:rect id="_x0000_i1037" style="width:0;height:1.5pt" o:hralign="center" o:hrstd="t" o:hr="t" fillcolor="#a0a0a0" stroked="f"/>
+        </w:pict>
+      </w:r>
+    </w:p>
+    <w:p>
+      <w:pPr>
+        <w:pStyle w:val="a9"/>
+        <w:ind w:left="360"/>
+        <w:rPr>
+          <w:rFonts w:asciiTheme="majorBidi" w:hAnsiTheme="majorBidi" w:cstheme="majorBidi"/>
+          <w:b/>
+          <w:bCs/>
+          <w:sz w:val="40"/>
+          <w:szCs w:val="40"/>
+        </w:rPr>
+      </w:pPr>
+      <w:r>
+        <w:rPr>
+          <w:rFonts w:ascii="Segoe UI Emoji" w:hAnsi="Segoe UI Emoji" w:cs="Segoe UI Emoji"/>
+          <w:b/>
+          <w:bCs/>
+          <w:sz w:val="40"/>
+          <w:szCs w:val="40"/>
+        </w:rPr>
+        <w:lastRenderedPageBreak/>
+        <w:t>🟢</w:t>
+      </w:r>
+      <w:r>
+        <w:rPr>
+          <w:rFonts w:asciiTheme="majorBidi" w:hAnsiTheme="majorBidi" w:cstheme="majorBidi"/>
+          <w:b/>
+          <w:bCs/>
+          <w:sz w:val="40"/>
+          <w:szCs w:val="40"/>
+        </w:rPr>
+        <w:t xml:space="preserve"> P3 — </w:t>
+      </w:r>
+      <w:r>
+        <w:rPr>
+          <w:rFonts w:asciiTheme="majorBidi" w:hAnsiTheme="majorBidi" w:cstheme="majorBidi"/>
+          <w:b/>
+          <w:bCs/>
+          <w:sz w:val="40"/>
+          <w:szCs w:val="40"/>
+          <w:cs/>
+        </w:rPr>
+        <w:t>ระยะยาว (</w:t>
+      </w:r>
+      <w:r>
+        <w:rPr>
+          <w:rFonts w:asciiTheme="majorBidi" w:hAnsiTheme="majorBidi" w:cstheme="majorBidi"/>
+          <w:b/>
+          <w:bCs/>
+          <w:sz w:val="40"/>
+          <w:szCs w:val="40"/>
+        </w:rPr>
+        <w:t>strategic)</w:t>
+      </w:r>
+    </w:p>
+    <w:tbl>
+      <w:tblPr>
+        <w:tblW w:w="0" w:type="auto"/>
+        <w:tblBorders>
+          <w:top w:val="single" w:sz="6" w:space="0" w:color="2A2B2C"/>
+          <w:left w:val="single" w:sz="6" w:space="0" w:color="2A2B2C"/>
+          <w:bottom w:val="single" w:sz="6" w:space="0" w:color="2A2B2C"/>
+          <w:right w:val="single" w:sz="6" w:space="0" w:color="2A2B2C"/>
+        </w:tblBorders>
+        <w:shd w:val="clear" w:color="auto" w:fill="191A1B"/>
+        <w:tblCellMar>
+          <w:top w:w="15" w:type="dxa"/>
+          <w:left w:w="15" w:type="dxa"/>
+          <w:bottom w:w="15" w:type="dxa"/>
+          <w:right w:w="15" w:type="dxa"/>
+        </w:tblCellMar>
+        <w:tblLook w:val="04A0" w:firstRow="1" w:lastRow="0" w:firstColumn="1" w:lastColumn="0" w:noHBand="0" w:noVBand="1"/>
+      </w:tblPr>
+      <w:tblGrid>
+        <w:gridCol w:w="685"/>
+        <w:gridCol w:w="3162"/>
+        <w:gridCol w:w="4819"/>
+      </w:tblGrid>
+      <w:tr>
+        <w:trPr>
+          <w:tblHeader/>
+        </w:trPr>
+        <w:tc>
+          <w:tcPr>
+            <w:tcW w:w="0" w:type="auto"/>
+            <w:tcBorders>
+              <w:top w:val="single" w:sz="6" w:space="0" w:color="2A2B2C"/>
+              <w:left w:val="single" w:sz="6" w:space="0" w:color="2A2B2C"/>
+              <w:bottom w:val="single" w:sz="6" w:space="0" w:color="2A2B2C"/>
+              <w:right w:val="single" w:sz="6" w:space="0" w:color="2A2B2C"/>
+            </w:tcBorders>
+            <w:shd w:val="clear" w:color="auto" w:fill="191A1B"/>
+            <w:tcMar>
+              <w:top w:w="30" w:type="dxa"/>
+              <w:left w:w="30" w:type="dxa"/>
+              <w:bottom w:w="30" w:type="dxa"/>
+              <w:right w:w="30" w:type="dxa"/>
+            </w:tcMar>
+            <w:vAlign w:val="center"/>
+            <w:hideMark/>
+          </w:tcPr>
+          <w:p>
+            <w:pPr>
+              <w:pStyle w:val="a9"/>
+              <w:ind w:left="360"/>
+              <w:rPr>
+                <w:rFonts w:asciiTheme="majorBidi" w:hAnsiTheme="majorBidi" w:cstheme="majorBidi"/>
+                <w:b/>
+                <w:bCs/>
+                <w:sz w:val="40"/>
+                <w:szCs w:val="40"/>
+              </w:rPr>
+            </w:pPr>
+            <w:r>
+              <w:rPr>
+                <w:rFonts w:asciiTheme="majorBidi" w:hAnsiTheme="majorBidi" w:cstheme="majorBidi"/>
+                <w:b/>
+                <w:bCs/>
+                <w:sz w:val="40"/>
+                <w:szCs w:val="40"/>
+              </w:rPr>
+              <w:t>#</w:t>
+            </w:r>
+          </w:p>
+        </w:tc>
+        <w:tc>
+          <w:tcPr>
+            <w:tcW w:w="0" w:type="auto"/>
+            <w:tcBorders>
+              <w:top w:val="single" w:sz="6" w:space="0" w:color="2A2B2C"/>
+              <w:left w:val="single" w:sz="6" w:space="0" w:color="2A2B2C"/>
+              <w:bottom w:val="single" w:sz="6" w:space="0" w:color="2A2B2C"/>
+              <w:right w:val="single" w:sz="6" w:space="0" w:color="2A2B2C"/>
+            </w:tcBorders>
+            <w:shd w:val="clear" w:color="auto" w:fill="191A1B"/>
+            <w:tcMar>
+              <w:top w:w="30" w:type="dxa"/>
+              <w:left w:w="30" w:type="dxa"/>
+              <w:bottom w:w="30" w:type="dxa"/>
+              <w:right w:w="30" w:type="dxa"/>
+            </w:tcMar>
+            <w:vAlign w:val="center"/>
+            <w:hideMark/>
+          </w:tcPr>
+          <w:p>
+            <w:pPr>
+              <w:pStyle w:val="a9"/>
+              <w:ind w:left="360"/>
+              <w:rPr>
+                <w:rFonts w:asciiTheme="majorBidi" w:hAnsiTheme="majorBidi" w:cstheme="majorBidi"/>
+                <w:b/>
+                <w:bCs/>
+                <w:sz w:val="40"/>
+                <w:szCs w:val="40"/>
+              </w:rPr>
+            </w:pPr>
+            <w:r>
+              <w:rPr>
+                <w:rFonts w:asciiTheme="majorBidi" w:hAnsiTheme="majorBidi" w:cstheme="majorBidi"/>
+                <w:b/>
+                <w:bCs/>
+                <w:sz w:val="40"/>
+                <w:szCs w:val="40"/>
+                <w:cs/>
+              </w:rPr>
+              <w:t>งาน</w:t>
+            </w:r>
+          </w:p>
+        </w:tc>
+        <w:tc>
+          <w:tcPr>
+            <w:tcW w:w="0" w:type="auto"/>
+            <w:tcBorders>
+              <w:top w:val="single" w:sz="6" w:space="0" w:color="2A2B2C"/>
+              <w:left w:val="single" w:sz="6" w:space="0" w:color="2A2B2C"/>
+              <w:bottom w:val="single" w:sz="6" w:space="0" w:color="2A2B2C"/>
+              <w:right w:val="single" w:sz="6" w:space="0" w:color="2A2B2C"/>
+            </w:tcBorders>
+            <w:shd w:val="clear" w:color="auto" w:fill="191A1B"/>
+            <w:tcMar>
+              <w:top w:w="30" w:type="dxa"/>
+              <w:left w:w="30" w:type="dxa"/>
+              <w:bottom w:w="30" w:type="dxa"/>
+              <w:right w:w="30" w:type="dxa"/>
+            </w:tcMar>
+            <w:vAlign w:val="center"/>
+            <w:hideMark/>
+          </w:tcPr>
+          <w:p>
+            <w:pPr>
+              <w:pStyle w:val="a9"/>
+              <w:ind w:left="360"/>
+              <w:rPr>
+                <w:rFonts w:asciiTheme="majorBidi" w:hAnsiTheme="majorBidi" w:cstheme="majorBidi"/>
+                <w:b/>
+                <w:bCs/>
+                <w:sz w:val="40"/>
+                <w:szCs w:val="40"/>
+              </w:rPr>
+            </w:pPr>
+            <w:r>
+              <w:rPr>
+                <w:rFonts w:asciiTheme="majorBidi" w:hAnsiTheme="majorBidi" w:cstheme="majorBidi"/>
+                <w:b/>
+                <w:bCs/>
+                <w:sz w:val="40"/>
+                <w:szCs w:val="40"/>
+                <w:cs/>
+              </w:rPr>
+              <w:t>หมายเหตุ</w:t>
+            </w:r>
+          </w:p>
+        </w:tc>
+      </w:tr>
+      <w:tr>
+        <w:tc>
+          <w:tcPr>
+            <w:tcW w:w="0" w:type="auto"/>
+            <w:tcBorders>
+              <w:top w:val="single" w:sz="6" w:space="0" w:color="2A2B2C"/>
+              <w:left w:val="single" w:sz="6" w:space="0" w:color="2A2B2C"/>
+              <w:bottom w:val="single" w:sz="6" w:space="0" w:color="2A2B2C"/>
+              <w:right w:val="single" w:sz="6" w:space="0" w:color="2A2B2C"/>
+            </w:tcBorders>
+            <w:shd w:val="clear" w:color="auto" w:fill="191A1B"/>
+            <w:tcMar>
+              <w:top w:w="30" w:type="dxa"/>
+              <w:left w:w="30" w:type="dxa"/>
+              <w:bottom w:w="30" w:type="dxa"/>
+              <w:right w:w="30" w:type="dxa"/>
+            </w:tcMar>
+            <w:vAlign w:val="center"/>
+            <w:hideMark/>
+          </w:tcPr>
+          <w:p>
+            <w:pPr>
+              <w:pStyle w:val="a9"/>
+              <w:ind w:left="360"/>
+              <w:rPr>
+                <w:rFonts w:asciiTheme="majorBidi" w:hAnsiTheme="majorBidi" w:cstheme="majorBidi"/>
+                <w:sz w:val="40"/>
+                <w:szCs w:val="40"/>
+              </w:rPr>
+            </w:pPr>
+            <w:r>
+              <w:rPr>
+                <w:rFonts w:asciiTheme="majorBidi" w:hAnsiTheme="majorBidi" w:cstheme="majorBidi"/>
+                <w:sz w:val="40"/>
+                <w:szCs w:val="40"/>
+              </w:rPr>
+              <w:t>10</w:t>
+            </w:r>
+          </w:p>
+        </w:tc>
+        <w:tc>
+          <w:tcPr>
+            <w:tcW w:w="0" w:type="auto"/>
+            <w:tcBorders>
+              <w:top w:val="single" w:sz="6" w:space="0" w:color="2A2B2C"/>
+              <w:left w:val="single" w:sz="6" w:space="0" w:color="2A2B2C"/>
+              <w:bottom w:val="single" w:sz="6" w:space="0" w:color="2A2B2C"/>
+              <w:right w:val="single" w:sz="6" w:space="0" w:color="2A2B2C"/>
+            </w:tcBorders>
+            <w:shd w:val="clear" w:color="auto" w:fill="191A1B"/>
+            <w:tcMar>
+              <w:top w:w="30" w:type="dxa"/>
+              <w:left w:w="30" w:type="dxa"/>
+              <w:bottom w:w="30" w:type="dxa"/>
+              <w:right w:w="30" w:type="dxa"/>
+            </w:tcMar>
+            <w:vAlign w:val="center"/>
+            <w:hideMark/>
+          </w:tcPr>
+          <w:p>
+            <w:pPr>
+              <w:pStyle w:val="a9"/>
+              <w:ind w:left="360"/>
+              <w:rPr>
+                <w:rFonts w:asciiTheme="majorBidi" w:hAnsiTheme="majorBidi" w:cstheme="majorBidi"/>
+                <w:sz w:val="40"/>
+                <w:szCs w:val="40"/>
+              </w:rPr>
+            </w:pPr>
+            <w:r>
+              <w:rPr>
+                <w:rFonts w:asciiTheme="majorBidi" w:hAnsiTheme="majorBidi" w:cstheme="majorBidi"/>
+                <w:b/>
+                <w:bCs/>
+                <w:sz w:val="40"/>
+                <w:szCs w:val="40"/>
+              </w:rPr>
+              <w:t xml:space="preserve">77 </w:t>
+            </w:r>
+            <w:r>
+              <w:rPr>
+                <w:rFonts w:asciiTheme="majorBidi" w:hAnsiTheme="majorBidi" w:cstheme="majorBidi"/>
+                <w:b/>
+                <w:bCs/>
+                <w:sz w:val="40"/>
+                <w:szCs w:val="40"/>
+                <w:cs/>
+              </w:rPr>
+              <w:t xml:space="preserve">จังหวัด </w:t>
+            </w:r>
+            <w:r>
+              <w:rPr>
+                <w:rFonts w:asciiTheme="majorBidi" w:hAnsiTheme="majorBidi" w:cstheme="majorBidi"/>
+                <w:b/>
+                <w:bCs/>
+                <w:sz w:val="40"/>
+                <w:szCs w:val="40"/>
+              </w:rPr>
+              <w:t>scaling</w:t>
+            </w:r>
+          </w:p>
+        </w:tc>
+        <w:tc>
+          <w:tcPr>
+            <w:tcW w:w="0" w:type="auto"/>
+            <w:tcBorders>
+              <w:top w:val="single" w:sz="6" w:space="0" w:color="2A2B2C"/>
+              <w:left w:val="single" w:sz="6" w:space="0" w:color="2A2B2C"/>
+              <w:bottom w:val="single" w:sz="6" w:space="0" w:color="2A2B2C"/>
+              <w:right w:val="single" w:sz="6" w:space="0" w:color="2A2B2C"/>
+            </w:tcBorders>
+            <w:shd w:val="clear" w:color="auto" w:fill="191A1B"/>
+            <w:tcMar>
+              <w:top w:w="30" w:type="dxa"/>
+              <w:left w:w="30" w:type="dxa"/>
+              <w:bottom w:w="30" w:type="dxa"/>
+              <w:right w:w="30" w:type="dxa"/>
+            </w:tcMar>
+            <w:vAlign w:val="center"/>
+            <w:hideMark/>
+          </w:tcPr>
+          <w:p>
+            <w:pPr>
+              <w:pStyle w:val="a9"/>
+              <w:ind w:left="360"/>
+              <w:rPr>
+                <w:rFonts w:asciiTheme="majorBidi" w:hAnsiTheme="majorBidi" w:cstheme="majorBidi"/>
+                <w:sz w:val="40"/>
+                <w:szCs w:val="40"/>
+              </w:rPr>
+            </w:pPr>
+            <w:r>
+              <w:rPr>
+                <w:rFonts w:asciiTheme="majorBidi" w:hAnsiTheme="majorBidi" w:cstheme="majorBidi"/>
+                <w:sz w:val="40"/>
+                <w:szCs w:val="40"/>
+                <w:cs/>
+              </w:rPr>
+              <w:t xml:space="preserve">ต้นทุน </w:t>
+            </w:r>
+            <w:r>
+              <w:rPr>
+                <w:rFonts w:asciiTheme="majorBidi" w:hAnsiTheme="majorBidi" w:cstheme="majorBidi"/>
+                <w:sz w:val="40"/>
+                <w:szCs w:val="40"/>
+              </w:rPr>
+              <w:t xml:space="preserve">~$165, infrastructure </w:t>
+            </w:r>
+            <w:r>
+              <w:rPr>
+                <w:rFonts w:asciiTheme="majorBidi" w:hAnsiTheme="majorBidi" w:cstheme="majorBidi"/>
+                <w:sz w:val="40"/>
+                <w:szCs w:val="40"/>
+                <w:cs/>
+              </w:rPr>
+              <w:t>พร้อมแล้ว</w:t>
+            </w:r>
+          </w:p>
+        </w:tc>
+      </w:tr>
+      <w:tr>
+        <w:tc>
+          <w:tcPr>
+            <w:tcW w:w="0" w:type="auto"/>
+            <w:tcBorders>
+              <w:top w:val="single" w:sz="6" w:space="0" w:color="2A2B2C"/>
+              <w:left w:val="single" w:sz="6" w:space="0" w:color="2A2B2C"/>
+              <w:bottom w:val="single" w:sz="6" w:space="0" w:color="2A2B2C"/>
+              <w:right w:val="single" w:sz="6" w:space="0" w:color="2A2B2C"/>
+            </w:tcBorders>
+            <w:shd w:val="clear" w:color="auto" w:fill="191A1B"/>
+            <w:tcMar>
+              <w:top w:w="30" w:type="dxa"/>
+              <w:left w:w="30" w:type="dxa"/>
+              <w:bottom w:w="30" w:type="dxa"/>
+              <w:right w:w="30" w:type="dxa"/>
+            </w:tcMar>
+            <w:vAlign w:val="center"/>
+            <w:hideMark/>
+          </w:tcPr>
+          <w:p>
+            <w:pPr>
+              <w:pStyle w:val="a9"/>
+              <w:ind w:left="360"/>
+              <w:rPr>
+                <w:rFonts w:asciiTheme="majorBidi" w:hAnsiTheme="majorBidi" w:cstheme="majorBidi"/>
+                <w:sz w:val="40"/>
+                <w:szCs w:val="40"/>
+              </w:rPr>
+            </w:pPr>
+            <w:r>
+              <w:rPr>
+                <w:rFonts w:asciiTheme="majorBidi" w:hAnsiTheme="majorBidi" w:cstheme="majorBidi"/>
+                <w:sz w:val="40"/>
+                <w:szCs w:val="40"/>
+              </w:rPr>
+              <w:t>11</w:t>
+            </w:r>
+          </w:p>
+        </w:tc>
+        <w:tc>
+          <w:tcPr>
+            <w:tcW w:w="0" w:type="auto"/>
+            <w:tcBorders>
+              <w:top w:val="single" w:sz="6" w:space="0" w:color="2A2B2C"/>
+              <w:left w:val="single" w:sz="6" w:space="0" w:color="2A2B2C"/>
+              <w:bottom w:val="single" w:sz="6" w:space="0" w:color="2A2B2C"/>
+              <w:right w:val="single" w:sz="6" w:space="0" w:color="2A2B2C"/>
+            </w:tcBorders>
+            <w:shd w:val="clear" w:color="auto" w:fill="191A1B"/>
+            <w:tcMar>
+              <w:top w:w="30" w:type="dxa"/>
+              <w:left w:w="30" w:type="dxa"/>
+              <w:bottom w:w="30" w:type="dxa"/>
+              <w:right w:w="30" w:type="dxa"/>
+            </w:tcMar>
+            <w:vAlign w:val="center"/>
+            <w:hideMark/>
+          </w:tcPr>
+          <w:p>
+            <w:pPr>
+              <w:pStyle w:val="a9"/>
+              <w:ind w:left="360"/>
+              <w:rPr>
+                <w:rFonts w:asciiTheme="majorBidi" w:hAnsiTheme="majorBidi" w:cstheme="majorBidi"/>
+                <w:sz w:val="40"/>
+                <w:szCs w:val="40"/>
+              </w:rPr>
+            </w:pPr>
+            <w:r>
+              <w:rPr>
+                <w:rFonts w:asciiTheme="majorBidi" w:hAnsiTheme="majorBidi" w:cstheme="majorBidi"/>
+                <w:b/>
+                <w:bCs/>
+                <w:sz w:val="40"/>
+                <w:szCs w:val="40"/>
+              </w:rPr>
+              <w:t>Crowdsourcing review</w:t>
+            </w:r>
+          </w:p>
+        </w:tc>
+        <w:tc>
+          <w:tcPr>
+            <w:tcW w:w="0" w:type="auto"/>
+            <w:tcBorders>
+              <w:top w:val="single" w:sz="6" w:space="0" w:color="2A2B2C"/>
+              <w:left w:val="single" w:sz="6" w:space="0" w:color="2A2B2C"/>
+              <w:bottom w:val="single" w:sz="6" w:space="0" w:color="2A2B2C"/>
+              <w:right w:val="single" w:sz="6" w:space="0" w:color="2A2B2C"/>
+            </w:tcBorders>
+            <w:shd w:val="clear" w:color="auto" w:fill="191A1B"/>
+            <w:tcMar>
+              <w:top w:w="30" w:type="dxa"/>
+              <w:left w:w="30" w:type="dxa"/>
+              <w:bottom w:w="30" w:type="dxa"/>
+              <w:right w:w="30" w:type="dxa"/>
+            </w:tcMar>
+            <w:vAlign w:val="center"/>
+            <w:hideMark/>
+          </w:tcPr>
+          <w:p>
+            <w:pPr>
+              <w:pStyle w:val="a9"/>
+              <w:ind w:left="360"/>
+              <w:rPr>
+                <w:rFonts w:asciiTheme="majorBidi" w:hAnsiTheme="majorBidi" w:cstheme="majorBidi"/>
+                <w:sz w:val="40"/>
+                <w:szCs w:val="40"/>
+              </w:rPr>
+            </w:pPr>
+            <w:r>
+              <w:rPr>
+                <w:rFonts w:asciiTheme="majorBidi" w:hAnsiTheme="majorBidi" w:cstheme="majorBidi"/>
+                <w:sz w:val="40"/>
+                <w:szCs w:val="40"/>
+              </w:rPr>
+              <w:t>consensus model, auto-approve</w:t>
+            </w:r>
+          </w:p>
+        </w:tc>
+      </w:tr>
+      <w:tr>
+        <w:tc>
+          <w:tcPr>
+            <w:tcW w:w="0" w:type="auto"/>
+            <w:tcBorders>
+              <w:top w:val="single" w:sz="6" w:space="0" w:color="2A2B2C"/>
+              <w:left w:val="single" w:sz="6" w:space="0" w:color="2A2B2C"/>
+              <w:bottom w:val="single" w:sz="6" w:space="0" w:color="2A2B2C"/>
+              <w:right w:val="single" w:sz="6" w:space="0" w:color="2A2B2C"/>
+            </w:tcBorders>
+            <w:shd w:val="clear" w:color="auto" w:fill="191A1B"/>
+            <w:tcMar>
+              <w:top w:w="30" w:type="dxa"/>
+              <w:left w:w="30" w:type="dxa"/>
+              <w:bottom w:w="30" w:type="dxa"/>
+              <w:right w:w="30" w:type="dxa"/>
+            </w:tcMar>
+            <w:vAlign w:val="center"/>
+            <w:hideMark/>
+          </w:tcPr>
+          <w:p>
+            <w:pPr>
+              <w:pStyle w:val="a9"/>
+              <w:ind w:left="360"/>
+              <w:rPr>
+                <w:rFonts w:asciiTheme="majorBidi" w:hAnsiTheme="majorBidi" w:cstheme="majorBidi"/>
+                <w:sz w:val="40"/>
+                <w:szCs w:val="40"/>
+              </w:rPr>
+            </w:pPr>
+            <w:r>
+              <w:rPr>
+                <w:rFonts w:asciiTheme="majorBidi" w:hAnsiTheme="majorBidi" w:cstheme="majorBidi"/>
+                <w:sz w:val="40"/>
+                <w:szCs w:val="40"/>
+              </w:rPr>
+              <w:t>12</w:t>
+            </w:r>
+          </w:p>
+        </w:tc>
+        <w:tc>
+          <w:tcPr>
+            <w:tcW w:w="0" w:type="auto"/>
+            <w:tcBorders>
+              <w:top w:val="single" w:sz="6" w:space="0" w:color="2A2B2C"/>
+              <w:left w:val="single" w:sz="6" w:space="0" w:color="2A2B2C"/>
+              <w:bottom w:val="single" w:sz="6" w:space="0" w:color="2A2B2C"/>
+              <w:right w:val="single" w:sz="6" w:space="0" w:color="2A2B2C"/>
+            </w:tcBorders>
+            <w:shd w:val="clear" w:color="auto" w:fill="191A1B"/>
+            <w:tcMar>
+              <w:top w:w="30" w:type="dxa"/>
+              <w:left w:w="30" w:type="dxa"/>
+              <w:bottom w:w="30" w:type="dxa"/>
+              <w:right w:w="30" w:type="dxa"/>
+            </w:tcMar>
+            <w:vAlign w:val="center"/>
+            <w:hideMark/>
+          </w:tcPr>
+          <w:p>
+            <w:pPr>
+              <w:pStyle w:val="a9"/>
+              <w:ind w:left="360"/>
+              <w:rPr>
+                <w:rFonts w:asciiTheme="majorBidi" w:hAnsiTheme="majorBidi" w:cstheme="majorBidi"/>
+                <w:sz w:val="40"/>
+                <w:szCs w:val="40"/>
+              </w:rPr>
+            </w:pPr>
+            <w:r>
+              <w:rPr>
+                <w:rFonts w:asciiTheme="majorBidi" w:hAnsiTheme="majorBidi" w:cstheme="majorBidi"/>
+                <w:b/>
+                <w:bCs/>
+                <w:sz w:val="40"/>
+                <w:szCs w:val="40"/>
+              </w:rPr>
+              <w:t>Academic paper metrics</w:t>
+            </w:r>
+          </w:p>
+        </w:tc>
+        <w:tc>
+          <w:tcPr>
+            <w:tcW w:w="0" w:type="auto"/>
+            <w:tcBorders>
+              <w:top w:val="single" w:sz="6" w:space="0" w:color="2A2B2C"/>
+              <w:left w:val="single" w:sz="6" w:space="0" w:color="2A2B2C"/>
+              <w:bottom w:val="single" w:sz="6" w:space="0" w:color="2A2B2C"/>
+              <w:right w:val="single" w:sz="6" w:space="0" w:color="2A2B2C"/>
+            </w:tcBorders>
+            <w:shd w:val="clear" w:color="auto" w:fill="191A1B"/>
+            <w:tcMar>
+              <w:top w:w="30" w:type="dxa"/>
+              <w:left w:w="30" w:type="dxa"/>
+              <w:bottom w:w="30" w:type="dxa"/>
+              <w:right w:w="30" w:type="dxa"/>
+            </w:tcMar>
+            <w:vAlign w:val="center"/>
+            <w:hideMark/>
+          </w:tcPr>
+          <w:p>
+            <w:pPr>
+              <w:pStyle w:val="a9"/>
+              <w:ind w:left="360"/>
+              <w:rPr>
+                <w:rFonts w:asciiTheme="majorBidi" w:hAnsiTheme="majorBidi" w:cstheme="majorBidi"/>
+                <w:sz w:val="40"/>
+                <w:szCs w:val="40"/>
+              </w:rPr>
+            </w:pPr>
+            <w:r>
+              <w:rPr>
+                <w:rFonts w:asciiTheme="majorBidi" w:hAnsiTheme="majorBidi" w:cstheme="majorBidi"/>
+                <w:sz w:val="40"/>
+                <w:szCs w:val="40"/>
+              </w:rPr>
+              <w:t>bias per candidate, OCR error breakdown</w:t>
+            </w:r>
+          </w:p>
+        </w:tc>
+      </w:tr>
+    </w:tbl>
+    <w:p>
+      <w:pPr>
+        <w:pStyle w:val="a9"/>
+        <w:ind w:left="360"/>
+        <w:rPr>
+          <w:rFonts w:asciiTheme="majorBidi" w:hAnsiTheme="majorBidi" w:cstheme="majorBidi"/>
+          <w:sz w:val="40"/>
+          <w:szCs w:val="40"/>
+        </w:rPr>
+      </w:pPr>
+      <w:r>
+        <w:rPr>
+          <w:rFonts w:asciiTheme="majorBidi" w:hAnsiTheme="majorBidi" w:cstheme="majorBidi"/>
+          <w:sz w:val="40"/>
+          <w:szCs w:val="40"/>
+        </w:rPr>
+        <w:pict w14:anchorId="67FC8E8D">
+          <v:rect id="_x0000_i1038" style="width:0;height:1.5pt" o:hralign="center" o:hrstd="t" o:hr="t" fillcolor="#a0a0a0" stroked="f"/>
+        </w:pict>
+      </w:r>
+    </w:p>
+    <w:p>
+      <w:pPr>
+        <w:pStyle w:val="a9"/>
+        <w:ind w:left="360"/>
+        <w:rPr>
+          <w:rFonts w:asciiTheme="majorBidi" w:hAnsiTheme="majorBidi" w:cstheme="majorBidi"/>
+          <w:b/>
+          <w:bCs/>
+          <w:sz w:val="40"/>
+          <w:szCs w:val="40"/>
+        </w:rPr>
+      </w:pPr>
+      <w:r>
+        <w:rPr>
+          <w:rFonts w:asciiTheme="majorBidi" w:hAnsiTheme="majorBidi" w:cstheme="majorBidi"/>
+          <w:b/>
+          <w:bCs/>
+          <w:sz w:val="40"/>
+          <w:szCs w:val="40"/>
+          <w:cs/>
+        </w:rPr>
+        <w:t>เหตุผลลำดับที่สำคัญ</w:t>
+      </w:r>
+    </w:p>
+    <w:p>
+      <w:pPr>
+        <w:pStyle w:val="a9"/>
+        <w:ind w:left="360"/>
+        <w:rPr>
+          <w:rFonts w:asciiTheme="majorBidi" w:hAnsiTheme="majorBidi" w:cstheme="majorBidi"/>
+          <w:sz w:val="40"/>
+          <w:szCs w:val="40"/>
+        </w:rPr>
+      </w:pPr>
+      <w:r>
+        <w:rPr>
+          <w:rFonts w:asciiTheme="majorBidi" w:hAnsiTheme="majorBidi" w:cstheme="majorBidi"/>
+          <w:b/>
+          <w:bCs/>
+          <w:sz w:val="40"/>
+          <w:szCs w:val="40"/>
+          <w:cs/>
+        </w:rPr>
+        <w:t xml:space="preserve">ทำไม </w:t>
+      </w:r>
+      <w:r>
+        <w:rPr>
+          <w:rFonts w:asciiTheme="majorBidi" w:hAnsiTheme="majorBidi" w:cstheme="majorBidi"/>
+          <w:b/>
+          <w:bCs/>
+          <w:sz w:val="40"/>
+          <w:szCs w:val="40"/>
+        </w:rPr>
+        <w:t>P1 #3 (</w:t>
+      </w:r>
+      <w:r>
+        <w:rPr>
+          <w:rFonts w:asciiTheme="majorBidi" w:hAnsiTheme="majorBidi" w:cstheme="majorBidi"/>
+          <w:b/>
+          <w:bCs/>
+          <w:sz w:val="40"/>
+          <w:szCs w:val="40"/>
+          <w:cs/>
+        </w:rPr>
+        <w:t xml:space="preserve">แยก </w:t>
+      </w:r>
+      <w:r>
+        <w:rPr>
+          <w:rFonts w:asciiTheme="majorBidi" w:hAnsiTheme="majorBidi" w:cstheme="majorBidi"/>
+          <w:b/>
+          <w:bCs/>
+          <w:sz w:val="40"/>
+          <w:szCs w:val="40"/>
+        </w:rPr>
+        <w:t xml:space="preserve">panel) </w:t>
+      </w:r>
+      <w:r>
+        <w:rPr>
+          <w:rFonts w:asciiTheme="majorBidi" w:hAnsiTheme="majorBidi" w:cstheme="majorBidi"/>
+          <w:b/>
+          <w:bCs/>
+          <w:sz w:val="40"/>
+          <w:szCs w:val="40"/>
+          <w:cs/>
+        </w:rPr>
+        <w:t xml:space="preserve">ก่อน </w:t>
+      </w:r>
+      <w:r>
+        <w:rPr>
+          <w:rFonts w:asciiTheme="majorBidi" w:hAnsiTheme="majorBidi" w:cstheme="majorBidi"/>
+          <w:b/>
+          <w:bCs/>
+          <w:sz w:val="40"/>
+          <w:szCs w:val="40"/>
+        </w:rPr>
+        <w:t>c1 null:</w:t>
+      </w:r>
+      <w:r>
+        <w:rPr>
+          <w:rFonts w:asciiTheme="majorBidi" w:hAnsiTheme="majorBidi" w:cstheme="majorBidi"/>
+          <w:sz w:val="40"/>
+          <w:szCs w:val="40"/>
+        </w:rPr>
+        <w:t xml:space="preserve"> </w:t>
+      </w:r>
+      <w:r>
+        <w:rPr>
+          <w:rFonts w:asciiTheme="majorBidi" w:hAnsiTheme="majorBidi" w:cstheme="majorBidi"/>
+          <w:sz w:val="40"/>
+          <w:szCs w:val="40"/>
+          <w:cs/>
+        </w:rPr>
+        <w:t xml:space="preserve">ถ้า </w:t>
+      </w:r>
+      <w:r>
+        <w:rPr>
+          <w:rFonts w:asciiTheme="majorBidi" w:hAnsiTheme="majorBidi" w:cstheme="majorBidi"/>
+          <w:sz w:val="40"/>
+          <w:szCs w:val="40"/>
+        </w:rPr>
+        <w:t xml:space="preserve">deploy </w:t>
+      </w:r>
+      <w:r>
+        <w:rPr>
+          <w:rFonts w:asciiTheme="majorBidi" w:hAnsiTheme="majorBidi" w:cstheme="majorBidi"/>
+          <w:sz w:val="40"/>
+          <w:szCs w:val="40"/>
+          <w:cs/>
+        </w:rPr>
+        <w:t xml:space="preserve">ไป </w:t>
+      </w:r>
+      <w:r>
+        <w:rPr>
+          <w:rFonts w:asciiTheme="majorBidi" w:hAnsiTheme="majorBidi" w:cstheme="majorBidi"/>
+          <w:sz w:val="40"/>
+          <w:szCs w:val="40"/>
+        </w:rPr>
+        <w:t xml:space="preserve">GitHub Pages </w:t>
+      </w:r>
+      <w:r>
+        <w:rPr>
+          <w:rFonts w:asciiTheme="majorBidi" w:hAnsiTheme="majorBidi" w:cstheme="majorBidi"/>
+          <w:sz w:val="40"/>
+          <w:szCs w:val="40"/>
+          <w:cs/>
+        </w:rPr>
+        <w:t xml:space="preserve">ก่อนแยก </w:t>
+      </w:r>
+      <w:r>
+        <w:rPr>
+          <w:rFonts w:asciiTheme="majorBidi" w:hAnsiTheme="majorBidi" w:cstheme="majorBidi"/>
+          <w:sz w:val="40"/>
+          <w:szCs w:val="40"/>
+        </w:rPr>
+        <w:t xml:space="preserve">panel — reviewer </w:t>
+      </w:r>
+      <w:r>
+        <w:rPr>
+          <w:rFonts w:asciiTheme="majorBidi" w:hAnsiTheme="majorBidi" w:cstheme="majorBidi"/>
+          <w:sz w:val="40"/>
+          <w:szCs w:val="40"/>
+          <w:cs/>
+        </w:rPr>
+        <w:t xml:space="preserve">จะเห็น "วิกฤต/สูง" เยอะเกินจริง เพราะ </w:t>
+      </w:r>
+      <w:r>
+        <w:rPr>
+          <w:rFonts w:asciiTheme="majorBidi" w:hAnsiTheme="majorBidi" w:cstheme="majorBidi"/>
+          <w:sz w:val="40"/>
+          <w:szCs w:val="40"/>
+        </w:rPr>
+        <w:t xml:space="preserve">967 records </w:t>
+      </w:r>
+      <w:r>
+        <w:rPr>
+          <w:rFonts w:asciiTheme="majorBidi" w:hAnsiTheme="majorBidi" w:cstheme="majorBidi"/>
+          <w:sz w:val="40"/>
+          <w:szCs w:val="40"/>
+          <w:cs/>
+        </w:rPr>
+        <w:t xml:space="preserve">ที่ "แก้แล้ว" ยังนับรวม </w:t>
+      </w:r>
+      <w:r>
+        <w:rPr>
+          <w:rFonts w:asciiTheme="majorBidi" w:hAnsiTheme="majorBidi" w:cstheme="majorBidi"/>
+          <w:sz w:val="40"/>
+          <w:szCs w:val="40"/>
+        </w:rPr>
+        <w:t xml:space="preserve">score </w:t>
+      </w:r>
+      <w:r>
+        <w:rPr>
+          <w:rFonts w:asciiTheme="majorBidi" w:hAnsiTheme="majorBidi" w:cstheme="majorBidi"/>
+          <w:sz w:val="40"/>
+          <w:szCs w:val="40"/>
+          <w:cs/>
+        </w:rPr>
+        <w:t>อยู่</w:t>
+      </w:r>
+    </w:p>
+    <w:p>
+      <w:pPr>
+        <w:pStyle w:val="a9"/>
+        <w:ind w:left="360"/>
+        <w:rPr>
+          <w:rFonts w:asciiTheme="majorBidi" w:hAnsiTheme="majorBidi" w:cstheme="majorBidi"/>
+          <w:sz w:val="40"/>
+          <w:szCs w:val="40"/>
+        </w:rPr>
+      </w:pPr>
+      <w:r>
+        <w:rPr>
+          <w:rFonts w:asciiTheme="majorBidi" w:hAnsiTheme="majorBidi" w:cstheme="majorBidi"/>
+          <w:b/>
+          <w:bCs/>
+          <w:sz w:val="40"/>
+          <w:szCs w:val="40"/>
+          <w:cs/>
+        </w:rPr>
+        <w:t xml:space="preserve">ทำไม </w:t>
+      </w:r>
+      <w:r>
+        <w:rPr>
+          <w:rFonts w:asciiTheme="majorBidi" w:hAnsiTheme="majorBidi" w:cstheme="majorBidi"/>
+          <w:b/>
+          <w:bCs/>
+          <w:sz w:val="40"/>
+          <w:szCs w:val="40"/>
+        </w:rPr>
+        <w:t xml:space="preserve">c1 null </w:t>
+      </w:r>
+      <w:r>
+        <w:rPr>
+          <w:rFonts w:asciiTheme="majorBidi" w:hAnsiTheme="majorBidi" w:cstheme="majorBidi"/>
+          <w:b/>
+          <w:bCs/>
+          <w:sz w:val="40"/>
+          <w:szCs w:val="40"/>
+          <w:cs/>
+        </w:rPr>
+        <w:t xml:space="preserve">ดีกว่า </w:t>
+      </w:r>
+      <w:r>
+        <w:rPr>
+          <w:rFonts w:asciiTheme="majorBidi" w:hAnsiTheme="majorBidi" w:cstheme="majorBidi"/>
+          <w:b/>
+          <w:bCs/>
+          <w:sz w:val="40"/>
+          <w:szCs w:val="40"/>
+        </w:rPr>
+        <w:t>flag:</w:t>
+      </w:r>
+      <w:r>
+        <w:rPr>
+          <w:rFonts w:asciiTheme="majorBidi" w:hAnsiTheme="majorBidi" w:cstheme="majorBidi"/>
+          <w:sz w:val="40"/>
+          <w:szCs w:val="40"/>
+        </w:rPr>
+        <w:t xml:space="preserve"> </w:t>
+      </w:r>
+      <w:r>
+        <w:rPr>
+          <w:rFonts w:asciiTheme="majorBidi" w:hAnsiTheme="majorBidi" w:cstheme="majorBidi"/>
+          <w:sz w:val="40"/>
+          <w:szCs w:val="40"/>
+          <w:cs/>
+        </w:rPr>
+        <w:t>ค่าที่ผิด (</w:t>
+      </w:r>
+      <w:proofErr w:type="spellStart"/>
+      <w:r>
+        <w:rPr>
+          <w:rFonts w:asciiTheme="majorBidi" w:hAnsiTheme="majorBidi" w:cstheme="majorBidi"/>
+          <w:sz w:val="40"/>
+          <w:szCs w:val="40"/>
+        </w:rPr>
+        <w:t>registered_voters</w:t>
+      </w:r>
+      <w:proofErr w:type="spellEnd"/>
+      <w:r>
+        <w:rPr>
+          <w:rFonts w:asciiTheme="majorBidi" w:hAnsiTheme="majorBidi" w:cstheme="majorBidi"/>
+          <w:sz w:val="40"/>
+          <w:szCs w:val="40"/>
+        </w:rPr>
+        <w:t xml:space="preserve">=285 </w:t>
+      </w:r>
+      <w:r>
+        <w:rPr>
+          <w:rFonts w:asciiTheme="majorBidi" w:hAnsiTheme="majorBidi" w:cstheme="majorBidi"/>
+          <w:sz w:val="40"/>
+          <w:szCs w:val="40"/>
+          <w:cs/>
+        </w:rPr>
+        <w:t xml:space="preserve">ขณะจริงอาจเป็น </w:t>
+      </w:r>
+      <w:r>
+        <w:rPr>
+          <w:rFonts w:asciiTheme="majorBidi" w:hAnsiTheme="majorBidi" w:cstheme="majorBidi"/>
+          <w:sz w:val="40"/>
+          <w:szCs w:val="40"/>
+        </w:rPr>
+        <w:t xml:space="preserve">800+) </w:t>
+      </w:r>
+      <w:r>
+        <w:rPr>
+          <w:rFonts w:asciiTheme="majorBidi" w:hAnsiTheme="majorBidi" w:cstheme="majorBidi"/>
+          <w:sz w:val="40"/>
+          <w:szCs w:val="40"/>
+          <w:cs/>
+        </w:rPr>
+        <w:t xml:space="preserve">ทำให้ </w:t>
+      </w:r>
+      <w:r>
+        <w:rPr>
+          <w:rFonts w:asciiTheme="majorBidi" w:hAnsiTheme="majorBidi" w:cstheme="majorBidi"/>
+          <w:sz w:val="40"/>
+          <w:szCs w:val="40"/>
+        </w:rPr>
+        <w:t xml:space="preserve">validation rule V1 (turnout &gt; </w:t>
+      </w:r>
+      <w:proofErr w:type="spellStart"/>
+      <w:r>
+        <w:rPr>
+          <w:rFonts w:asciiTheme="majorBidi" w:hAnsiTheme="majorBidi" w:cstheme="majorBidi"/>
+          <w:sz w:val="40"/>
+          <w:szCs w:val="40"/>
+        </w:rPr>
+        <w:t>registered_voters</w:t>
+      </w:r>
+      <w:proofErr w:type="spellEnd"/>
+      <w:r>
+        <w:rPr>
+          <w:rFonts w:asciiTheme="majorBidi" w:hAnsiTheme="majorBidi" w:cstheme="majorBidi"/>
+          <w:sz w:val="40"/>
+          <w:szCs w:val="40"/>
+        </w:rPr>
+        <w:t xml:space="preserve">) trigger </w:t>
+      </w:r>
+      <w:r>
+        <w:rPr>
+          <w:rFonts w:asciiTheme="majorBidi" w:hAnsiTheme="majorBidi" w:cstheme="majorBidi"/>
+          <w:sz w:val="40"/>
+          <w:szCs w:val="40"/>
+          <w:cs/>
+        </w:rPr>
+        <w:t xml:space="preserve">เป็น </w:t>
+      </w:r>
+      <w:r>
+        <w:rPr>
+          <w:rFonts w:asciiTheme="majorBidi" w:hAnsiTheme="majorBidi" w:cstheme="majorBidi"/>
+          <w:sz w:val="40"/>
+          <w:szCs w:val="40"/>
+        </w:rPr>
+        <w:t xml:space="preserve">critical — </w:t>
+      </w:r>
+      <w:r>
+        <w:rPr>
+          <w:rFonts w:asciiTheme="majorBidi" w:hAnsiTheme="majorBidi" w:cstheme="majorBidi"/>
+          <w:sz w:val="40"/>
+          <w:szCs w:val="40"/>
+          <w:cs/>
+        </w:rPr>
+        <w:t xml:space="preserve">เพิ่ม </w:t>
+      </w:r>
+      <w:r>
+        <w:rPr>
+          <w:rFonts w:asciiTheme="majorBidi" w:hAnsiTheme="majorBidi" w:cstheme="majorBidi"/>
+          <w:sz w:val="40"/>
+          <w:szCs w:val="40"/>
+        </w:rPr>
+        <w:t xml:space="preserve">noise </w:t>
+      </w:r>
+      <w:r>
+        <w:rPr>
+          <w:rFonts w:asciiTheme="majorBidi" w:hAnsiTheme="majorBidi" w:cstheme="majorBidi"/>
+          <w:sz w:val="40"/>
+          <w:szCs w:val="40"/>
+          <w:cs/>
+        </w:rPr>
+        <w:t>ในระบบ</w:t>
+      </w:r>
+    </w:p>
+    <w:p>
+      <w:pPr>
+        <w:pStyle w:val="a9"/>
+        <w:ind w:left="360"/>
+        <w:rPr>
+          <w:rFonts w:asciiTheme="majorBidi" w:hAnsiTheme="majorBidi" w:cstheme="majorBidi"/>
+          <w:sz w:val="40"/>
+          <w:szCs w:val="40"/>
+        </w:rPr>
+      </w:pPr>
+      <w:r>
+        <w:rPr>
+          <w:rFonts w:asciiTheme="majorBidi" w:hAnsiTheme="majorBidi" w:cstheme="majorBidi"/>
+          <w:sz w:val="40"/>
+          <w:szCs w:val="40"/>
+        </w:rPr>
+        <w:pict w14:anchorId="5EF599FA">
+          <v:rect id="_x0000_i1039" style="width:0;height:1.5pt" o:hralign="center" o:hrstd="t" o:hr="t" fillcolor="#a0a0a0" stroked="f"/>
+        </w:pict>
+      </w:r>
+    </w:p>
+    <w:p>
+      <w:pPr>
+        <w:pStyle w:val="a9"/>
+        <w:ind w:left="360"/>
+        <w:rPr>
+          <w:rFonts w:asciiTheme="majorBidi" w:hAnsiTheme="majorBidi" w:cstheme="majorBidi"/>
+          <w:sz w:val="40"/>
+          <w:szCs w:val="40"/>
+        </w:rPr>
+      </w:pPr>
+      <w:r>
+        <w:rPr>
+          <w:rFonts w:asciiTheme="majorBidi" w:hAnsiTheme="majorBidi" w:cstheme="majorBidi"/>
+          <w:b/>
+          <w:bCs/>
+          <w:sz w:val="40"/>
+          <w:szCs w:val="40"/>
+          <w:cs/>
+        </w:rPr>
+        <w:t>เริ่มไหนก่อนดีครับ</w:t>
+      </w:r>
+      <w:r>
+        <w:rPr>
+          <w:rFonts w:asciiTheme="majorBidi" w:hAnsiTheme="majorBidi" w:cstheme="majorBidi"/>
+          <w:b/>
+          <w:bCs/>
+          <w:sz w:val="40"/>
+          <w:szCs w:val="40"/>
+        </w:rPr>
+        <w:t>?</w:t>
+      </w:r>
+      <w:r>
+        <w:rPr>
+          <w:rFonts w:asciiTheme="majorBidi" w:hAnsiTheme="majorBidi" w:cstheme="majorBidi"/>
+          <w:sz w:val="40"/>
+          <w:szCs w:val="40"/>
+        </w:rPr>
+        <w:t xml:space="preserve"> P0 (commit + log) </w:t>
+      </w:r>
+      <w:r>
+        <w:rPr>
+          <w:rFonts w:asciiTheme="majorBidi" w:hAnsiTheme="majorBidi" w:cstheme="majorBidi"/>
+          <w:sz w:val="40"/>
+          <w:szCs w:val="40"/>
+          <w:cs/>
+        </w:rPr>
+        <w:t>ทำได้เดี๋ยวนี้เลยโดยไม่ต้องตัดสินใจอะไร</w:t>
+      </w:r>
+    </w:p>
+    <w:p>
+      <w:pPr>
+        <w:pStyle w:val="a9"/>
+        <w:ind w:left="360"/>
+        <w:rPr>
+          <w:rFonts w:asciiTheme="majorBidi" w:hAnsiTheme="majorBidi" w:cstheme="majorBidi"/>
+          <w:sz w:val="40"/>
+          <w:szCs w:val="40"/>
+        </w:rPr>
+      </w:pPr>
+    </w:p>
+    <w:p>
+      <w:pPr>
+        <w:pStyle w:val="a9"/>
+        <w:numPr>
+          <w:ilvl w:val="0"/>
+          <w:numId w:val="1"/>
+        </w:numPr>
+        <w:rPr>
+          <w:rFonts w:asciiTheme="majorBidi" w:hAnsiTheme="majorBidi" w:cstheme="majorBidi"/>
+          <w:b/>
+          <w:bCs/>
+          <w:sz w:val="40"/>
+          <w:szCs w:val="40"/>
+        </w:rPr>
+      </w:pPr>
+      <w:r>
+        <w:rPr>
+          <w:rFonts w:asciiTheme="majorBidi" w:hAnsiTheme="majorBidi" w:cstheme="majorBidi"/>
+          <w:b/>
+          <w:bCs/>
+          <w:sz w:val="40"/>
+          <w:szCs w:val="40"/>
+        </w:rPr>
+        <w:t>Ss</w:t>
+      </w:r>
+    </w:p>
+    <w:p>
+      <w:pPr>
+        <w:pStyle w:val="a9"/>
+        <w:ind w:left="360"/>
+        <w:rPr>
+          <w:rFonts w:asciiTheme="majorBidi" w:hAnsiTheme="majorBidi" w:cstheme="majorBidi"/>
+          <w:b/>
+          <w:bCs/>
+          <w:sz w:val="40"/>
+          <w:szCs w:val="40"/>
+        </w:rPr>
+      </w:pPr>
+      <w:r>
+        <w:rPr>
+          <w:rFonts w:asciiTheme="majorBidi" w:hAnsiTheme="majorBidi" w:cstheme="majorBidi"/>
+          <w:b/>
+          <w:bCs/>
+          <w:sz w:val="40"/>
+          <w:szCs w:val="40"/>
+        </w:rPr>
+        <w:t xml:space="preserve">1. Rebuild </w:t>
+      </w:r>
+      <w:proofErr w:type="spellStart"/>
+      <w:r>
+        <w:rPr>
+          <w:rFonts w:asciiTheme="majorBidi" w:hAnsiTheme="majorBidi" w:cstheme="majorBidi"/>
+          <w:b/>
+          <w:bCs/>
+          <w:sz w:val="40"/>
+          <w:szCs w:val="40"/>
+        </w:rPr>
+        <w:t>review_</w:t>
+      </w:r>
+      <w:proofErr w:type="gramStart"/>
+      <w:r>
+        <w:rPr>
+          <w:rFonts w:asciiTheme="majorBidi" w:hAnsiTheme="majorBidi" w:cstheme="majorBidi"/>
+          <w:b/>
+          <w:bCs/>
+          <w:sz w:val="40"/>
+          <w:szCs w:val="40"/>
+        </w:rPr>
+        <w:t>data.json</w:t>
+      </w:r>
+      <w:proofErr w:type="spellEnd"/>
+      <w:proofErr w:type="gramEnd"/>
+      <w:r>
+        <w:rPr>
+          <w:rFonts w:asciiTheme="majorBidi" w:hAnsiTheme="majorBidi" w:cstheme="majorBidi"/>
+          <w:b/>
+          <w:bCs/>
+          <w:sz w:val="40"/>
+          <w:szCs w:val="40"/>
+        </w:rPr>
+        <w:t xml:space="preserve"> </w:t>
+      </w:r>
+      <w:r>
+        <w:rPr>
+          <w:rFonts w:asciiTheme="majorBidi" w:hAnsiTheme="majorBidi" w:cstheme="majorBidi"/>
+          <w:b/>
+          <w:bCs/>
+          <w:sz w:val="40"/>
+          <w:szCs w:val="40"/>
+          <w:cs/>
+        </w:rPr>
+        <w:t xml:space="preserve">การ </w:t>
+      </w:r>
+      <w:r>
+        <w:rPr>
+          <w:rFonts w:asciiTheme="majorBidi" w:hAnsiTheme="majorBidi" w:cstheme="majorBidi"/>
+          <w:b/>
+          <w:bCs/>
+          <w:sz w:val="40"/>
+          <w:szCs w:val="40"/>
+        </w:rPr>
+        <w:t xml:space="preserve">fix vote permutation (Phase 38) </w:t>
+      </w:r>
+      <w:r>
+        <w:rPr>
+          <w:rFonts w:asciiTheme="majorBidi" w:hAnsiTheme="majorBidi" w:cstheme="majorBidi"/>
+          <w:b/>
+          <w:bCs/>
+          <w:sz w:val="40"/>
+          <w:szCs w:val="40"/>
+          <w:cs/>
+        </w:rPr>
+        <w:t xml:space="preserve">เปลี่ยน </w:t>
+      </w:r>
+      <w:r>
+        <w:rPr>
+          <w:rFonts w:asciiTheme="majorBidi" w:hAnsiTheme="majorBidi" w:cstheme="majorBidi"/>
+          <w:b/>
+          <w:bCs/>
+          <w:sz w:val="40"/>
+          <w:szCs w:val="40"/>
+        </w:rPr>
+        <w:t xml:space="preserve">OCR data </w:t>
+      </w:r>
+      <w:r>
+        <w:rPr>
+          <w:rFonts w:asciiTheme="majorBidi" w:hAnsiTheme="majorBidi" w:cstheme="majorBidi"/>
+          <w:b/>
+          <w:bCs/>
+          <w:sz w:val="40"/>
+          <w:szCs w:val="40"/>
+          <w:cs/>
+        </w:rPr>
+        <w:t xml:space="preserve">แต่ </w:t>
+      </w:r>
+      <w:proofErr w:type="spellStart"/>
+      <w:r>
+        <w:rPr>
+          <w:rFonts w:asciiTheme="majorBidi" w:hAnsiTheme="majorBidi" w:cstheme="majorBidi"/>
+          <w:b/>
+          <w:bCs/>
+          <w:sz w:val="40"/>
+          <w:szCs w:val="40"/>
+        </w:rPr>
+        <w:t>review_</w:t>
+      </w:r>
+      <w:proofErr w:type="gramStart"/>
+      <w:r>
+        <w:rPr>
+          <w:rFonts w:asciiTheme="majorBidi" w:hAnsiTheme="majorBidi" w:cstheme="majorBidi"/>
+          <w:b/>
+          <w:bCs/>
+          <w:sz w:val="40"/>
+          <w:szCs w:val="40"/>
+        </w:rPr>
+        <w:t>data.json</w:t>
+      </w:r>
+      <w:proofErr w:type="spellEnd"/>
+      <w:proofErr w:type="gramEnd"/>
+      <w:r>
+        <w:rPr>
+          <w:rFonts w:asciiTheme="majorBidi" w:hAnsiTheme="majorBidi" w:cstheme="majorBidi"/>
+          <w:b/>
+          <w:bCs/>
+          <w:sz w:val="40"/>
+          <w:szCs w:val="40"/>
+        </w:rPr>
+        <w:t xml:space="preserve"> </w:t>
+      </w:r>
+      <w:r>
+        <w:rPr>
+          <w:rFonts w:asciiTheme="majorBidi" w:hAnsiTheme="majorBidi" w:cstheme="majorBidi"/>
+          <w:b/>
+          <w:bCs/>
+          <w:sz w:val="40"/>
+          <w:szCs w:val="40"/>
+          <w:cs/>
+        </w:rPr>
+        <w:t>ยังมีคะแนนเก่าอยู่</w:t>
+      </w:r>
+      <w:r>
+        <w:rPr>
+          <w:rFonts w:asciiTheme="majorBidi" w:hAnsiTheme="majorBidi" w:cstheme="majorBidi"/>
+          <w:b/>
+          <w:bCs/>
+          <w:sz w:val="40"/>
+          <w:szCs w:val="40"/>
+        </w:rPr>
+        <w:br/>
+      </w:r>
+      <w:r>
+        <w:rPr>
+          <w:rFonts w:cs="Times New Roman"/>
+          <w:b/>
+          <w:bCs/>
+          <w:sz w:val="40"/>
+          <w:szCs w:val="40"/>
+        </w:rPr>
+        <w:t>→</w:t>
+      </w:r>
+      <w:r>
+        <w:rPr>
+          <w:rFonts w:asciiTheme="majorBidi" w:hAnsiTheme="majorBidi" w:cstheme="majorBidi"/>
+          <w:b/>
+          <w:bCs/>
+          <w:sz w:val="40"/>
+          <w:szCs w:val="40"/>
+        </w:rPr>
+        <w:t xml:space="preserve"> </w:t>
+      </w:r>
+      <w:r>
+        <w:rPr>
+          <w:rFonts w:asciiTheme="majorBidi" w:hAnsiTheme="majorBidi" w:cstheme="majorBidi"/>
+          <w:b/>
+          <w:bCs/>
+          <w:sz w:val="40"/>
+          <w:szCs w:val="40"/>
+          <w:cs/>
+        </w:rPr>
+        <w:t>รัน</w:t>
+      </w:r>
+      <w:r>
+        <w:rPr>
+          <w:rFonts w:asciiTheme="majorBidi" w:hAnsiTheme="majorBidi" w:cstheme="majorBidi"/>
+          <w:b/>
+          <w:bCs/>
+          <w:sz w:val="40"/>
+          <w:szCs w:val="40"/>
+        </w:rPr>
+        <w:t xml:space="preserve"> prepare_review_data.py </w:t>
+      </w:r>
+      <w:r>
+        <w:rPr>
+          <w:rFonts w:cs="Times New Roman"/>
+          <w:b/>
+          <w:bCs/>
+          <w:sz w:val="40"/>
+          <w:szCs w:val="40"/>
+        </w:rPr>
+        <w:t>→</w:t>
+      </w:r>
+      <w:r>
+        <w:rPr>
+          <w:rFonts w:asciiTheme="majorBidi" w:hAnsiTheme="majorBidi" w:cstheme="majorBidi"/>
+          <w:b/>
+          <w:bCs/>
+          <w:sz w:val="40"/>
+          <w:szCs w:val="40"/>
+        </w:rPr>
+        <w:t xml:space="preserve"> re-apply split progress</w:t>
+      </w:r>
+    </w:p>
+    <w:p>
+      <w:pPr>
+        <w:pStyle w:val="a9"/>
+        <w:ind w:left="360"/>
+        <w:rPr>
+          <w:rFonts w:asciiTheme="majorBidi" w:hAnsiTheme="majorBidi" w:cstheme="majorBidi"/>
+          <w:b/>
+          <w:bCs/>
+          <w:sz w:val="40"/>
+          <w:szCs w:val="40"/>
+        </w:rPr>
+      </w:pPr>
+      <w:r>
+        <w:rPr>
+          <w:rFonts w:asciiTheme="majorBidi" w:hAnsiTheme="majorBidi" w:cstheme="majorBidi"/>
+          <w:b/>
+          <w:bCs/>
+          <w:sz w:val="40"/>
+          <w:szCs w:val="40"/>
+        </w:rPr>
+        <w:t xml:space="preserve">2. Git commit </w:t>
+      </w:r>
+      <w:r>
+        <w:rPr>
+          <w:rFonts w:asciiTheme="majorBidi" w:hAnsiTheme="majorBidi" w:cstheme="majorBidi"/>
+          <w:b/>
+          <w:bCs/>
+          <w:sz w:val="40"/>
+          <w:szCs w:val="40"/>
+          <w:cs/>
+        </w:rPr>
+        <w:t xml:space="preserve">มีการเปลี่ยนแปลงสะสมมาหลาย </w:t>
+      </w:r>
+      <w:r>
+        <w:rPr>
+          <w:rFonts w:asciiTheme="majorBidi" w:hAnsiTheme="majorBidi" w:cstheme="majorBidi"/>
+          <w:b/>
+          <w:bCs/>
+          <w:sz w:val="40"/>
+          <w:szCs w:val="40"/>
+        </w:rPr>
+        <w:t xml:space="preserve">phase </w:t>
+      </w:r>
+      <w:r>
+        <w:rPr>
+          <w:rFonts w:asciiTheme="majorBidi" w:hAnsiTheme="majorBidi" w:cstheme="majorBidi"/>
+          <w:b/>
+          <w:bCs/>
+          <w:sz w:val="40"/>
+          <w:szCs w:val="40"/>
+          <w:cs/>
+        </w:rPr>
+        <w:t xml:space="preserve">ยังไม่ได้ </w:t>
+      </w:r>
+      <w:r>
+        <w:rPr>
+          <w:rFonts w:asciiTheme="majorBidi" w:hAnsiTheme="majorBidi" w:cstheme="majorBidi"/>
+          <w:b/>
+          <w:bCs/>
+          <w:sz w:val="40"/>
+          <w:szCs w:val="40"/>
+        </w:rPr>
+        <w:t xml:space="preserve">commit </w:t>
+      </w:r>
+      <w:r>
+        <w:rPr>
+          <w:rFonts w:asciiTheme="majorBidi" w:hAnsiTheme="majorBidi" w:cstheme="majorBidi"/>
+          <w:b/>
+          <w:bCs/>
+          <w:sz w:val="40"/>
+          <w:szCs w:val="40"/>
+          <w:cs/>
+        </w:rPr>
+        <w:t>เลย</w:t>
+      </w:r>
+    </w:p>
+    <w:p>
+      <w:pPr>
+        <w:pStyle w:val="a9"/>
+        <w:ind w:left="360"/>
+        <w:rPr>
+          <w:rFonts w:asciiTheme="majorBidi" w:hAnsiTheme="majorBidi" w:cstheme="majorBidi"/>
           <w:b/>
           <w:bCs/>
           <w:sz w:val="40"/>
@@ -10670,7 +17263,7 @@
           <w:szCs w:val="40"/>
         </w:rPr>
         <w:pict w14:anchorId="62AB1B5C">
-          <v:rect id="_x0000_i1152" style="width:0;height:1.5pt" o:hralign="center" o:hrstd="t" o:hr="t" fillcolor="#a0a0a0" stroked="f"/>
+          <v:rect id="_x0000_i1040" style="width:0;height:1.5pt" o:hralign="center" o:hrstd="t" o:hr="t" fillcolor="#a0a0a0" stroked="f"/>
         </w:pict>
       </w:r>
     </w:p>
@@ -10818,6 +17411,7 @@
           <w:szCs w:val="40"/>
           <w:cs/>
         </w:rPr>
+        <w:lastRenderedPageBreak/>
         <w:t xml:space="preserve">เพชรบูรณ์ </w:t>
       </w:r>
       <w:r>
@@ -11275,7 +17869,7 @@
           <w:szCs w:val="40"/>
         </w:rPr>
         <w:pict w14:anchorId="594587EA">
-          <v:rect id="_x0000_i1153" style="width:0;height:1.5pt" o:hralign="center" o:hrstd="t" o:hr="t" fillcolor="#a0a0a0" stroked="f"/>
+          <v:rect id="_x0000_i1041" style="width:0;height:1.5pt" o:hralign="center" o:hrstd="t" o:hr="t" fillcolor="#a0a0a0" stroked="f"/>
         </w:pict>
       </w:r>
     </w:p>
@@ -11343,7 +17937,6 @@
           <w:sz w:val="40"/>
           <w:szCs w:val="40"/>
         </w:rPr>
-        <w:lastRenderedPageBreak/>
         <w:t xml:space="preserve">5. </w:t>
       </w:r>
       <w:r>
@@ -11647,7 +18240,7 @@
           <w:szCs w:val="40"/>
         </w:rPr>
         <w:pict w14:anchorId="5B7C00A3">
-          <v:rect id="_x0000_i1154" style="width:0;height:1.5pt" o:hralign="center" o:hrstd="t" o:hr="t" fillcolor="#a0a0a0" stroked="f"/>
+          <v:rect id="_x0000_i1042" style="width:0;height:1.5pt" o:hralign="center" o:hrstd="t" o:hr="t" fillcolor="#a0a0a0" stroked="f"/>
         </w:pict>
       </w:r>
     </w:p>
@@ -12508,7 +19101,6 @@
           <w:szCs w:val="40"/>
           <w:cs/>
         </w:rPr>
-        <w:lastRenderedPageBreak/>
         <w:t xml:space="preserve">สร้าง </w:t>
       </w:r>
       <w:r>
@@ -12972,7 +19564,7 @@
           <w:szCs w:val="40"/>
         </w:rPr>
         <w:pict w14:anchorId="5E714A9F">
-          <v:rect id="_x0000_i1025" style="width:0;height:1.5pt" o:hralign="center" o:hrstd="t" o:hr="t" fillcolor="#a0a0a0" stroked="f"/>
+          <v:rect id="_x0000_i1043" style="width:0;height:1.5pt" o:hralign="center" o:hrstd="t" o:hr="t" fillcolor="#a0a0a0" stroked="f"/>
         </w:pict>
       </w:r>
     </w:p>
@@ -13422,6 +20014,7 @@
                 <w:sz w:val="40"/>
                 <w:szCs w:val="40"/>
               </w:rPr>
+              <w:lastRenderedPageBreak/>
               <w:t>Cross-reference</w:t>
             </w:r>
           </w:p>
@@ -13923,7 +20516,6 @@
                 <w:sz w:val="40"/>
                 <w:szCs w:val="40"/>
               </w:rPr>
-              <w:lastRenderedPageBreak/>
               <w:t>National scaling</w:t>
             </w:r>
           </w:p>
@@ -14413,7 +21005,7 @@
           <w:szCs w:val="40"/>
         </w:rPr>
         <w:pict w14:anchorId="3B488BEE">
-          <v:rect id="_x0000_i1026" style="width:0;height:1.5pt" o:hralign="center" o:hrstd="t" o:hr="t" fillcolor="#a0a0a0" stroked="f"/>
+          <v:rect id="_x0000_i1044" style="width:0;height:1.5pt" o:hralign="center" o:hrstd="t" o:hr="t" fillcolor="#a0a0a0" stroked="f"/>
         </w:pict>
       </w:r>
     </w:p>
@@ -14803,6 +21395,7 @@
           <w:szCs w:val="40"/>
           <w:cs/>
         </w:rPr>
+        <w:lastRenderedPageBreak/>
         <w:t>เพิ่มใหม่</w:t>
       </w:r>
       <w:r>
@@ -15018,7 +21611,6 @@
           <w:sz w:val="40"/>
           <w:szCs w:val="40"/>
         </w:rPr>
-        <w:lastRenderedPageBreak/>
         <w:t xml:space="preserve">Lessons learned </w:t>
       </w:r>
       <w:r>
@@ -15490,7 +22082,7 @@
           <w:szCs w:val="40"/>
         </w:rPr>
         <w:pict w14:anchorId="65BE3E8F">
-          <v:rect id="_x0000_i1047" style="width:0;height:1.5pt" o:hralign="center" o:hrstd="t" o:hr="t" fillcolor="#a0a0a0" stroked="f"/>
+          <v:rect id="_x0000_i1045" style="width:0;height:1.5pt" o:hralign="center" o:hrstd="t" o:hr="t" fillcolor="#a0a0a0" stroked="f"/>
         </w:pict>
       </w:r>
     </w:p>
@@ -15988,8 +22580,9 @@
           <w:sz w:val="40"/>
           <w:szCs w:val="40"/>
         </w:rPr>
+        <w:lastRenderedPageBreak/>
         <w:pict w14:anchorId="4E72E7B6">
-          <v:rect id="_x0000_i1048" style="width:0;height:1.5pt" o:hralign="center" o:hrstd="t" o:hr="t" fillcolor="#a0a0a0" stroked="f"/>
+          <v:rect id="_x0000_i1046" style="width:0;height:1.5pt" o:hralign="center" o:hrstd="t" o:hr="t" fillcolor="#a0a0a0" stroked="f"/>
         </w:pict>
       </w:r>
     </w:p>
@@ -16360,7 +22953,6 @@
           <w:sz w:val="40"/>
           <w:szCs w:val="40"/>
         </w:rPr>
-        <w:lastRenderedPageBreak/>
         <w:t xml:space="preserve">Auto-approve </w:t>
       </w:r>
       <w:r>
@@ -16638,7 +23230,7 @@
         <w:pStyle w:val="a9"/>
         <w:ind w:left="360"/>
         <w:rPr>
-          <w:rFonts w:asciiTheme="majorBidi" w:hAnsiTheme="majorBidi" w:cstheme="majorBidi" w:hint="cs"/>
+          <w:rFonts w:asciiTheme="majorBidi" w:hAnsiTheme="majorBidi" w:cstheme="majorBidi"/>
           <w:sz w:val="40"/>
           <w:szCs w:val="40"/>
           <w:cs/>
@@ -16672,7 +23264,7 @@
         <w:pStyle w:val="a9"/>
         <w:ind w:left="360"/>
         <w:rPr>
-          <w:rFonts w:asciiTheme="majorBidi" w:hAnsiTheme="majorBidi" w:cstheme="majorBidi" w:hint="cs"/>
+          <w:rFonts w:asciiTheme="majorBidi" w:hAnsiTheme="majorBidi" w:cstheme="majorBidi"/>
           <w:sz w:val="40"/>
           <w:szCs w:val="40"/>
         </w:rPr>
@@ -16692,9 +23284,9 @@
 <file path=word/numbering.xml><?xml version="1.0" encoding="utf-8"?>
 <w:numbering xmlns:wpc="http://schemas.microsoft.com/office/word/2010/wordprocessingCanvas" xmlns:cx="http://schemas.microsoft.com/office/drawing/2014/chartex" xmlns:cx1="http://schemas.microsoft.com/office/drawing/2015/9/8/chartex" xmlns:cx2="http://schemas.microsoft.com/office/drawing/2015/10/21/chartex" xmlns:cx3="http://schemas.microsoft.com/office/drawing/2016/5/9/chartex" xmlns:cx4="http://schemas.microsoft.com/office/drawing/2016/5/10/chartex" xmlns:cx5="http://schemas.microsoft.com/office/drawing/2016/5/11/chartex" xmlns:cx6="http://schemas.microsoft.com/office/drawing/2016/5/12/chartex" xmlns:cx7="http://schemas.microsoft.com/office/drawing/2016/5/13/chartex" xmlns:cx8="http://schemas.microsoft.com/office/drawing/2016/5/14/chartex" xmlns:mc="http://schemas.openxmlformats.org/markup-compatibility/2006" xmlns:aink="http://schemas.microsoft.com/office/drawing/2016/ink" xmlns:am3d="http://schemas.microsoft.com/office/drawing/2017/model3d" xmlns:o="urn:schemas-microsoft-com:office:office" xmlns:oel="http://schemas.microsoft.com/office/2019/extlst" xmlns:r="http://schemas.openxmlformats.org/officeDocument/2006/relationships" xmlns:m="http://schemas.openxmlformats.org/officeDocument/2006/math" xmlns:v="urn:schemas-microsoft-com:vml" xmlns:wp14="http://schemas.microsoft.com/office/word/2010/wordprocessingDrawing" xmlns:wp="http://schemas.openxmlformats.org/drawingml/2006/wordprocessingDrawing" xmlns:w10="urn:schemas-microsoft-com:office:word" xmlns:w="http://schemas.openxmlformats.org/wordprocessingml/2006/main" xmlns:w14="http://schemas.microsoft.com/office/word/2010/wordml" xmlns:w15="http://schemas.microsoft.com/office/word/2012/wordml" xmlns:w16cex="http://schemas.microsoft.com/office/word/2018/wordml/cex" xmlns:w16cid="http://schemas.microsoft.com/office/word/2016/wordml/cid" xmlns:w16="http://schemas.microsoft.com/office/word/2018/wordml" xmlns:w16du="http://schemas.microsoft.com/office/word/2023/wordml/word16du" xmlns:w16sdtdh="http://schemas.microsoft.com/office/word/2020/wordml/sdtdatahash" xmlns:w16sdtfl="http://schemas.microsoft.com/office/word/2024/wordml/sdtformatlock" xmlns:w16se="http://schemas.microsoft.com/office/word/2015/wordml/symex" xmlns:wpg="http://schemas.microsoft.com/office/word/2010/wordprocessingGroup" xmlns:wpi="http://schemas.microsoft.com/office/word/2010/wordprocessingInk" xmlns:wne="http://schemas.microsoft.com/office/word/2006/wordml" xmlns:wps="http://schemas.microsoft.com/office/word/2010/wordprocessingShape" mc:Ignorable="w14 w15 w16se w16cid w16 w16cex w16sdtdh w16sdtfl w16du wp14">
   <w:abstractNum w:abstractNumId="0" w15:restartNumberingAfterBreak="0">
-    <w:nsid w:val="03307D56"/>
+    <w:nsid w:val="02C90DC3"/>
     <w:multiLevelType w:val="multilevel"/>
-    <w:tmpl w:val="60B698CC"/>
+    <w:tmpl w:val="65BA15F0"/>
     <w:lvl w:ilvl="0">
       <w:start w:val="1"/>
       <w:numFmt w:val="bullet"/>
@@ -16841,6 +23433,155 @@
     </w:lvl>
   </w:abstractNum>
   <w:abstractNum w:abstractNumId="1" w15:restartNumberingAfterBreak="0">
+    <w:nsid w:val="03307D56"/>
+    <w:multiLevelType w:val="multilevel"/>
+    <w:tmpl w:val="60B698CC"/>
+    <w:lvl w:ilvl="0">
+      <w:start w:val="1"/>
+      <w:numFmt w:val="bullet"/>
+      <w:lvlText w:val=""/>
+      <w:lvlJc w:val="left"/>
+      <w:pPr>
+        <w:tabs>
+          <w:tab w:val="num" w:pos="720"/>
+        </w:tabs>
+        <w:ind w:left="720" w:hanging="360"/>
+      </w:pPr>
+      <w:rPr>
+        <w:rFonts w:ascii="Symbol" w:hAnsi="Symbol" w:hint="default"/>
+        <w:sz w:val="20"/>
+      </w:rPr>
+    </w:lvl>
+    <w:lvl w:ilvl="1" w:tentative="1">
+      <w:start w:val="1"/>
+      <w:numFmt w:val="bullet"/>
+      <w:lvlText w:val="o"/>
+      <w:lvlJc w:val="left"/>
+      <w:pPr>
+        <w:tabs>
+          <w:tab w:val="num" w:pos="1440"/>
+        </w:tabs>
+        <w:ind w:left="1440" w:hanging="360"/>
+      </w:pPr>
+      <w:rPr>
+        <w:rFonts w:ascii="Courier New" w:hAnsi="Courier New" w:hint="default"/>
+        <w:sz w:val="20"/>
+      </w:rPr>
+    </w:lvl>
+    <w:lvl w:ilvl="2" w:tentative="1">
+      <w:start w:val="1"/>
+      <w:numFmt w:val="bullet"/>
+      <w:lvlText w:val=""/>
+      <w:lvlJc w:val="left"/>
+      <w:pPr>
+        <w:tabs>
+          <w:tab w:val="num" w:pos="2160"/>
+        </w:tabs>
+        <w:ind w:left="2160" w:hanging="360"/>
+      </w:pPr>
+      <w:rPr>
+        <w:rFonts w:ascii="Wingdings" w:hAnsi="Wingdings" w:hint="default"/>
+        <w:sz w:val="20"/>
+      </w:rPr>
+    </w:lvl>
+    <w:lvl w:ilvl="3" w:tentative="1">
+      <w:start w:val="1"/>
+      <w:numFmt w:val="bullet"/>
+      <w:lvlText w:val=""/>
+      <w:lvlJc w:val="left"/>
+      <w:pPr>
+        <w:tabs>
+          <w:tab w:val="num" w:pos="2880"/>
+        </w:tabs>
+        <w:ind w:left="2880" w:hanging="360"/>
+      </w:pPr>
+      <w:rPr>
+        <w:rFonts w:ascii="Wingdings" w:hAnsi="Wingdings" w:hint="default"/>
+        <w:sz w:val="20"/>
+      </w:rPr>
+    </w:lvl>
+    <w:lvl w:ilvl="4" w:tentative="1">
+      <w:start w:val="1"/>
+      <w:numFmt w:val="bullet"/>
+      <w:lvlText w:val=""/>
+      <w:lvlJc w:val="left"/>
+      <w:pPr>
+        <w:tabs>
+          <w:tab w:val="num" w:pos="3600"/>
+        </w:tabs>
+        <w:ind w:left="3600" w:hanging="360"/>
+      </w:pPr>
+      <w:rPr>
+        <w:rFonts w:ascii="Wingdings" w:hAnsi="Wingdings" w:hint="default"/>
+        <w:sz w:val="20"/>
+      </w:rPr>
+    </w:lvl>
+    <w:lvl w:ilvl="5" w:tentative="1">
+      <w:start w:val="1"/>
+      <w:numFmt w:val="bullet"/>
+      <w:lvlText w:val=""/>
+      <w:lvlJc w:val="left"/>
+      <w:pPr>
+        <w:tabs>
+          <w:tab w:val="num" w:pos="4320"/>
+        </w:tabs>
+        <w:ind w:left="4320" w:hanging="360"/>
+      </w:pPr>
+      <w:rPr>
+        <w:rFonts w:ascii="Wingdings" w:hAnsi="Wingdings" w:hint="default"/>
+        <w:sz w:val="20"/>
+      </w:rPr>
+    </w:lvl>
+    <w:lvl w:ilvl="6" w:tentative="1">
+      <w:start w:val="1"/>
+      <w:numFmt w:val="bullet"/>
+      <w:lvlText w:val=""/>
+      <w:lvlJc w:val="left"/>
+      <w:pPr>
+        <w:tabs>
+          <w:tab w:val="num" w:pos="5040"/>
+        </w:tabs>
+        <w:ind w:left="5040" w:hanging="360"/>
+      </w:pPr>
+      <w:rPr>
+        <w:rFonts w:ascii="Wingdings" w:hAnsi="Wingdings" w:hint="default"/>
+        <w:sz w:val="20"/>
+      </w:rPr>
+    </w:lvl>
+    <w:lvl w:ilvl="7" w:tentative="1">
+      <w:start w:val="1"/>
+      <w:numFmt w:val="bullet"/>
+      <w:lvlText w:val=""/>
+      <w:lvlJc w:val="left"/>
+      <w:pPr>
+        <w:tabs>
+          <w:tab w:val="num" w:pos="5760"/>
+        </w:tabs>
+        <w:ind w:left="5760" w:hanging="360"/>
+      </w:pPr>
+      <w:rPr>
+        <w:rFonts w:ascii="Wingdings" w:hAnsi="Wingdings" w:hint="default"/>
+        <w:sz w:val="20"/>
+      </w:rPr>
+    </w:lvl>
+    <w:lvl w:ilvl="8" w:tentative="1">
+      <w:start w:val="1"/>
+      <w:numFmt w:val="bullet"/>
+      <w:lvlText w:val=""/>
+      <w:lvlJc w:val="left"/>
+      <w:pPr>
+        <w:tabs>
+          <w:tab w:val="num" w:pos="6480"/>
+        </w:tabs>
+        <w:ind w:left="6480" w:hanging="360"/>
+      </w:pPr>
+      <w:rPr>
+        <w:rFonts w:ascii="Wingdings" w:hAnsi="Wingdings" w:hint="default"/>
+        <w:sz w:val="20"/>
+      </w:rPr>
+    </w:lvl>
+  </w:abstractNum>
+  <w:abstractNum w:abstractNumId="2" w15:restartNumberingAfterBreak="0">
     <w:nsid w:val="0A174C13"/>
     <w:multiLevelType w:val="multilevel"/>
     <w:tmpl w:val="66D68A96"/>
@@ -16957,7 +23698,7 @@
       </w:pPr>
     </w:lvl>
   </w:abstractNum>
-  <w:abstractNum w:abstractNumId="2" w15:restartNumberingAfterBreak="0">
+  <w:abstractNum w:abstractNumId="3" w15:restartNumberingAfterBreak="0">
     <w:nsid w:val="0C4158A5"/>
     <w:multiLevelType w:val="multilevel"/>
     <w:tmpl w:val="0BF2AB5E"/>
@@ -17106,7 +23847,7 @@
       </w:rPr>
     </w:lvl>
   </w:abstractNum>
-  <w:abstractNum w:abstractNumId="3" w15:restartNumberingAfterBreak="0">
+  <w:abstractNum w:abstractNumId="4" w15:restartNumberingAfterBreak="0">
     <w:nsid w:val="0EA17770"/>
     <w:multiLevelType w:val="multilevel"/>
     <w:tmpl w:val="AB82329A"/>
@@ -17255,7 +23996,7 @@
       </w:rPr>
     </w:lvl>
   </w:abstractNum>
-  <w:abstractNum w:abstractNumId="4" w15:restartNumberingAfterBreak="0">
+  <w:abstractNum w:abstractNumId="5" w15:restartNumberingAfterBreak="0">
     <w:nsid w:val="12062218"/>
     <w:multiLevelType w:val="multilevel"/>
     <w:tmpl w:val="6EBC7E0A"/>
@@ -17368,7 +24109,7 @@
       </w:pPr>
     </w:lvl>
   </w:abstractNum>
-  <w:abstractNum w:abstractNumId="5" w15:restartNumberingAfterBreak="0">
+  <w:abstractNum w:abstractNumId="6" w15:restartNumberingAfterBreak="0">
     <w:nsid w:val="157A1897"/>
     <w:multiLevelType w:val="multilevel"/>
     <w:tmpl w:val="3880F9A8"/>
@@ -17481,7 +24222,7 @@
       </w:pPr>
     </w:lvl>
   </w:abstractNum>
-  <w:abstractNum w:abstractNumId="6" w15:restartNumberingAfterBreak="0">
+  <w:abstractNum w:abstractNumId="7" w15:restartNumberingAfterBreak="0">
     <w:nsid w:val="1A4B6AD4"/>
     <w:multiLevelType w:val="multilevel"/>
     <w:tmpl w:val="398E6332"/>
@@ -17630,7 +24371,7 @@
       </w:rPr>
     </w:lvl>
   </w:abstractNum>
-  <w:abstractNum w:abstractNumId="7" w15:restartNumberingAfterBreak="0">
+  <w:abstractNum w:abstractNumId="8" w15:restartNumberingAfterBreak="0">
     <w:nsid w:val="214801F4"/>
     <w:multiLevelType w:val="multilevel"/>
     <w:tmpl w:val="304A1392"/>
@@ -17779,7 +24520,7 @@
       </w:rPr>
     </w:lvl>
   </w:abstractNum>
-  <w:abstractNum w:abstractNumId="8" w15:restartNumberingAfterBreak="0">
+  <w:abstractNum w:abstractNumId="9" w15:restartNumberingAfterBreak="0">
     <w:nsid w:val="2448113B"/>
     <w:multiLevelType w:val="multilevel"/>
     <w:tmpl w:val="64EC524E"/>
@@ -17896,7 +24637,7 @@
       </w:pPr>
     </w:lvl>
   </w:abstractNum>
-  <w:abstractNum w:abstractNumId="9" w15:restartNumberingAfterBreak="0">
+  <w:abstractNum w:abstractNumId="10" w15:restartNumberingAfterBreak="0">
     <w:nsid w:val="253469B0"/>
     <w:multiLevelType w:val="multilevel"/>
     <w:tmpl w:val="9F169EFC"/>
@@ -18045,7 +24786,7 @@
       </w:rPr>
     </w:lvl>
   </w:abstractNum>
-  <w:abstractNum w:abstractNumId="10" w15:restartNumberingAfterBreak="0">
+  <w:abstractNum w:abstractNumId="11" w15:restartNumberingAfterBreak="0">
     <w:nsid w:val="25BB320E"/>
     <w:multiLevelType w:val="multilevel"/>
     <w:tmpl w:val="015EBD58"/>
@@ -18194,7 +24935,7 @@
       </w:rPr>
     </w:lvl>
   </w:abstractNum>
-  <w:abstractNum w:abstractNumId="11" w15:restartNumberingAfterBreak="0">
+  <w:abstractNum w:abstractNumId="12" w15:restartNumberingAfterBreak="0">
     <w:nsid w:val="2EAB21C0"/>
     <w:multiLevelType w:val="multilevel"/>
     <w:tmpl w:val="DF6EFE40"/>
@@ -18343,7 +25084,7 @@
       </w:rPr>
     </w:lvl>
   </w:abstractNum>
-  <w:abstractNum w:abstractNumId="12" w15:restartNumberingAfterBreak="0">
+  <w:abstractNum w:abstractNumId="13" w15:restartNumberingAfterBreak="0">
     <w:nsid w:val="3906621C"/>
     <w:multiLevelType w:val="multilevel"/>
     <w:tmpl w:val="21F41A58"/>
@@ -18492,10 +25233,10 @@
       </w:rPr>
     </w:lvl>
   </w:abstractNum>
-  <w:abstractNum w:abstractNumId="13" w15:restartNumberingAfterBreak="0">
-    <w:nsid w:val="3C1F242C"/>
+  <w:abstractNum w:abstractNumId="14" w15:restartNumberingAfterBreak="0">
+    <w:nsid w:val="3A2B50DC"/>
     <w:multiLevelType w:val="multilevel"/>
-    <w:tmpl w:val="B69C2D54"/>
+    <w:tmpl w:val="A0F0C844"/>
     <w:lvl w:ilvl="0">
       <w:start w:val="1"/>
       <w:numFmt w:val="bullet"/>
@@ -18641,7 +25382,156 @@
       </w:rPr>
     </w:lvl>
   </w:abstractNum>
-  <w:abstractNum w:abstractNumId="14" w15:restartNumberingAfterBreak="0">
+  <w:abstractNum w:abstractNumId="15" w15:restartNumberingAfterBreak="0">
+    <w:nsid w:val="3C1F242C"/>
+    <w:multiLevelType w:val="multilevel"/>
+    <w:tmpl w:val="B69C2D54"/>
+    <w:lvl w:ilvl="0">
+      <w:start w:val="1"/>
+      <w:numFmt w:val="bullet"/>
+      <w:lvlText w:val=""/>
+      <w:lvlJc w:val="left"/>
+      <w:pPr>
+        <w:tabs>
+          <w:tab w:val="num" w:pos="720"/>
+        </w:tabs>
+        <w:ind w:left="720" w:hanging="360"/>
+      </w:pPr>
+      <w:rPr>
+        <w:rFonts w:ascii="Symbol" w:hAnsi="Symbol" w:hint="default"/>
+        <w:sz w:val="20"/>
+      </w:rPr>
+    </w:lvl>
+    <w:lvl w:ilvl="1" w:tentative="1">
+      <w:start w:val="1"/>
+      <w:numFmt w:val="bullet"/>
+      <w:lvlText w:val="o"/>
+      <w:lvlJc w:val="left"/>
+      <w:pPr>
+        <w:tabs>
+          <w:tab w:val="num" w:pos="1440"/>
+        </w:tabs>
+        <w:ind w:left="1440" w:hanging="360"/>
+      </w:pPr>
+      <w:rPr>
+        <w:rFonts w:ascii="Courier New" w:hAnsi="Courier New" w:hint="default"/>
+        <w:sz w:val="20"/>
+      </w:rPr>
+    </w:lvl>
+    <w:lvl w:ilvl="2" w:tentative="1">
+      <w:start w:val="1"/>
+      <w:numFmt w:val="bullet"/>
+      <w:lvlText w:val=""/>
+      <w:lvlJc w:val="left"/>
+      <w:pPr>
+        <w:tabs>
+          <w:tab w:val="num" w:pos="2160"/>
+        </w:tabs>
+        <w:ind w:left="2160" w:hanging="360"/>
+      </w:pPr>
+      <w:rPr>
+        <w:rFonts w:ascii="Wingdings" w:hAnsi="Wingdings" w:hint="default"/>
+        <w:sz w:val="20"/>
+      </w:rPr>
+    </w:lvl>
+    <w:lvl w:ilvl="3" w:tentative="1">
+      <w:start w:val="1"/>
+      <w:numFmt w:val="bullet"/>
+      <w:lvlText w:val=""/>
+      <w:lvlJc w:val="left"/>
+      <w:pPr>
+        <w:tabs>
+          <w:tab w:val="num" w:pos="2880"/>
+        </w:tabs>
+        <w:ind w:left="2880" w:hanging="360"/>
+      </w:pPr>
+      <w:rPr>
+        <w:rFonts w:ascii="Wingdings" w:hAnsi="Wingdings" w:hint="default"/>
+        <w:sz w:val="20"/>
+      </w:rPr>
+    </w:lvl>
+    <w:lvl w:ilvl="4" w:tentative="1">
+      <w:start w:val="1"/>
+      <w:numFmt w:val="bullet"/>
+      <w:lvlText w:val=""/>
+      <w:lvlJc w:val="left"/>
+      <w:pPr>
+        <w:tabs>
+          <w:tab w:val="num" w:pos="3600"/>
+        </w:tabs>
+        <w:ind w:left="3600" w:hanging="360"/>
+      </w:pPr>
+      <w:rPr>
+        <w:rFonts w:ascii="Wingdings" w:hAnsi="Wingdings" w:hint="default"/>
+        <w:sz w:val="20"/>
+      </w:rPr>
+    </w:lvl>
+    <w:lvl w:ilvl="5" w:tentative="1">
+      <w:start w:val="1"/>
+      <w:numFmt w:val="bullet"/>
+      <w:lvlText w:val=""/>
+      <w:lvlJc w:val="left"/>
+      <w:pPr>
+        <w:tabs>
+          <w:tab w:val="num" w:pos="4320"/>
+        </w:tabs>
+        <w:ind w:left="4320" w:hanging="360"/>
+      </w:pPr>
+      <w:rPr>
+        <w:rFonts w:ascii="Wingdings" w:hAnsi="Wingdings" w:hint="default"/>
+        <w:sz w:val="20"/>
+      </w:rPr>
+    </w:lvl>
+    <w:lvl w:ilvl="6" w:tentative="1">
+      <w:start w:val="1"/>
+      <w:numFmt w:val="bullet"/>
+      <w:lvlText w:val=""/>
+      <w:lvlJc w:val="left"/>
+      <w:pPr>
+        <w:tabs>
+          <w:tab w:val="num" w:pos="5040"/>
+        </w:tabs>
+        <w:ind w:left="5040" w:hanging="360"/>
+      </w:pPr>
+      <w:rPr>
+        <w:rFonts w:ascii="Wingdings" w:hAnsi="Wingdings" w:hint="default"/>
+        <w:sz w:val="20"/>
+      </w:rPr>
+    </w:lvl>
+    <w:lvl w:ilvl="7" w:tentative="1">
+      <w:start w:val="1"/>
+      <w:numFmt w:val="bullet"/>
+      <w:lvlText w:val=""/>
+      <w:lvlJc w:val="left"/>
+      <w:pPr>
+        <w:tabs>
+          <w:tab w:val="num" w:pos="5760"/>
+        </w:tabs>
+        <w:ind w:left="5760" w:hanging="360"/>
+      </w:pPr>
+      <w:rPr>
+        <w:rFonts w:ascii="Wingdings" w:hAnsi="Wingdings" w:hint="default"/>
+        <w:sz w:val="20"/>
+      </w:rPr>
+    </w:lvl>
+    <w:lvl w:ilvl="8" w:tentative="1">
+      <w:start w:val="1"/>
+      <w:numFmt w:val="bullet"/>
+      <w:lvlText w:val=""/>
+      <w:lvlJc w:val="left"/>
+      <w:pPr>
+        <w:tabs>
+          <w:tab w:val="num" w:pos="6480"/>
+        </w:tabs>
+        <w:ind w:left="6480" w:hanging="360"/>
+      </w:pPr>
+      <w:rPr>
+        <w:rFonts w:ascii="Wingdings" w:hAnsi="Wingdings" w:hint="default"/>
+        <w:sz w:val="20"/>
+      </w:rPr>
+    </w:lvl>
+  </w:abstractNum>
+  <w:abstractNum w:abstractNumId="16" w15:restartNumberingAfterBreak="0">
     <w:nsid w:val="3DB62E29"/>
     <w:multiLevelType w:val="multilevel"/>
     <w:tmpl w:val="0FC0A742"/>
@@ -18758,7 +25648,7 @@
       </w:pPr>
     </w:lvl>
   </w:abstractNum>
-  <w:abstractNum w:abstractNumId="15" w15:restartNumberingAfterBreak="0">
+  <w:abstractNum w:abstractNumId="17" w15:restartNumberingAfterBreak="0">
     <w:nsid w:val="486C0A87"/>
     <w:multiLevelType w:val="multilevel"/>
     <w:tmpl w:val="146824AE"/>
@@ -18907,7 +25797,7 @@
       </w:rPr>
     </w:lvl>
   </w:abstractNum>
-  <w:abstractNum w:abstractNumId="16" w15:restartNumberingAfterBreak="0">
+  <w:abstractNum w:abstractNumId="18" w15:restartNumberingAfterBreak="0">
     <w:nsid w:val="51DD56C4"/>
     <w:multiLevelType w:val="multilevel"/>
     <w:tmpl w:val="D6762D64"/>
@@ -19056,7 +25946,7 @@
       </w:rPr>
     </w:lvl>
   </w:abstractNum>
-  <w:abstractNum w:abstractNumId="17" w15:restartNumberingAfterBreak="0">
+  <w:abstractNum w:abstractNumId="19" w15:restartNumberingAfterBreak="0">
     <w:nsid w:val="52D62A6E"/>
     <w:multiLevelType w:val="multilevel"/>
     <w:tmpl w:val="FF809C42"/>
@@ -19205,7 +26095,7 @@
       </w:rPr>
     </w:lvl>
   </w:abstractNum>
-  <w:abstractNum w:abstractNumId="18" w15:restartNumberingAfterBreak="0">
+  <w:abstractNum w:abstractNumId="20" w15:restartNumberingAfterBreak="0">
     <w:nsid w:val="560E1B34"/>
     <w:multiLevelType w:val="multilevel"/>
     <w:tmpl w:val="832A7A94"/>
@@ -19354,7 +26244,7 @@
       </w:rPr>
     </w:lvl>
   </w:abstractNum>
-  <w:abstractNum w:abstractNumId="19" w15:restartNumberingAfterBreak="0">
+  <w:abstractNum w:abstractNumId="21" w15:restartNumberingAfterBreak="0">
     <w:nsid w:val="5B477551"/>
     <w:multiLevelType w:val="multilevel"/>
     <w:tmpl w:val="E24C0F6A"/>
@@ -19503,7 +26393,7 @@
       </w:rPr>
     </w:lvl>
   </w:abstractNum>
-  <w:abstractNum w:abstractNumId="20" w15:restartNumberingAfterBreak="0">
+  <w:abstractNum w:abstractNumId="22" w15:restartNumberingAfterBreak="0">
     <w:nsid w:val="5ED3095A"/>
     <w:multiLevelType w:val="multilevel"/>
     <w:tmpl w:val="D1BA8958"/>
@@ -19652,7 +26542,7 @@
       </w:rPr>
     </w:lvl>
   </w:abstractNum>
-  <w:abstractNum w:abstractNumId="21" w15:restartNumberingAfterBreak="0">
+  <w:abstractNum w:abstractNumId="23" w15:restartNumberingAfterBreak="0">
     <w:nsid w:val="64CE0DB3"/>
     <w:multiLevelType w:val="multilevel"/>
     <w:tmpl w:val="A092AC14"/>
@@ -19801,7 +26691,7 @@
       </w:rPr>
     </w:lvl>
   </w:abstractNum>
-  <w:abstractNum w:abstractNumId="22" w15:restartNumberingAfterBreak="0">
+  <w:abstractNum w:abstractNumId="24" w15:restartNumberingAfterBreak="0">
     <w:nsid w:val="67D40F48"/>
     <w:multiLevelType w:val="multilevel"/>
     <w:tmpl w:val="EFF4F9CE"/>
@@ -19950,7 +26840,7 @@
       </w:rPr>
     </w:lvl>
   </w:abstractNum>
-  <w:abstractNum w:abstractNumId="23" w15:restartNumberingAfterBreak="0">
+  <w:abstractNum w:abstractNumId="25" w15:restartNumberingAfterBreak="0">
     <w:nsid w:val="68125286"/>
     <w:multiLevelType w:val="hybridMultilevel"/>
     <w:tmpl w:val="0C00D5F8"/>
@@ -20036,7 +26926,156 @@
       </w:pPr>
     </w:lvl>
   </w:abstractNum>
-  <w:abstractNum w:abstractNumId="24" w15:restartNumberingAfterBreak="0">
+  <w:abstractNum w:abstractNumId="26" w15:restartNumberingAfterBreak="0">
+    <w:nsid w:val="6B4B7D67"/>
+    <w:multiLevelType w:val="multilevel"/>
+    <w:tmpl w:val="37226F88"/>
+    <w:lvl w:ilvl="0">
+      <w:start w:val="1"/>
+      <w:numFmt w:val="bullet"/>
+      <w:lvlText w:val=""/>
+      <w:lvlJc w:val="left"/>
+      <w:pPr>
+        <w:tabs>
+          <w:tab w:val="num" w:pos="720"/>
+        </w:tabs>
+        <w:ind w:left="720" w:hanging="360"/>
+      </w:pPr>
+      <w:rPr>
+        <w:rFonts w:ascii="Symbol" w:hAnsi="Symbol" w:hint="default"/>
+        <w:sz w:val="20"/>
+      </w:rPr>
+    </w:lvl>
+    <w:lvl w:ilvl="1" w:tentative="1">
+      <w:start w:val="1"/>
+      <w:numFmt w:val="bullet"/>
+      <w:lvlText w:val="o"/>
+      <w:lvlJc w:val="left"/>
+      <w:pPr>
+        <w:tabs>
+          <w:tab w:val="num" w:pos="1440"/>
+        </w:tabs>
+        <w:ind w:left="1440" w:hanging="360"/>
+      </w:pPr>
+      <w:rPr>
+        <w:rFonts w:ascii="Courier New" w:hAnsi="Courier New" w:hint="default"/>
+        <w:sz w:val="20"/>
+      </w:rPr>
+    </w:lvl>
+    <w:lvl w:ilvl="2" w:tentative="1">
+      <w:start w:val="1"/>
+      <w:numFmt w:val="bullet"/>
+      <w:lvlText w:val=""/>
+      <w:lvlJc w:val="left"/>
+      <w:pPr>
+        <w:tabs>
+          <w:tab w:val="num" w:pos="2160"/>
+        </w:tabs>
+        <w:ind w:left="2160" w:hanging="360"/>
+      </w:pPr>
+      <w:rPr>
+        <w:rFonts w:ascii="Wingdings" w:hAnsi="Wingdings" w:hint="default"/>
+        <w:sz w:val="20"/>
+      </w:rPr>
+    </w:lvl>
+    <w:lvl w:ilvl="3" w:tentative="1">
+      <w:start w:val="1"/>
+      <w:numFmt w:val="bullet"/>
+      <w:lvlText w:val=""/>
+      <w:lvlJc w:val="left"/>
+      <w:pPr>
+        <w:tabs>
+          <w:tab w:val="num" w:pos="2880"/>
+        </w:tabs>
+        <w:ind w:left="2880" w:hanging="360"/>
+      </w:pPr>
+      <w:rPr>
+        <w:rFonts w:ascii="Wingdings" w:hAnsi="Wingdings" w:hint="default"/>
+        <w:sz w:val="20"/>
+      </w:rPr>
+    </w:lvl>
+    <w:lvl w:ilvl="4" w:tentative="1">
+      <w:start w:val="1"/>
+      <w:numFmt w:val="bullet"/>
+      <w:lvlText w:val=""/>
+      <w:lvlJc w:val="left"/>
+      <w:pPr>
+        <w:tabs>
+          <w:tab w:val="num" w:pos="3600"/>
+        </w:tabs>
+        <w:ind w:left="3600" w:hanging="360"/>
+      </w:pPr>
+      <w:rPr>
+        <w:rFonts w:ascii="Wingdings" w:hAnsi="Wingdings" w:hint="default"/>
+        <w:sz w:val="20"/>
+      </w:rPr>
+    </w:lvl>
+    <w:lvl w:ilvl="5" w:tentative="1">
+      <w:start w:val="1"/>
+      <w:numFmt w:val="bullet"/>
+      <w:lvlText w:val=""/>
+      <w:lvlJc w:val="left"/>
+      <w:pPr>
+        <w:tabs>
+          <w:tab w:val="num" w:pos="4320"/>
+        </w:tabs>
+        <w:ind w:left="4320" w:hanging="360"/>
+      </w:pPr>
+      <w:rPr>
+        <w:rFonts w:ascii="Wingdings" w:hAnsi="Wingdings" w:hint="default"/>
+        <w:sz w:val="20"/>
+      </w:rPr>
+    </w:lvl>
+    <w:lvl w:ilvl="6" w:tentative="1">
+      <w:start w:val="1"/>
+      <w:numFmt w:val="bullet"/>
+      <w:lvlText w:val=""/>
+      <w:lvlJc w:val="left"/>
+      <w:pPr>
+        <w:tabs>
+          <w:tab w:val="num" w:pos="5040"/>
+        </w:tabs>
+        <w:ind w:left="5040" w:hanging="360"/>
+      </w:pPr>
+      <w:rPr>
+        <w:rFonts w:ascii="Wingdings" w:hAnsi="Wingdings" w:hint="default"/>
+        <w:sz w:val="20"/>
+      </w:rPr>
+    </w:lvl>
+    <w:lvl w:ilvl="7" w:tentative="1">
+      <w:start w:val="1"/>
+      <w:numFmt w:val="bullet"/>
+      <w:lvlText w:val=""/>
+      <w:lvlJc w:val="left"/>
+      <w:pPr>
+        <w:tabs>
+          <w:tab w:val="num" w:pos="5760"/>
+        </w:tabs>
+        <w:ind w:left="5760" w:hanging="360"/>
+      </w:pPr>
+      <w:rPr>
+        <w:rFonts w:ascii="Wingdings" w:hAnsi="Wingdings" w:hint="default"/>
+        <w:sz w:val="20"/>
+      </w:rPr>
+    </w:lvl>
+    <w:lvl w:ilvl="8" w:tentative="1">
+      <w:start w:val="1"/>
+      <w:numFmt w:val="bullet"/>
+      <w:lvlText w:val=""/>
+      <w:lvlJc w:val="left"/>
+      <w:pPr>
+        <w:tabs>
+          <w:tab w:val="num" w:pos="6480"/>
+        </w:tabs>
+        <w:ind w:left="6480" w:hanging="360"/>
+      </w:pPr>
+      <w:rPr>
+        <w:rFonts w:ascii="Wingdings" w:hAnsi="Wingdings" w:hint="default"/>
+        <w:sz w:val="20"/>
+      </w:rPr>
+    </w:lvl>
+  </w:abstractNum>
+  <w:abstractNum w:abstractNumId="27" w15:restartNumberingAfterBreak="0">
     <w:nsid w:val="71C561F5"/>
     <w:multiLevelType w:val="multilevel"/>
     <w:tmpl w:val="9B626928"/>
@@ -20149,80 +27188,393 @@
       </w:pPr>
     </w:lvl>
   </w:abstractNum>
+  <w:abstractNum w:abstractNumId="28" w15:restartNumberingAfterBreak="0">
+    <w:nsid w:val="76736616"/>
+    <w:multiLevelType w:val="multilevel"/>
+    <w:tmpl w:val="2B547C6E"/>
+    <w:lvl w:ilvl="0">
+      <w:start w:val="1"/>
+      <w:numFmt w:val="bullet"/>
+      <w:lvlText w:val=""/>
+      <w:lvlJc w:val="left"/>
+      <w:pPr>
+        <w:tabs>
+          <w:tab w:val="num" w:pos="720"/>
+        </w:tabs>
+        <w:ind w:left="720" w:hanging="360"/>
+      </w:pPr>
+      <w:rPr>
+        <w:rFonts w:ascii="Symbol" w:hAnsi="Symbol" w:hint="default"/>
+        <w:sz w:val="20"/>
+      </w:rPr>
+    </w:lvl>
+    <w:lvl w:ilvl="1" w:tentative="1">
+      <w:start w:val="1"/>
+      <w:numFmt w:val="bullet"/>
+      <w:lvlText w:val="o"/>
+      <w:lvlJc w:val="left"/>
+      <w:pPr>
+        <w:tabs>
+          <w:tab w:val="num" w:pos="1440"/>
+        </w:tabs>
+        <w:ind w:left="1440" w:hanging="360"/>
+      </w:pPr>
+      <w:rPr>
+        <w:rFonts w:ascii="Courier New" w:hAnsi="Courier New" w:hint="default"/>
+        <w:sz w:val="20"/>
+      </w:rPr>
+    </w:lvl>
+    <w:lvl w:ilvl="2" w:tentative="1">
+      <w:start w:val="1"/>
+      <w:numFmt w:val="bullet"/>
+      <w:lvlText w:val=""/>
+      <w:lvlJc w:val="left"/>
+      <w:pPr>
+        <w:tabs>
+          <w:tab w:val="num" w:pos="2160"/>
+        </w:tabs>
+        <w:ind w:left="2160" w:hanging="360"/>
+      </w:pPr>
+      <w:rPr>
+        <w:rFonts w:ascii="Wingdings" w:hAnsi="Wingdings" w:hint="default"/>
+        <w:sz w:val="20"/>
+      </w:rPr>
+    </w:lvl>
+    <w:lvl w:ilvl="3" w:tentative="1">
+      <w:start w:val="1"/>
+      <w:numFmt w:val="bullet"/>
+      <w:lvlText w:val=""/>
+      <w:lvlJc w:val="left"/>
+      <w:pPr>
+        <w:tabs>
+          <w:tab w:val="num" w:pos="2880"/>
+        </w:tabs>
+        <w:ind w:left="2880" w:hanging="360"/>
+      </w:pPr>
+      <w:rPr>
+        <w:rFonts w:ascii="Wingdings" w:hAnsi="Wingdings" w:hint="default"/>
+        <w:sz w:val="20"/>
+      </w:rPr>
+    </w:lvl>
+    <w:lvl w:ilvl="4" w:tentative="1">
+      <w:start w:val="1"/>
+      <w:numFmt w:val="bullet"/>
+      <w:lvlText w:val=""/>
+      <w:lvlJc w:val="left"/>
+      <w:pPr>
+        <w:tabs>
+          <w:tab w:val="num" w:pos="3600"/>
+        </w:tabs>
+        <w:ind w:left="3600" w:hanging="360"/>
+      </w:pPr>
+      <w:rPr>
+        <w:rFonts w:ascii="Wingdings" w:hAnsi="Wingdings" w:hint="default"/>
+        <w:sz w:val="20"/>
+      </w:rPr>
+    </w:lvl>
+    <w:lvl w:ilvl="5" w:tentative="1">
+      <w:start w:val="1"/>
+      <w:numFmt w:val="bullet"/>
+      <w:lvlText w:val=""/>
+      <w:lvlJc w:val="left"/>
+      <w:pPr>
+        <w:tabs>
+          <w:tab w:val="num" w:pos="4320"/>
+        </w:tabs>
+        <w:ind w:left="4320" w:hanging="360"/>
+      </w:pPr>
+      <w:rPr>
+        <w:rFonts w:ascii="Wingdings" w:hAnsi="Wingdings" w:hint="default"/>
+        <w:sz w:val="20"/>
+      </w:rPr>
+    </w:lvl>
+    <w:lvl w:ilvl="6" w:tentative="1">
+      <w:start w:val="1"/>
+      <w:numFmt w:val="bullet"/>
+      <w:lvlText w:val=""/>
+      <w:lvlJc w:val="left"/>
+      <w:pPr>
+        <w:tabs>
+          <w:tab w:val="num" w:pos="5040"/>
+        </w:tabs>
+        <w:ind w:left="5040" w:hanging="360"/>
+      </w:pPr>
+      <w:rPr>
+        <w:rFonts w:ascii="Wingdings" w:hAnsi="Wingdings" w:hint="default"/>
+        <w:sz w:val="20"/>
+      </w:rPr>
+    </w:lvl>
+    <w:lvl w:ilvl="7" w:tentative="1">
+      <w:start w:val="1"/>
+      <w:numFmt w:val="bullet"/>
+      <w:lvlText w:val=""/>
+      <w:lvlJc w:val="left"/>
+      <w:pPr>
+        <w:tabs>
+          <w:tab w:val="num" w:pos="5760"/>
+        </w:tabs>
+        <w:ind w:left="5760" w:hanging="360"/>
+      </w:pPr>
+      <w:rPr>
+        <w:rFonts w:ascii="Wingdings" w:hAnsi="Wingdings" w:hint="default"/>
+        <w:sz w:val="20"/>
+      </w:rPr>
+    </w:lvl>
+    <w:lvl w:ilvl="8" w:tentative="1">
+      <w:start w:val="1"/>
+      <w:numFmt w:val="bullet"/>
+      <w:lvlText w:val=""/>
+      <w:lvlJc w:val="left"/>
+      <w:pPr>
+        <w:tabs>
+          <w:tab w:val="num" w:pos="6480"/>
+        </w:tabs>
+        <w:ind w:left="6480" w:hanging="360"/>
+      </w:pPr>
+      <w:rPr>
+        <w:rFonts w:ascii="Wingdings" w:hAnsi="Wingdings" w:hint="default"/>
+        <w:sz w:val="20"/>
+      </w:rPr>
+    </w:lvl>
+  </w:abstractNum>
+  <w:abstractNum w:abstractNumId="29" w15:restartNumberingAfterBreak="0">
+    <w:nsid w:val="7FDB4444"/>
+    <w:multiLevelType w:val="multilevel"/>
+    <w:tmpl w:val="59F0AB76"/>
+    <w:lvl w:ilvl="0">
+      <w:start w:val="1"/>
+      <w:numFmt w:val="bullet"/>
+      <w:lvlText w:val=""/>
+      <w:lvlJc w:val="left"/>
+      <w:pPr>
+        <w:tabs>
+          <w:tab w:val="num" w:pos="720"/>
+        </w:tabs>
+        <w:ind w:left="720" w:hanging="360"/>
+      </w:pPr>
+      <w:rPr>
+        <w:rFonts w:ascii="Symbol" w:hAnsi="Symbol" w:hint="default"/>
+        <w:sz w:val="20"/>
+      </w:rPr>
+    </w:lvl>
+    <w:lvl w:ilvl="1" w:tentative="1">
+      <w:start w:val="1"/>
+      <w:numFmt w:val="bullet"/>
+      <w:lvlText w:val="o"/>
+      <w:lvlJc w:val="left"/>
+      <w:pPr>
+        <w:tabs>
+          <w:tab w:val="num" w:pos="1440"/>
+        </w:tabs>
+        <w:ind w:left="1440" w:hanging="360"/>
+      </w:pPr>
+      <w:rPr>
+        <w:rFonts w:ascii="Courier New" w:hAnsi="Courier New" w:hint="default"/>
+        <w:sz w:val="20"/>
+      </w:rPr>
+    </w:lvl>
+    <w:lvl w:ilvl="2" w:tentative="1">
+      <w:start w:val="1"/>
+      <w:numFmt w:val="bullet"/>
+      <w:lvlText w:val=""/>
+      <w:lvlJc w:val="left"/>
+      <w:pPr>
+        <w:tabs>
+          <w:tab w:val="num" w:pos="2160"/>
+        </w:tabs>
+        <w:ind w:left="2160" w:hanging="360"/>
+      </w:pPr>
+      <w:rPr>
+        <w:rFonts w:ascii="Wingdings" w:hAnsi="Wingdings" w:hint="default"/>
+        <w:sz w:val="20"/>
+      </w:rPr>
+    </w:lvl>
+    <w:lvl w:ilvl="3" w:tentative="1">
+      <w:start w:val="1"/>
+      <w:numFmt w:val="bullet"/>
+      <w:lvlText w:val=""/>
+      <w:lvlJc w:val="left"/>
+      <w:pPr>
+        <w:tabs>
+          <w:tab w:val="num" w:pos="2880"/>
+        </w:tabs>
+        <w:ind w:left="2880" w:hanging="360"/>
+      </w:pPr>
+      <w:rPr>
+        <w:rFonts w:ascii="Wingdings" w:hAnsi="Wingdings" w:hint="default"/>
+        <w:sz w:val="20"/>
+      </w:rPr>
+    </w:lvl>
+    <w:lvl w:ilvl="4" w:tentative="1">
+      <w:start w:val="1"/>
+      <w:numFmt w:val="bullet"/>
+      <w:lvlText w:val=""/>
+      <w:lvlJc w:val="left"/>
+      <w:pPr>
+        <w:tabs>
+          <w:tab w:val="num" w:pos="3600"/>
+        </w:tabs>
+        <w:ind w:left="3600" w:hanging="360"/>
+      </w:pPr>
+      <w:rPr>
+        <w:rFonts w:ascii="Wingdings" w:hAnsi="Wingdings" w:hint="default"/>
+        <w:sz w:val="20"/>
+      </w:rPr>
+    </w:lvl>
+    <w:lvl w:ilvl="5" w:tentative="1">
+      <w:start w:val="1"/>
+      <w:numFmt w:val="bullet"/>
+      <w:lvlText w:val=""/>
+      <w:lvlJc w:val="left"/>
+      <w:pPr>
+        <w:tabs>
+          <w:tab w:val="num" w:pos="4320"/>
+        </w:tabs>
+        <w:ind w:left="4320" w:hanging="360"/>
+      </w:pPr>
+      <w:rPr>
+        <w:rFonts w:ascii="Wingdings" w:hAnsi="Wingdings" w:hint="default"/>
+        <w:sz w:val="20"/>
+      </w:rPr>
+    </w:lvl>
+    <w:lvl w:ilvl="6" w:tentative="1">
+      <w:start w:val="1"/>
+      <w:numFmt w:val="bullet"/>
+      <w:lvlText w:val=""/>
+      <w:lvlJc w:val="left"/>
+      <w:pPr>
+        <w:tabs>
+          <w:tab w:val="num" w:pos="5040"/>
+        </w:tabs>
+        <w:ind w:left="5040" w:hanging="360"/>
+      </w:pPr>
+      <w:rPr>
+        <w:rFonts w:ascii="Wingdings" w:hAnsi="Wingdings" w:hint="default"/>
+        <w:sz w:val="20"/>
+      </w:rPr>
+    </w:lvl>
+    <w:lvl w:ilvl="7" w:tentative="1">
+      <w:start w:val="1"/>
+      <w:numFmt w:val="bullet"/>
+      <w:lvlText w:val=""/>
+      <w:lvlJc w:val="left"/>
+      <w:pPr>
+        <w:tabs>
+          <w:tab w:val="num" w:pos="5760"/>
+        </w:tabs>
+        <w:ind w:left="5760" w:hanging="360"/>
+      </w:pPr>
+      <w:rPr>
+        <w:rFonts w:ascii="Wingdings" w:hAnsi="Wingdings" w:hint="default"/>
+        <w:sz w:val="20"/>
+      </w:rPr>
+    </w:lvl>
+    <w:lvl w:ilvl="8" w:tentative="1">
+      <w:start w:val="1"/>
+      <w:numFmt w:val="bullet"/>
+      <w:lvlText w:val=""/>
+      <w:lvlJc w:val="left"/>
+      <w:pPr>
+        <w:tabs>
+          <w:tab w:val="num" w:pos="6480"/>
+        </w:tabs>
+        <w:ind w:left="6480" w:hanging="360"/>
+      </w:pPr>
+      <w:rPr>
+        <w:rFonts w:ascii="Wingdings" w:hAnsi="Wingdings" w:hint="default"/>
+        <w:sz w:val="20"/>
+      </w:rPr>
+    </w:lvl>
+  </w:abstractNum>
   <w:num w:numId="1" w16cid:durableId="2019964580">
+    <w:abstractNumId w:val="25"/>
+  </w:num>
+  <w:num w:numId="2" w16cid:durableId="85227932">
+    <w:abstractNumId w:val="16"/>
+  </w:num>
+  <w:num w:numId="3" w16cid:durableId="1774472610">
+    <w:abstractNumId w:val="9"/>
+  </w:num>
+  <w:num w:numId="4" w16cid:durableId="577902537">
+    <w:abstractNumId w:val="2"/>
+  </w:num>
+  <w:num w:numId="5" w16cid:durableId="1853256441">
+    <w:abstractNumId w:val="5"/>
+  </w:num>
+  <w:num w:numId="6" w16cid:durableId="531767482">
+    <w:abstractNumId w:val="1"/>
+  </w:num>
+  <w:num w:numId="7" w16cid:durableId="692804284">
+    <w:abstractNumId w:val="15"/>
+  </w:num>
+  <w:num w:numId="8" w16cid:durableId="53087000">
+    <w:abstractNumId w:val="7"/>
+  </w:num>
+  <w:num w:numId="9" w16cid:durableId="1462111224">
+    <w:abstractNumId w:val="17"/>
+  </w:num>
+  <w:num w:numId="10" w16cid:durableId="1275601336">
+    <w:abstractNumId w:val="22"/>
+  </w:num>
+  <w:num w:numId="11" w16cid:durableId="67769208">
+    <w:abstractNumId w:val="13"/>
+  </w:num>
+  <w:num w:numId="12" w16cid:durableId="1252003425">
+    <w:abstractNumId w:val="10"/>
+  </w:num>
+  <w:num w:numId="13" w16cid:durableId="285166135">
+    <w:abstractNumId w:val="19"/>
+  </w:num>
+  <w:num w:numId="14" w16cid:durableId="2061319850">
+    <w:abstractNumId w:val="20"/>
+  </w:num>
+  <w:num w:numId="15" w16cid:durableId="1000155328">
+    <w:abstractNumId w:val="12"/>
+  </w:num>
+  <w:num w:numId="16" w16cid:durableId="1389718922">
+    <w:abstractNumId w:val="3"/>
+  </w:num>
+  <w:num w:numId="17" w16cid:durableId="1917668550">
+    <w:abstractNumId w:val="24"/>
+  </w:num>
+  <w:num w:numId="18" w16cid:durableId="1458448966">
+    <w:abstractNumId w:val="27"/>
+  </w:num>
+  <w:num w:numId="19" w16cid:durableId="1440763132">
+    <w:abstractNumId w:val="21"/>
+  </w:num>
+  <w:num w:numId="20" w16cid:durableId="66536749">
+    <w:abstractNumId w:val="8"/>
+  </w:num>
+  <w:num w:numId="21" w16cid:durableId="653220090">
+    <w:abstractNumId w:val="6"/>
+  </w:num>
+  <w:num w:numId="22" w16cid:durableId="117602987">
     <w:abstractNumId w:val="23"/>
   </w:num>
-  <w:num w:numId="2" w16cid:durableId="85227932">
+  <w:num w:numId="23" w16cid:durableId="903949426">
+    <w:abstractNumId w:val="11"/>
+  </w:num>
+  <w:num w:numId="24" w16cid:durableId="1658726741">
+    <w:abstractNumId w:val="18"/>
+  </w:num>
+  <w:num w:numId="25" w16cid:durableId="1526288570">
+    <w:abstractNumId w:val="4"/>
+  </w:num>
+  <w:num w:numId="26" w16cid:durableId="542249811">
+    <w:abstractNumId w:val="29"/>
+  </w:num>
+  <w:num w:numId="27" w16cid:durableId="1823161308">
+    <w:abstractNumId w:val="0"/>
+  </w:num>
+  <w:num w:numId="28" w16cid:durableId="722019893">
     <w:abstractNumId w:val="14"/>
   </w:num>
-  <w:num w:numId="3" w16cid:durableId="1774472610">
-    <w:abstractNumId w:val="8"/>
+  <w:num w:numId="29" w16cid:durableId="378551452">
+    <w:abstractNumId w:val="28"/>
   </w:num>
-  <w:num w:numId="4" w16cid:durableId="577902537">
-    <w:abstractNumId w:val="1"/>
-  </w:num>
-  <w:num w:numId="5" w16cid:durableId="1853256441">
-    <w:abstractNumId w:val="4"/>
-  </w:num>
-  <w:num w:numId="6" w16cid:durableId="531767482">
-    <w:abstractNumId w:val="0"/>
-  </w:num>
-  <w:num w:numId="7" w16cid:durableId="692804284">
-    <w:abstractNumId w:val="13"/>
-  </w:num>
-  <w:num w:numId="8" w16cid:durableId="53087000">
-    <w:abstractNumId w:val="6"/>
-  </w:num>
-  <w:num w:numId="9" w16cid:durableId="1462111224">
-    <w:abstractNumId w:val="15"/>
-  </w:num>
-  <w:num w:numId="10" w16cid:durableId="1275601336">
-    <w:abstractNumId w:val="20"/>
-  </w:num>
-  <w:num w:numId="11" w16cid:durableId="67769208">
-    <w:abstractNumId w:val="12"/>
-  </w:num>
-  <w:num w:numId="12" w16cid:durableId="1252003425">
-    <w:abstractNumId w:val="9"/>
-  </w:num>
-  <w:num w:numId="13" w16cid:durableId="285166135">
-    <w:abstractNumId w:val="17"/>
-  </w:num>
-  <w:num w:numId="14" w16cid:durableId="2061319850">
-    <w:abstractNumId w:val="18"/>
-  </w:num>
-  <w:num w:numId="15" w16cid:durableId="1000155328">
-    <w:abstractNumId w:val="11"/>
-  </w:num>
-  <w:num w:numId="16" w16cid:durableId="1389718922">
-    <w:abstractNumId w:val="2"/>
-  </w:num>
-  <w:num w:numId="17" w16cid:durableId="1917668550">
-    <w:abstractNumId w:val="22"/>
-  </w:num>
-  <w:num w:numId="18" w16cid:durableId="1458448966">
-    <w:abstractNumId w:val="24"/>
-  </w:num>
-  <w:num w:numId="19" w16cid:durableId="1440763132">
-    <w:abstractNumId w:val="19"/>
-  </w:num>
-  <w:num w:numId="20" w16cid:durableId="66536749">
-    <w:abstractNumId w:val="7"/>
-  </w:num>
-  <w:num w:numId="21" w16cid:durableId="653220090">
-    <w:abstractNumId w:val="5"/>
-  </w:num>
-  <w:num w:numId="22" w16cid:durableId="117602987">
-    <w:abstractNumId w:val="21"/>
-  </w:num>
-  <w:num w:numId="23" w16cid:durableId="903949426">
-    <w:abstractNumId w:val="10"/>
-  </w:num>
-  <w:num w:numId="24" w16cid:durableId="1658726741">
-    <w:abstractNumId w:val="16"/>
-  </w:num>
-  <w:num w:numId="25" w16cid:durableId="1526288570">
-    <w:abstractNumId w:val="3"/>
+  <w:num w:numId="30" w16cid:durableId="730007690">
+    <w:abstractNumId w:val="26"/>
   </w:num>
 </w:numbering>
 </file>
@@ -21167,6 +28519,29 @@
       <w:spacing w:val="5"/>
     </w:rPr>
   </w:style>
+  <w:style w:type="character" w:styleId="ae">
+    <w:name w:val="Hyperlink"/>
+    <w:basedOn w:val="a0"/>
+    <w:uiPriority w:val="99"/>
+    <w:unhideWhenUsed/>
+    <w:rsid w:val="00592FCE"/>
+    <w:rPr>
+      <w:color w:val="467886" w:themeColor="hyperlink"/>
+      <w:u w:val="single"/>
+    </w:rPr>
+  </w:style>
+  <w:style w:type="character" w:styleId="af">
+    <w:name w:val="Unresolved Mention"/>
+    <w:basedOn w:val="a0"/>
+    <w:uiPriority w:val="99"/>
+    <w:semiHidden/>
+    <w:unhideWhenUsed/>
+    <w:rsid w:val="00592FCE"/>
+    <w:rPr>
+      <w:color w:val="605E5C"/>
+      <w:shd w:val="clear" w:color="auto" w:fill="E1DFDD"/>
+    </w:rPr>
+  </w:style>
 </w:styles>
 </file>
 
